--- a/rediseno_2026/4.5 Itinerarios formateados y corregidos/MAT-102 Matemáticas Financieras.docx
+++ b/rediseno_2026/4.5 Itinerarios formateados y corregidos/MAT-102 Matemáticas Financieras.docx
@@ -85,8 +85,10 @@
         </w:tblBorders>
         <w:tblLayout w:type="fixed"/>
         <w:tblCellMar>
-          <w:left w:w="10" w:type="dxa"/>
-          <w:right w:w="10" w:type="dxa"/>
+          <w:top w:w="40" w:type="dxa"/>
+          <w:left w:w="90" w:type="dxa"/>
+          <w:bottom w:w="40" w:type="dxa"/>
+          <w:right w:w="90" w:type="dxa"/>
         </w:tblCellMar>
         <w:tblLook w:val="0000" w:firstRow="0" w:lastRow="0" w:firstColumn="0" w:lastColumn="0" w:noHBand="0" w:noVBand="0"/>
       </w:tblPr>
@@ -120,12 +122,6 @@
               <w:right w:val="single" w:sz="6" w:space="0" w:color="1F3864"/>
             </w:tcBorders>
             <w:shd w:val="clear" w:color="auto" w:fill="4472C4"/>
-            <w:tcMar>
-              <w:top w:w="50" w:type="dxa"/>
-              <w:left w:w="90" w:type="dxa"/>
-              <w:bottom w:w="50" w:type="dxa"/>
-              <w:right w:w="90" w:type="dxa"/>
-            </w:tcMar>
             <w:vAlign w:val="center"/>
           </w:tcPr>
           <w:p>
@@ -166,12 +162,6 @@
               <w:right w:val="single" w:sz="6" w:space="0" w:color="1F3864"/>
             </w:tcBorders>
             <w:shd w:val="clear" w:color="auto" w:fill="4472C4"/>
-            <w:tcMar>
-              <w:top w:w="50" w:type="dxa"/>
-              <w:left w:w="90" w:type="dxa"/>
-              <w:bottom w:w="50" w:type="dxa"/>
-              <w:right w:w="90" w:type="dxa"/>
-            </w:tcMar>
             <w:vAlign w:val="center"/>
           </w:tcPr>
           <w:p>
@@ -212,12 +202,6 @@
               <w:right w:val="single" w:sz="6" w:space="0" w:color="1F3864"/>
             </w:tcBorders>
             <w:shd w:val="clear" w:color="auto" w:fill="4472C4"/>
-            <w:tcMar>
-              <w:top w:w="50" w:type="dxa"/>
-              <w:left w:w="90" w:type="dxa"/>
-              <w:bottom w:w="50" w:type="dxa"/>
-              <w:right w:w="90" w:type="dxa"/>
-            </w:tcMar>
             <w:vAlign w:val="center"/>
           </w:tcPr>
           <w:p>
@@ -258,12 +242,6 @@
               <w:right w:val="single" w:sz="6" w:space="0" w:color="1F3864"/>
             </w:tcBorders>
             <w:shd w:val="clear" w:color="auto" w:fill="4472C4"/>
-            <w:tcMar>
-              <w:top w:w="50" w:type="dxa"/>
-              <w:left w:w="90" w:type="dxa"/>
-              <w:bottom w:w="50" w:type="dxa"/>
-              <w:right w:w="90" w:type="dxa"/>
-            </w:tcMar>
             <w:vAlign w:val="center"/>
           </w:tcPr>
           <w:p>
@@ -306,12 +284,6 @@
               <w:right w:val="single" w:sz="6" w:space="0" w:color="1F3864"/>
             </w:tcBorders>
             <w:shd w:val="clear" w:color="auto" w:fill="4472C4"/>
-            <w:tcMar>
-              <w:top w:w="50" w:type="dxa"/>
-              <w:left w:w="90" w:type="dxa"/>
-              <w:bottom w:w="50" w:type="dxa"/>
-              <w:right w:w="90" w:type="dxa"/>
-            </w:tcMar>
             <w:vAlign w:val="center"/>
           </w:tcPr>
           <w:p>
@@ -352,12 +324,6 @@
               <w:right w:val="single" w:sz="6" w:space="0" w:color="1F3864"/>
             </w:tcBorders>
             <w:shd w:val="clear" w:color="auto" w:fill="4472C4"/>
-            <w:tcMar>
-              <w:top w:w="50" w:type="dxa"/>
-              <w:left w:w="90" w:type="dxa"/>
-              <w:bottom w:w="50" w:type="dxa"/>
-              <w:right w:w="90" w:type="dxa"/>
-            </w:tcMar>
             <w:vAlign w:val="center"/>
           </w:tcPr>
           <w:p>
@@ -398,12 +364,6 @@
               <w:right w:val="single" w:sz="6" w:space="0" w:color="1F3864"/>
             </w:tcBorders>
             <w:shd w:val="clear" w:color="auto" w:fill="4472C4"/>
-            <w:tcMar>
-              <w:top w:w="50" w:type="dxa"/>
-              <w:left w:w="90" w:type="dxa"/>
-              <w:bottom w:w="50" w:type="dxa"/>
-              <w:right w:w="90" w:type="dxa"/>
-            </w:tcMar>
             <w:vAlign w:val="center"/>
           </w:tcPr>
           <w:p>
@@ -444,12 +404,6 @@
               <w:right w:val="single" w:sz="6" w:space="0" w:color="1F3864"/>
             </w:tcBorders>
             <w:shd w:val="clear" w:color="auto" w:fill="4472C4"/>
-            <w:tcMar>
-              <w:top w:w="50" w:type="dxa"/>
-              <w:left w:w="90" w:type="dxa"/>
-              <w:bottom w:w="50" w:type="dxa"/>
-              <w:right w:w="90" w:type="dxa"/>
-            </w:tcMar>
             <w:vAlign w:val="center"/>
           </w:tcPr>
           <w:p>
@@ -492,12 +446,6 @@
               <w:right w:val="single" w:sz="6" w:space="0" w:color="1F3864"/>
             </w:tcBorders>
             <w:shd w:val="clear" w:color="auto" w:fill="4472C4"/>
-            <w:tcMar>
-              <w:top w:w="50" w:type="dxa"/>
-              <w:left w:w="90" w:type="dxa"/>
-              <w:bottom w:w="50" w:type="dxa"/>
-              <w:right w:w="90" w:type="dxa"/>
-            </w:tcMar>
             <w:vAlign w:val="center"/>
           </w:tcPr>
           <w:p>
@@ -538,12 +486,6 @@
               <w:right w:val="single" w:sz="6" w:space="0" w:color="1F3864"/>
             </w:tcBorders>
             <w:shd w:val="clear" w:color="auto" w:fill="4472C4"/>
-            <w:tcMar>
-              <w:top w:w="50" w:type="dxa"/>
-              <w:left w:w="90" w:type="dxa"/>
-              <w:bottom w:w="50" w:type="dxa"/>
-              <w:right w:w="90" w:type="dxa"/>
-            </w:tcMar>
             <w:vAlign w:val="center"/>
           </w:tcPr>
           <w:p>
@@ -585,12 +527,6 @@
               <w:right w:val="single" w:sz="6" w:space="0" w:color="1F3864"/>
             </w:tcBorders>
             <w:shd w:val="clear" w:color="auto" w:fill="4472C4"/>
-            <w:tcMar>
-              <w:top w:w="50" w:type="dxa"/>
-              <w:left w:w="90" w:type="dxa"/>
-              <w:bottom w:w="50" w:type="dxa"/>
-              <w:right w:w="90" w:type="dxa"/>
-            </w:tcMar>
             <w:vAlign w:val="center"/>
           </w:tcPr>
           <w:p>
@@ -630,12 +566,6 @@
               <w:right w:val="single" w:sz="6" w:space="0" w:color="1F3864"/>
             </w:tcBorders>
             <w:shd w:val="clear" w:color="auto" w:fill="4472C4"/>
-            <w:tcMar>
-              <w:top w:w="50" w:type="dxa"/>
-              <w:left w:w="90" w:type="dxa"/>
-              <w:bottom w:w="50" w:type="dxa"/>
-              <w:right w:w="90" w:type="dxa"/>
-            </w:tcMar>
             <w:vAlign w:val="center"/>
           </w:tcPr>
           <w:p>
@@ -675,12 +605,6 @@
               <w:right w:val="single" w:sz="6" w:space="0" w:color="1F3864"/>
             </w:tcBorders>
             <w:shd w:val="clear" w:color="auto" w:fill="4472C4"/>
-            <w:tcMar>
-              <w:top w:w="50" w:type="dxa"/>
-              <w:left w:w="90" w:type="dxa"/>
-              <w:bottom w:w="50" w:type="dxa"/>
-              <w:right w:w="90" w:type="dxa"/>
-            </w:tcMar>
             <w:vAlign w:val="center"/>
           </w:tcPr>
           <w:p>
@@ -720,12 +644,6 @@
               <w:right w:val="single" w:sz="6" w:space="0" w:color="1F3864"/>
             </w:tcBorders>
             <w:shd w:val="clear" w:color="auto" w:fill="4472C4"/>
-            <w:tcMar>
-              <w:top w:w="50" w:type="dxa"/>
-              <w:left w:w="90" w:type="dxa"/>
-              <w:bottom w:w="50" w:type="dxa"/>
-              <w:right w:w="90" w:type="dxa"/>
-            </w:tcMar>
             <w:vAlign w:val="center"/>
           </w:tcPr>
           <w:p>
@@ -765,12 +683,6 @@
               <w:right w:val="single" w:sz="6" w:space="0" w:color="1F3864"/>
             </w:tcBorders>
             <w:shd w:val="clear" w:color="auto" w:fill="4472C4"/>
-            <w:tcMar>
-              <w:top w:w="50" w:type="dxa"/>
-              <w:left w:w="90" w:type="dxa"/>
-              <w:bottom w:w="50" w:type="dxa"/>
-              <w:right w:w="90" w:type="dxa"/>
-            </w:tcMar>
             <w:vAlign w:val="center"/>
           </w:tcPr>
           <w:p>
@@ -810,12 +722,6 @@
               <w:right w:val="single" w:sz="6" w:space="0" w:color="1F3864"/>
             </w:tcBorders>
             <w:shd w:val="clear" w:color="auto" w:fill="4472C4"/>
-            <w:tcMar>
-              <w:top w:w="50" w:type="dxa"/>
-              <w:left w:w="90" w:type="dxa"/>
-              <w:bottom w:w="50" w:type="dxa"/>
-              <w:right w:w="90" w:type="dxa"/>
-            </w:tcMar>
             <w:vAlign w:val="center"/>
           </w:tcPr>
           <w:p>
@@ -856,12 +762,6 @@
               <w:right w:val="single" w:sz="6" w:space="0" w:color="1F3864"/>
             </w:tcBorders>
             <w:shd w:val="clear" w:color="auto" w:fill="D9E2F3"/>
-            <w:tcMar>
-              <w:top w:w="50" w:type="dxa"/>
-              <w:left w:w="90" w:type="dxa"/>
-              <w:bottom w:w="50" w:type="dxa"/>
-              <w:right w:w="90" w:type="dxa"/>
-            </w:tcMar>
             <w:vAlign w:val="center"/>
           </w:tcPr>
           <w:p>
@@ -896,12 +796,6 @@
               <w:right w:val="single" w:sz="6" w:space="0" w:color="1F3864"/>
             </w:tcBorders>
             <w:shd w:val="clear" w:color="auto" w:fill="D9E2F3"/>
-            <w:tcMar>
-              <w:top w:w="50" w:type="dxa"/>
-              <w:left w:w="90" w:type="dxa"/>
-              <w:bottom w:w="50" w:type="dxa"/>
-              <w:right w:w="90" w:type="dxa"/>
-            </w:tcMar>
             <w:vAlign w:val="center"/>
           </w:tcPr>
           <w:p>
@@ -935,12 +829,6 @@
               <w:right w:val="single" w:sz="6" w:space="0" w:color="1F3864"/>
             </w:tcBorders>
             <w:shd w:val="clear" w:color="auto" w:fill="D9E2F3"/>
-            <w:tcMar>
-              <w:top w:w="50" w:type="dxa"/>
-              <w:left w:w="90" w:type="dxa"/>
-              <w:bottom w:w="50" w:type="dxa"/>
-              <w:right w:w="90" w:type="dxa"/>
-            </w:tcMar>
             <w:vAlign w:val="center"/>
           </w:tcPr>
           <w:p>
@@ -974,12 +862,6 @@
               <w:right w:val="single" w:sz="6" w:space="0" w:color="1F3864"/>
             </w:tcBorders>
             <w:shd w:val="clear" w:color="auto" w:fill="D9E2F3"/>
-            <w:tcMar>
-              <w:top w:w="50" w:type="dxa"/>
-              <w:left w:w="90" w:type="dxa"/>
-              <w:bottom w:w="50" w:type="dxa"/>
-              <w:right w:w="90" w:type="dxa"/>
-            </w:tcMar>
             <w:vAlign w:val="center"/>
           </w:tcPr>
           <w:p>
@@ -1013,12 +895,6 @@
               <w:right w:val="single" w:sz="6" w:space="0" w:color="1F3864"/>
             </w:tcBorders>
             <w:shd w:val="clear" w:color="auto" w:fill="D9E2F3"/>
-            <w:tcMar>
-              <w:top w:w="50" w:type="dxa"/>
-              <w:left w:w="90" w:type="dxa"/>
-              <w:bottom w:w="50" w:type="dxa"/>
-              <w:right w:w="90" w:type="dxa"/>
-            </w:tcMar>
             <w:vAlign w:val="center"/>
           </w:tcPr>
           <w:p>
@@ -1052,12 +928,6 @@
               <w:right w:val="single" w:sz="6" w:space="0" w:color="1F3864"/>
             </w:tcBorders>
             <w:shd w:val="clear" w:color="auto" w:fill="D9E2F3"/>
-            <w:tcMar>
-              <w:top w:w="50" w:type="dxa"/>
-              <w:left w:w="90" w:type="dxa"/>
-              <w:bottom w:w="50" w:type="dxa"/>
-              <w:right w:w="90" w:type="dxa"/>
-            </w:tcMar>
             <w:vAlign w:val="center"/>
           </w:tcPr>
           <w:p>
@@ -1091,12 +961,6 @@
               <w:right w:val="single" w:sz="6" w:space="0" w:color="1F3864"/>
             </w:tcBorders>
             <w:shd w:val="clear" w:color="auto" w:fill="D9E2F3"/>
-            <w:tcMar>
-              <w:top w:w="50" w:type="dxa"/>
-              <w:left w:w="90" w:type="dxa"/>
-              <w:bottom w:w="50" w:type="dxa"/>
-              <w:right w:w="90" w:type="dxa"/>
-            </w:tcMar>
             <w:vAlign w:val="center"/>
           </w:tcPr>
           <w:p>
@@ -1156,12 +1020,6 @@
               <w:right w:val="single" w:sz="6" w:space="0" w:color="1F3864"/>
             </w:tcBorders>
             <w:shd w:val="clear" w:color="auto" w:fill="4472C4"/>
-            <w:tcMar>
-              <w:top w:w="50" w:type="dxa"/>
-              <w:left w:w="90" w:type="dxa"/>
-              <w:bottom w:w="50" w:type="dxa"/>
-              <w:right w:w="90" w:type="dxa"/>
-            </w:tcMar>
             <w:vAlign w:val="center"/>
           </w:tcPr>
           <w:p>
@@ -1204,12 +1062,6 @@
               <w:right w:val="single" w:sz="6" w:space="0" w:color="1F3864"/>
             </w:tcBorders>
             <w:shd w:val="clear" w:color="auto" w:fill="D9E2F3"/>
-            <w:tcMar>
-              <w:top w:w="50" w:type="dxa"/>
-              <w:left w:w="90" w:type="dxa"/>
-              <w:bottom w:w="50" w:type="dxa"/>
-              <w:right w:w="90" w:type="dxa"/>
-            </w:tcMar>
             <w:vAlign w:val="center"/>
           </w:tcPr>
           <w:p>
@@ -1246,12 +1098,6 @@
               <w:right w:val="single" w:sz="6" w:space="0" w:color="1F3864"/>
             </w:tcBorders>
             <w:shd w:val="clear" w:color="auto" w:fill="D9E2F3"/>
-            <w:tcMar>
-              <w:top w:w="50" w:type="dxa"/>
-              <w:left w:w="90" w:type="dxa"/>
-              <w:bottom w:w="50" w:type="dxa"/>
-              <w:right w:w="90" w:type="dxa"/>
-            </w:tcMar>
             <w:vAlign w:val="center"/>
           </w:tcPr>
           <w:p>
@@ -1299,12 +1145,6 @@
               <w:right w:val="single" w:sz="6" w:space="0" w:color="1F3864"/>
             </w:tcBorders>
             <w:shd w:val="clear" w:color="auto" w:fill="4472C4"/>
-            <w:tcMar>
-              <w:top w:w="50" w:type="dxa"/>
-              <w:left w:w="90" w:type="dxa"/>
-              <w:bottom w:w="50" w:type="dxa"/>
-              <w:right w:w="90" w:type="dxa"/>
-            </w:tcMar>
             <w:vAlign w:val="center"/>
           </w:tcPr>
           <w:p>
@@ -1345,12 +1185,6 @@
               <w:right w:val="single" w:sz="6" w:space="0" w:color="1F3864"/>
             </w:tcBorders>
             <w:shd w:val="clear" w:color="auto" w:fill="4472C4"/>
-            <w:tcMar>
-              <w:top w:w="50" w:type="dxa"/>
-              <w:left w:w="90" w:type="dxa"/>
-              <w:bottom w:w="50" w:type="dxa"/>
-              <w:right w:w="90" w:type="dxa"/>
-            </w:tcMar>
             <w:vAlign w:val="center"/>
           </w:tcPr>
           <w:p>
@@ -1391,12 +1225,6 @@
               <w:right w:val="single" w:sz="6" w:space="0" w:color="1F3864"/>
             </w:tcBorders>
             <w:shd w:val="clear" w:color="auto" w:fill="4472C4"/>
-            <w:tcMar>
-              <w:top w:w="50" w:type="dxa"/>
-              <w:left w:w="90" w:type="dxa"/>
-              <w:bottom w:w="50" w:type="dxa"/>
-              <w:right w:w="90" w:type="dxa"/>
-            </w:tcMar>
             <w:vAlign w:val="center"/>
           </w:tcPr>
           <w:p>
@@ -1441,12 +1269,6 @@
               <w:right w:val="single" w:sz="6" w:space="0" w:color="1F3864"/>
             </w:tcBorders>
             <w:shd w:val="clear" w:color="auto" w:fill="D9E2F3"/>
-            <w:tcMar>
-              <w:top w:w="50" w:type="dxa"/>
-              <w:left w:w="90" w:type="dxa"/>
-              <w:bottom w:w="50" w:type="dxa"/>
-              <w:right w:w="90" w:type="dxa"/>
-            </w:tcMar>
             <w:vAlign w:val="center"/>
           </w:tcPr>
           <w:p>
@@ -1479,12 +1301,6 @@
               <w:right w:val="single" w:sz="6" w:space="0" w:color="1F3864"/>
             </w:tcBorders>
             <w:shd w:val="clear" w:color="auto" w:fill="D9E2F3"/>
-            <w:tcMar>
-              <w:top w:w="50" w:type="dxa"/>
-              <w:left w:w="90" w:type="dxa"/>
-              <w:bottom w:w="50" w:type="dxa"/>
-              <w:right w:w="90" w:type="dxa"/>
-            </w:tcMar>
             <w:vAlign w:val="center"/>
           </w:tcPr>
           <w:p>
@@ -1517,12 +1333,6 @@
               <w:right w:val="single" w:sz="6" w:space="0" w:color="1F3864"/>
             </w:tcBorders>
             <w:shd w:val="clear" w:color="auto" w:fill="D9E2F3"/>
-            <w:tcMar>
-              <w:top w:w="50" w:type="dxa"/>
-              <w:left w:w="90" w:type="dxa"/>
-              <w:bottom w:w="50" w:type="dxa"/>
-              <w:right w:w="90" w:type="dxa"/>
-            </w:tcMar>
             <w:vAlign w:val="center"/>
           </w:tcPr>
           <w:p>
@@ -1592,12 +1402,6 @@
               <w:right w:val="single" w:sz="6" w:space="0" w:color="1F3864"/>
             </w:tcBorders>
             <w:shd w:val="clear" w:color="auto" w:fill="D9E2F3"/>
-            <w:tcMar>
-              <w:top w:w="50" w:type="dxa"/>
-              <w:left w:w="90" w:type="dxa"/>
-              <w:bottom w:w="50" w:type="dxa"/>
-              <w:right w:w="90" w:type="dxa"/>
-            </w:tcMar>
             <w:vAlign w:val="center"/>
           </w:tcPr>
           <w:p>
@@ -1630,12 +1434,6 @@
               <w:right w:val="single" w:sz="6" w:space="0" w:color="1F3864"/>
             </w:tcBorders>
             <w:shd w:val="clear" w:color="auto" w:fill="D9E2F3"/>
-            <w:tcMar>
-              <w:top w:w="50" w:type="dxa"/>
-              <w:left w:w="90" w:type="dxa"/>
-              <w:bottom w:w="50" w:type="dxa"/>
-              <w:right w:w="90" w:type="dxa"/>
-            </w:tcMar>
             <w:vAlign w:val="center"/>
           </w:tcPr>
           <w:p>
@@ -1682,12 +1480,6 @@
               <w:right w:val="single" w:sz="6" w:space="0" w:color="1F3864"/>
             </w:tcBorders>
             <w:shd w:val="clear" w:color="auto" w:fill="D9E2F3"/>
-            <w:tcMar>
-              <w:top w:w="50" w:type="dxa"/>
-              <w:left w:w="90" w:type="dxa"/>
-              <w:bottom w:w="50" w:type="dxa"/>
-              <w:right w:w="90" w:type="dxa"/>
-            </w:tcMar>
             <w:vAlign w:val="center"/>
           </w:tcPr>
           <w:p>
@@ -1720,12 +1512,6 @@
               <w:right w:val="single" w:sz="6" w:space="0" w:color="1F3864"/>
             </w:tcBorders>
             <w:shd w:val="clear" w:color="auto" w:fill="D9E2F3"/>
-            <w:tcMar>
-              <w:top w:w="50" w:type="dxa"/>
-              <w:left w:w="90" w:type="dxa"/>
-              <w:bottom w:w="50" w:type="dxa"/>
-              <w:right w:w="90" w:type="dxa"/>
-            </w:tcMar>
             <w:vAlign w:val="center"/>
           </w:tcPr>
           <w:p>
@@ -1758,12 +1544,6 @@
               <w:right w:val="single" w:sz="6" w:space="0" w:color="1F3864"/>
             </w:tcBorders>
             <w:shd w:val="clear" w:color="auto" w:fill="D9E2F3"/>
-            <w:tcMar>
-              <w:top w:w="50" w:type="dxa"/>
-              <w:left w:w="90" w:type="dxa"/>
-              <w:bottom w:w="50" w:type="dxa"/>
-              <w:right w:w="90" w:type="dxa"/>
-            </w:tcMar>
             <w:vAlign w:val="center"/>
           </w:tcPr>
           <w:p>
@@ -1833,12 +1613,6 @@
               <w:right w:val="single" w:sz="6" w:space="0" w:color="1F3864"/>
             </w:tcBorders>
             <w:shd w:val="clear" w:color="auto" w:fill="D9E2F3"/>
-            <w:tcMar>
-              <w:top w:w="50" w:type="dxa"/>
-              <w:left w:w="90" w:type="dxa"/>
-              <w:bottom w:w="50" w:type="dxa"/>
-              <w:right w:w="90" w:type="dxa"/>
-            </w:tcMar>
             <w:vAlign w:val="center"/>
           </w:tcPr>
           <w:p>
@@ -1871,12 +1645,6 @@
               <w:right w:val="single" w:sz="6" w:space="0" w:color="1F3864"/>
             </w:tcBorders>
             <w:shd w:val="clear" w:color="auto" w:fill="D9E2F3"/>
-            <w:tcMar>
-              <w:top w:w="50" w:type="dxa"/>
-              <w:left w:w="90" w:type="dxa"/>
-              <w:bottom w:w="50" w:type="dxa"/>
-              <w:right w:w="90" w:type="dxa"/>
-            </w:tcMar>
             <w:vAlign w:val="center"/>
           </w:tcPr>
           <w:p>
@@ -1921,12 +1689,6 @@
               <w:right w:val="single" w:sz="6" w:space="0" w:color="1F3864"/>
             </w:tcBorders>
             <w:shd w:val="clear" w:color="auto" w:fill="4472C4"/>
-            <w:tcMar>
-              <w:top w:w="50" w:type="dxa"/>
-              <w:left w:w="90" w:type="dxa"/>
-              <w:bottom w:w="50" w:type="dxa"/>
-              <w:right w:w="90" w:type="dxa"/>
-            </w:tcMar>
             <w:vAlign w:val="center"/>
           </w:tcPr>
           <w:p>
@@ -1969,12 +1731,6 @@
               <w:right w:val="single" w:sz="6" w:space="0" w:color="1F3864"/>
             </w:tcBorders>
             <w:shd w:val="clear" w:color="auto" w:fill="4472C4"/>
-            <w:tcMar>
-              <w:top w:w="50" w:type="dxa"/>
-              <w:left w:w="90" w:type="dxa"/>
-              <w:bottom w:w="50" w:type="dxa"/>
-              <w:right w:w="90" w:type="dxa"/>
-            </w:tcMar>
             <w:vAlign w:val="center"/>
           </w:tcPr>
           <w:p>
@@ -2014,12 +1770,6 @@
               <w:right w:val="single" w:sz="6" w:space="0" w:color="1F3864"/>
             </w:tcBorders>
             <w:shd w:val="clear" w:color="auto" w:fill="D9E2F3"/>
-            <w:tcMar>
-              <w:top w:w="50" w:type="dxa"/>
-              <w:left w:w="90" w:type="dxa"/>
-              <w:bottom w:w="50" w:type="dxa"/>
-              <w:right w:w="90" w:type="dxa"/>
-            </w:tcMar>
             <w:vAlign w:val="center"/>
           </w:tcPr>
           <w:p>
@@ -2078,12 +1828,6 @@
               <w:right w:val="single" w:sz="6" w:space="0" w:color="1F3864"/>
             </w:tcBorders>
             <w:shd w:val="clear" w:color="auto" w:fill="4472C4"/>
-            <w:tcMar>
-              <w:top w:w="50" w:type="dxa"/>
-              <w:left w:w="90" w:type="dxa"/>
-              <w:bottom w:w="50" w:type="dxa"/>
-              <w:right w:w="90" w:type="dxa"/>
-            </w:tcMar>
             <w:vAlign w:val="center"/>
           </w:tcPr>
           <w:p>
@@ -2125,12 +1869,6 @@
               <w:right w:val="single" w:sz="6" w:space="0" w:color="1F3864"/>
             </w:tcBorders>
             <w:shd w:val="clear" w:color="auto" w:fill="D9E2F3"/>
-            <w:tcMar>
-              <w:top w:w="50" w:type="dxa"/>
-              <w:left w:w="90" w:type="dxa"/>
-              <w:bottom w:w="50" w:type="dxa"/>
-              <w:right w:w="90" w:type="dxa"/>
-            </w:tcMar>
             <w:vAlign w:val="center"/>
           </w:tcPr>
           <w:p>
@@ -2181,12 +1919,6 @@
               <w:right w:val="single" w:sz="6" w:space="0" w:color="1F3864"/>
             </w:tcBorders>
             <w:shd w:val="clear" w:color="auto" w:fill="D9E2F3"/>
-            <w:tcMar>
-              <w:top w:w="50" w:type="dxa"/>
-              <w:left w:w="90" w:type="dxa"/>
-              <w:bottom w:w="50" w:type="dxa"/>
-              <w:right w:w="90" w:type="dxa"/>
-            </w:tcMar>
             <w:vAlign w:val="center"/>
           </w:tcPr>
           <w:p>
@@ -2501,12 +2233,6 @@
               <w:right w:val="single" w:sz="6" w:space="0" w:color="1F3864"/>
             </w:tcBorders>
             <w:shd w:val="clear" w:color="auto" w:fill="D9E2F3"/>
-            <w:tcMar>
-              <w:top w:w="50" w:type="dxa"/>
-              <w:left w:w="90" w:type="dxa"/>
-              <w:bottom w:w="50" w:type="dxa"/>
-              <w:right w:w="90" w:type="dxa"/>
-            </w:tcMar>
             <w:vAlign w:val="center"/>
           </w:tcPr>
           <w:p>
@@ -2571,12 +2297,6 @@
               <w:right w:val="single" w:sz="6" w:space="0" w:color="1F3864"/>
             </w:tcBorders>
             <w:shd w:val="clear" w:color="auto" w:fill="D9E2F3"/>
-            <w:tcMar>
-              <w:top w:w="50" w:type="dxa"/>
-              <w:left w:w="90" w:type="dxa"/>
-              <w:bottom w:w="50" w:type="dxa"/>
-              <w:right w:w="90" w:type="dxa"/>
-            </w:tcMar>
             <w:vAlign w:val="center"/>
           </w:tcPr>
           <w:p>
@@ -2625,12 +2345,6 @@
               <w:right w:val="single" w:sz="6" w:space="0" w:color="1F3864"/>
             </w:tcBorders>
             <w:shd w:val="clear" w:color="auto" w:fill="4472C4"/>
-            <w:tcMar>
-              <w:top w:w="50" w:type="dxa"/>
-              <w:left w:w="90" w:type="dxa"/>
-              <w:bottom w:w="50" w:type="dxa"/>
-              <w:right w:w="90" w:type="dxa"/>
-            </w:tcMar>
             <w:vAlign w:val="center"/>
           </w:tcPr>
           <w:p>
@@ -2671,12 +2385,6 @@
               <w:right w:val="single" w:sz="6" w:space="0" w:color="1F3864"/>
             </w:tcBorders>
             <w:shd w:val="clear" w:color="auto" w:fill="4472C4"/>
-            <w:tcMar>
-              <w:top w:w="50" w:type="dxa"/>
-              <w:left w:w="90" w:type="dxa"/>
-              <w:bottom w:w="50" w:type="dxa"/>
-              <w:right w:w="90" w:type="dxa"/>
-            </w:tcMar>
             <w:vAlign w:val="center"/>
           </w:tcPr>
           <w:p>
@@ -2717,12 +2425,6 @@
               <w:right w:val="single" w:sz="6" w:space="0" w:color="1F3864"/>
             </w:tcBorders>
             <w:shd w:val="clear" w:color="auto" w:fill="4472C4"/>
-            <w:tcMar>
-              <w:top w:w="50" w:type="dxa"/>
-              <w:left w:w="90" w:type="dxa"/>
-              <w:bottom w:w="50" w:type="dxa"/>
-              <w:right w:w="90" w:type="dxa"/>
-            </w:tcMar>
             <w:vAlign w:val="center"/>
           </w:tcPr>
           <w:p>
@@ -2767,12 +2469,6 @@
               <w:right w:val="single" w:sz="6" w:space="0" w:color="1F3864"/>
             </w:tcBorders>
             <w:shd w:val="clear" w:color="auto" w:fill="D9E2F3"/>
-            <w:tcMar>
-              <w:top w:w="50" w:type="dxa"/>
-              <w:left w:w="90" w:type="dxa"/>
-              <w:bottom w:w="50" w:type="dxa"/>
-              <w:right w:w="90" w:type="dxa"/>
-            </w:tcMar>
             <w:vAlign w:val="center"/>
           </w:tcPr>
           <w:p>
@@ -2805,12 +2501,6 @@
               <w:right w:val="single" w:sz="6" w:space="0" w:color="1F3864"/>
             </w:tcBorders>
             <w:shd w:val="clear" w:color="auto" w:fill="D9E2F3"/>
-            <w:tcMar>
-              <w:top w:w="50" w:type="dxa"/>
-              <w:left w:w="90" w:type="dxa"/>
-              <w:bottom w:w="50" w:type="dxa"/>
-              <w:right w:w="90" w:type="dxa"/>
-            </w:tcMar>
             <w:vAlign w:val="center"/>
           </w:tcPr>
           <w:p>
@@ -2843,12 +2533,6 @@
               <w:right w:val="single" w:sz="6" w:space="0" w:color="1F3864"/>
             </w:tcBorders>
             <w:shd w:val="clear" w:color="auto" w:fill="D9E2F3"/>
-            <w:tcMar>
-              <w:top w:w="50" w:type="dxa"/>
-              <w:left w:w="90" w:type="dxa"/>
-              <w:bottom w:w="50" w:type="dxa"/>
-              <w:right w:w="90" w:type="dxa"/>
-            </w:tcMar>
             <w:vAlign w:val="center"/>
           </w:tcPr>
           <w:p>
@@ -2918,12 +2602,6 @@
               <w:right w:val="single" w:sz="6" w:space="0" w:color="1F3864"/>
             </w:tcBorders>
             <w:shd w:val="clear" w:color="auto" w:fill="D9E2F3"/>
-            <w:tcMar>
-              <w:top w:w="50" w:type="dxa"/>
-              <w:left w:w="90" w:type="dxa"/>
-              <w:bottom w:w="50" w:type="dxa"/>
-              <w:right w:w="90" w:type="dxa"/>
-            </w:tcMar>
             <w:vAlign w:val="center"/>
           </w:tcPr>
           <w:p>
@@ -2956,12 +2634,6 @@
               <w:right w:val="single" w:sz="6" w:space="0" w:color="1F3864"/>
             </w:tcBorders>
             <w:shd w:val="clear" w:color="auto" w:fill="D9E2F3"/>
-            <w:tcMar>
-              <w:top w:w="50" w:type="dxa"/>
-              <w:left w:w="90" w:type="dxa"/>
-              <w:bottom w:w="50" w:type="dxa"/>
-              <w:right w:w="90" w:type="dxa"/>
-            </w:tcMar>
             <w:vAlign w:val="center"/>
           </w:tcPr>
           <w:p>
@@ -3008,12 +2680,6 @@
               <w:right w:val="single" w:sz="6" w:space="0" w:color="1F3864"/>
             </w:tcBorders>
             <w:shd w:val="clear" w:color="auto" w:fill="D9E2F3"/>
-            <w:tcMar>
-              <w:top w:w="50" w:type="dxa"/>
-              <w:left w:w="90" w:type="dxa"/>
-              <w:bottom w:w="50" w:type="dxa"/>
-              <w:right w:w="90" w:type="dxa"/>
-            </w:tcMar>
             <w:vAlign w:val="center"/>
           </w:tcPr>
           <w:p>
@@ -3046,12 +2712,6 @@
               <w:right w:val="single" w:sz="6" w:space="0" w:color="1F3864"/>
             </w:tcBorders>
             <w:shd w:val="clear" w:color="auto" w:fill="D9E2F3"/>
-            <w:tcMar>
-              <w:top w:w="50" w:type="dxa"/>
-              <w:left w:w="90" w:type="dxa"/>
-              <w:bottom w:w="50" w:type="dxa"/>
-              <w:right w:w="90" w:type="dxa"/>
-            </w:tcMar>
             <w:vAlign w:val="center"/>
           </w:tcPr>
           <w:p>
@@ -3084,12 +2744,6 @@
               <w:right w:val="single" w:sz="6" w:space="0" w:color="1F3864"/>
             </w:tcBorders>
             <w:shd w:val="clear" w:color="auto" w:fill="D9E2F3"/>
-            <w:tcMar>
-              <w:top w:w="50" w:type="dxa"/>
-              <w:left w:w="90" w:type="dxa"/>
-              <w:bottom w:w="50" w:type="dxa"/>
-              <w:right w:w="90" w:type="dxa"/>
-            </w:tcMar>
             <w:vAlign w:val="center"/>
           </w:tcPr>
           <w:p>
@@ -3159,12 +2813,6 @@
               <w:right w:val="single" w:sz="6" w:space="0" w:color="1F3864"/>
             </w:tcBorders>
             <w:shd w:val="clear" w:color="auto" w:fill="D9E2F3"/>
-            <w:tcMar>
-              <w:top w:w="50" w:type="dxa"/>
-              <w:left w:w="90" w:type="dxa"/>
-              <w:bottom w:w="50" w:type="dxa"/>
-              <w:right w:w="90" w:type="dxa"/>
-            </w:tcMar>
             <w:vAlign w:val="center"/>
           </w:tcPr>
           <w:p>
@@ -3197,12 +2845,6 @@
               <w:right w:val="single" w:sz="6" w:space="0" w:color="1F3864"/>
             </w:tcBorders>
             <w:shd w:val="clear" w:color="auto" w:fill="D9E2F3"/>
-            <w:tcMar>
-              <w:top w:w="50" w:type="dxa"/>
-              <w:left w:w="90" w:type="dxa"/>
-              <w:bottom w:w="50" w:type="dxa"/>
-              <w:right w:w="90" w:type="dxa"/>
-            </w:tcMar>
             <w:vAlign w:val="center"/>
           </w:tcPr>
           <w:p>
@@ -3247,12 +2889,6 @@
               <w:right w:val="single" w:sz="6" w:space="0" w:color="1F3864"/>
             </w:tcBorders>
             <w:shd w:val="clear" w:color="auto" w:fill="4472C4"/>
-            <w:tcMar>
-              <w:top w:w="50" w:type="dxa"/>
-              <w:left w:w="90" w:type="dxa"/>
-              <w:bottom w:w="50" w:type="dxa"/>
-              <w:right w:w="90" w:type="dxa"/>
-            </w:tcMar>
             <w:vAlign w:val="center"/>
           </w:tcPr>
           <w:p>
@@ -3295,12 +2931,6 @@
               <w:right w:val="single" w:sz="6" w:space="0" w:color="1F3864"/>
             </w:tcBorders>
             <w:shd w:val="clear" w:color="auto" w:fill="4472C4"/>
-            <w:tcMar>
-              <w:top w:w="50" w:type="dxa"/>
-              <w:left w:w="90" w:type="dxa"/>
-              <w:bottom w:w="50" w:type="dxa"/>
-              <w:right w:w="90" w:type="dxa"/>
-            </w:tcMar>
             <w:vAlign w:val="center"/>
           </w:tcPr>
           <w:p>
@@ -3340,12 +2970,6 @@
               <w:right w:val="single" w:sz="6" w:space="0" w:color="1F3864"/>
             </w:tcBorders>
             <w:shd w:val="clear" w:color="auto" w:fill="D9E2F3"/>
-            <w:tcMar>
-              <w:top w:w="50" w:type="dxa"/>
-              <w:left w:w="90" w:type="dxa"/>
-              <w:bottom w:w="50" w:type="dxa"/>
-              <w:right w:w="90" w:type="dxa"/>
-            </w:tcMar>
             <w:vAlign w:val="center"/>
           </w:tcPr>
           <w:p>
@@ -3404,12 +3028,6 @@
               <w:right w:val="single" w:sz="6" w:space="0" w:color="1F3864"/>
             </w:tcBorders>
             <w:shd w:val="clear" w:color="auto" w:fill="4472C4"/>
-            <w:tcMar>
-              <w:top w:w="50" w:type="dxa"/>
-              <w:left w:w="90" w:type="dxa"/>
-              <w:bottom w:w="50" w:type="dxa"/>
-              <w:right w:w="90" w:type="dxa"/>
-            </w:tcMar>
             <w:vAlign w:val="center"/>
           </w:tcPr>
           <w:p>
@@ -3451,12 +3069,6 @@
               <w:right w:val="single" w:sz="6" w:space="0" w:color="1F3864"/>
             </w:tcBorders>
             <w:shd w:val="clear" w:color="auto" w:fill="D9E2F3"/>
-            <w:tcMar>
-              <w:top w:w="50" w:type="dxa"/>
-              <w:left w:w="90" w:type="dxa"/>
-              <w:bottom w:w="50" w:type="dxa"/>
-              <w:right w:w="90" w:type="dxa"/>
-            </w:tcMar>
             <w:vAlign w:val="center"/>
           </w:tcPr>
           <w:p>
@@ -3525,12 +3137,6 @@
               <w:right w:val="single" w:sz="6" w:space="0" w:color="1F3864"/>
             </w:tcBorders>
             <w:shd w:val="clear" w:color="auto" w:fill="D9E2F3"/>
-            <w:tcMar>
-              <w:top w:w="50" w:type="dxa"/>
-              <w:left w:w="90" w:type="dxa"/>
-              <w:bottom w:w="50" w:type="dxa"/>
-              <w:right w:w="90" w:type="dxa"/>
-            </w:tcMar>
             <w:vAlign w:val="center"/>
           </w:tcPr>
           <w:p>
@@ -3753,12 +3359,6 @@
               <w:right w:val="single" w:sz="6" w:space="0" w:color="1F3864"/>
             </w:tcBorders>
             <w:shd w:val="clear" w:color="auto" w:fill="D9E2F3"/>
-            <w:tcMar>
-              <w:top w:w="50" w:type="dxa"/>
-              <w:left w:w="90" w:type="dxa"/>
-              <w:bottom w:w="50" w:type="dxa"/>
-              <w:right w:w="90" w:type="dxa"/>
-            </w:tcMar>
             <w:vAlign w:val="center"/>
           </w:tcPr>
           <w:p>
@@ -3800,12 +3400,6 @@
               <w:right w:val="single" w:sz="6" w:space="0" w:color="1F3864"/>
             </w:tcBorders>
             <w:shd w:val="clear" w:color="auto" w:fill="D9E2F3"/>
-            <w:tcMar>
-              <w:top w:w="50" w:type="dxa"/>
-              <w:left w:w="90" w:type="dxa"/>
-              <w:bottom w:w="50" w:type="dxa"/>
-              <w:right w:w="90" w:type="dxa"/>
-            </w:tcMar>
             <w:vAlign w:val="center"/>
           </w:tcPr>
           <w:p>
@@ -3854,12 +3448,6 @@
               <w:right w:val="single" w:sz="6" w:space="0" w:color="1F3864"/>
             </w:tcBorders>
             <w:shd w:val="clear" w:color="auto" w:fill="4472C4"/>
-            <w:tcMar>
-              <w:top w:w="50" w:type="dxa"/>
-              <w:left w:w="90" w:type="dxa"/>
-              <w:bottom w:w="50" w:type="dxa"/>
-              <w:right w:w="90" w:type="dxa"/>
-            </w:tcMar>
             <w:vAlign w:val="center"/>
           </w:tcPr>
           <w:p>
@@ -3900,12 +3488,6 @@
               <w:right w:val="single" w:sz="6" w:space="0" w:color="1F3864"/>
             </w:tcBorders>
             <w:shd w:val="clear" w:color="auto" w:fill="4472C4"/>
-            <w:tcMar>
-              <w:top w:w="50" w:type="dxa"/>
-              <w:left w:w="90" w:type="dxa"/>
-              <w:bottom w:w="50" w:type="dxa"/>
-              <w:right w:w="90" w:type="dxa"/>
-            </w:tcMar>
             <w:vAlign w:val="center"/>
           </w:tcPr>
           <w:p>
@@ -3946,12 +3528,6 @@
               <w:right w:val="single" w:sz="6" w:space="0" w:color="1F3864"/>
             </w:tcBorders>
             <w:shd w:val="clear" w:color="auto" w:fill="4472C4"/>
-            <w:tcMar>
-              <w:top w:w="50" w:type="dxa"/>
-              <w:left w:w="90" w:type="dxa"/>
-              <w:bottom w:w="50" w:type="dxa"/>
-              <w:right w:w="90" w:type="dxa"/>
-            </w:tcMar>
             <w:vAlign w:val="center"/>
           </w:tcPr>
           <w:p>
@@ -3996,12 +3572,6 @@
               <w:right w:val="single" w:sz="6" w:space="0" w:color="1F3864"/>
             </w:tcBorders>
             <w:shd w:val="clear" w:color="auto" w:fill="D9E2F3"/>
-            <w:tcMar>
-              <w:top w:w="50" w:type="dxa"/>
-              <w:left w:w="90" w:type="dxa"/>
-              <w:bottom w:w="50" w:type="dxa"/>
-              <w:right w:w="90" w:type="dxa"/>
-            </w:tcMar>
             <w:vAlign w:val="center"/>
           </w:tcPr>
           <w:p>
@@ -4034,12 +3604,6 @@
               <w:right w:val="single" w:sz="6" w:space="0" w:color="1F3864"/>
             </w:tcBorders>
             <w:shd w:val="clear" w:color="auto" w:fill="D9E2F3"/>
-            <w:tcMar>
-              <w:top w:w="50" w:type="dxa"/>
-              <w:left w:w="90" w:type="dxa"/>
-              <w:bottom w:w="50" w:type="dxa"/>
-              <w:right w:w="90" w:type="dxa"/>
-            </w:tcMar>
             <w:vAlign w:val="center"/>
           </w:tcPr>
           <w:p>
@@ -4072,12 +3636,6 @@
               <w:right w:val="single" w:sz="6" w:space="0" w:color="1F3864"/>
             </w:tcBorders>
             <w:shd w:val="clear" w:color="auto" w:fill="D9E2F3"/>
-            <w:tcMar>
-              <w:top w:w="50" w:type="dxa"/>
-              <w:left w:w="90" w:type="dxa"/>
-              <w:bottom w:w="50" w:type="dxa"/>
-              <w:right w:w="90" w:type="dxa"/>
-            </w:tcMar>
             <w:vAlign w:val="center"/>
           </w:tcPr>
           <w:p>
@@ -4147,12 +3705,6 @@
               <w:right w:val="single" w:sz="6" w:space="0" w:color="1F3864"/>
             </w:tcBorders>
             <w:shd w:val="clear" w:color="auto" w:fill="D9E2F3"/>
-            <w:tcMar>
-              <w:top w:w="50" w:type="dxa"/>
-              <w:left w:w="90" w:type="dxa"/>
-              <w:bottom w:w="50" w:type="dxa"/>
-              <w:right w:w="90" w:type="dxa"/>
-            </w:tcMar>
             <w:vAlign w:val="center"/>
           </w:tcPr>
           <w:p>
@@ -4185,12 +3737,6 @@
               <w:right w:val="single" w:sz="6" w:space="0" w:color="1F3864"/>
             </w:tcBorders>
             <w:shd w:val="clear" w:color="auto" w:fill="D9E2F3"/>
-            <w:tcMar>
-              <w:top w:w="50" w:type="dxa"/>
-              <w:left w:w="90" w:type="dxa"/>
-              <w:bottom w:w="50" w:type="dxa"/>
-              <w:right w:w="90" w:type="dxa"/>
-            </w:tcMar>
             <w:vAlign w:val="center"/>
           </w:tcPr>
           <w:p>
@@ -4237,12 +3783,6 @@
               <w:right w:val="single" w:sz="6" w:space="0" w:color="1F3864"/>
             </w:tcBorders>
             <w:shd w:val="clear" w:color="auto" w:fill="D9E2F3"/>
-            <w:tcMar>
-              <w:top w:w="50" w:type="dxa"/>
-              <w:left w:w="90" w:type="dxa"/>
-              <w:bottom w:w="50" w:type="dxa"/>
-              <w:right w:w="90" w:type="dxa"/>
-            </w:tcMar>
             <w:vAlign w:val="center"/>
           </w:tcPr>
           <w:p>
@@ -4275,12 +3815,6 @@
               <w:right w:val="single" w:sz="6" w:space="0" w:color="1F3864"/>
             </w:tcBorders>
             <w:shd w:val="clear" w:color="auto" w:fill="D9E2F3"/>
-            <w:tcMar>
-              <w:top w:w="50" w:type="dxa"/>
-              <w:left w:w="90" w:type="dxa"/>
-              <w:bottom w:w="50" w:type="dxa"/>
-              <w:right w:w="90" w:type="dxa"/>
-            </w:tcMar>
             <w:vAlign w:val="center"/>
           </w:tcPr>
           <w:p>
@@ -4313,12 +3847,6 @@
               <w:right w:val="single" w:sz="6" w:space="0" w:color="1F3864"/>
             </w:tcBorders>
             <w:shd w:val="clear" w:color="auto" w:fill="D9E2F3"/>
-            <w:tcMar>
-              <w:top w:w="50" w:type="dxa"/>
-              <w:left w:w="90" w:type="dxa"/>
-              <w:bottom w:w="50" w:type="dxa"/>
-              <w:right w:w="90" w:type="dxa"/>
-            </w:tcMar>
             <w:vAlign w:val="center"/>
           </w:tcPr>
           <w:p>
@@ -4388,12 +3916,6 @@
               <w:right w:val="single" w:sz="6" w:space="0" w:color="1F3864"/>
             </w:tcBorders>
             <w:shd w:val="clear" w:color="auto" w:fill="D9E2F3"/>
-            <w:tcMar>
-              <w:top w:w="50" w:type="dxa"/>
-              <w:left w:w="90" w:type="dxa"/>
-              <w:bottom w:w="50" w:type="dxa"/>
-              <w:right w:w="90" w:type="dxa"/>
-            </w:tcMar>
             <w:vAlign w:val="center"/>
           </w:tcPr>
           <w:p>
@@ -4426,12 +3948,6 @@
               <w:right w:val="single" w:sz="6" w:space="0" w:color="1F3864"/>
             </w:tcBorders>
             <w:shd w:val="clear" w:color="auto" w:fill="D9E2F3"/>
-            <w:tcMar>
-              <w:top w:w="50" w:type="dxa"/>
-              <w:left w:w="90" w:type="dxa"/>
-              <w:bottom w:w="50" w:type="dxa"/>
-              <w:right w:w="90" w:type="dxa"/>
-            </w:tcMar>
             <w:vAlign w:val="center"/>
           </w:tcPr>
           <w:p>
@@ -4476,12 +3992,6 @@
               <w:right w:val="single" w:sz="6" w:space="0" w:color="1F3864"/>
             </w:tcBorders>
             <w:shd w:val="clear" w:color="auto" w:fill="4472C4"/>
-            <w:tcMar>
-              <w:top w:w="50" w:type="dxa"/>
-              <w:left w:w="90" w:type="dxa"/>
-              <w:bottom w:w="50" w:type="dxa"/>
-              <w:right w:w="90" w:type="dxa"/>
-            </w:tcMar>
             <w:vAlign w:val="center"/>
           </w:tcPr>
           <w:p>
@@ -4524,12 +4034,6 @@
               <w:right w:val="single" w:sz="6" w:space="0" w:color="1F3864"/>
             </w:tcBorders>
             <w:shd w:val="clear" w:color="auto" w:fill="4472C4"/>
-            <w:tcMar>
-              <w:top w:w="50" w:type="dxa"/>
-              <w:left w:w="90" w:type="dxa"/>
-              <w:bottom w:w="50" w:type="dxa"/>
-              <w:right w:w="90" w:type="dxa"/>
-            </w:tcMar>
             <w:vAlign w:val="center"/>
           </w:tcPr>
           <w:p>
@@ -4569,12 +4073,6 @@
               <w:right w:val="single" w:sz="6" w:space="0" w:color="1F3864"/>
             </w:tcBorders>
             <w:shd w:val="clear" w:color="auto" w:fill="D9E2F3"/>
-            <w:tcMar>
-              <w:top w:w="50" w:type="dxa"/>
-              <w:left w:w="90" w:type="dxa"/>
-              <w:bottom w:w="50" w:type="dxa"/>
-              <w:right w:w="90" w:type="dxa"/>
-            </w:tcMar>
             <w:vAlign w:val="center"/>
           </w:tcPr>
           <w:p>
@@ -4633,12 +4131,6 @@
               <w:right w:val="single" w:sz="6" w:space="0" w:color="1F3864"/>
             </w:tcBorders>
             <w:shd w:val="clear" w:color="auto" w:fill="4472C4"/>
-            <w:tcMar>
-              <w:top w:w="50" w:type="dxa"/>
-              <w:left w:w="90" w:type="dxa"/>
-              <w:bottom w:w="50" w:type="dxa"/>
-              <w:right w:w="90" w:type="dxa"/>
-            </w:tcMar>
             <w:vAlign w:val="center"/>
           </w:tcPr>
           <w:p>
@@ -4680,12 +4172,6 @@
               <w:right w:val="single" w:sz="6" w:space="0" w:color="1F3864"/>
             </w:tcBorders>
             <w:shd w:val="clear" w:color="auto" w:fill="D9E2F3"/>
-            <w:tcMar>
-              <w:top w:w="50" w:type="dxa"/>
-              <w:left w:w="90" w:type="dxa"/>
-              <w:bottom w:w="50" w:type="dxa"/>
-              <w:right w:w="90" w:type="dxa"/>
-            </w:tcMar>
             <w:vAlign w:val="center"/>
           </w:tcPr>
           <w:p>
@@ -4736,12 +4222,6 @@
               <w:right w:val="single" w:sz="6" w:space="0" w:color="1F3864"/>
             </w:tcBorders>
             <w:shd w:val="clear" w:color="auto" w:fill="D9E2F3"/>
-            <w:tcMar>
-              <w:top w:w="50" w:type="dxa"/>
-              <w:left w:w="90" w:type="dxa"/>
-              <w:bottom w:w="50" w:type="dxa"/>
-              <w:right w:w="90" w:type="dxa"/>
-            </w:tcMar>
             <w:vAlign w:val="center"/>
           </w:tcPr>
           <w:p>
@@ -5056,12 +4536,6 @@
               <w:right w:val="single" w:sz="6" w:space="0" w:color="1F3864"/>
             </w:tcBorders>
             <w:shd w:val="clear" w:color="auto" w:fill="D9E2F3"/>
-            <w:tcMar>
-              <w:top w:w="50" w:type="dxa"/>
-              <w:left w:w="90" w:type="dxa"/>
-              <w:bottom w:w="50" w:type="dxa"/>
-              <w:right w:w="90" w:type="dxa"/>
-            </w:tcMar>
             <w:vAlign w:val="center"/>
           </w:tcPr>
           <w:p>
@@ -5126,12 +4600,6 @@
               <w:right w:val="single" w:sz="6" w:space="0" w:color="1F3864"/>
             </w:tcBorders>
             <w:shd w:val="clear" w:color="auto" w:fill="D9E2F3"/>
-            <w:tcMar>
-              <w:top w:w="50" w:type="dxa"/>
-              <w:left w:w="90" w:type="dxa"/>
-              <w:bottom w:w="50" w:type="dxa"/>
-              <w:right w:w="90" w:type="dxa"/>
-            </w:tcMar>
             <w:vAlign w:val="center"/>
           </w:tcPr>
           <w:p>
@@ -5180,12 +4648,6 @@
               <w:right w:val="single" w:sz="6" w:space="0" w:color="1F3864"/>
             </w:tcBorders>
             <w:shd w:val="clear" w:color="auto" w:fill="4472C4"/>
-            <w:tcMar>
-              <w:top w:w="50" w:type="dxa"/>
-              <w:left w:w="90" w:type="dxa"/>
-              <w:bottom w:w="50" w:type="dxa"/>
-              <w:right w:w="90" w:type="dxa"/>
-            </w:tcMar>
             <w:vAlign w:val="center"/>
           </w:tcPr>
           <w:p>
@@ -5226,12 +4688,6 @@
               <w:right w:val="single" w:sz="6" w:space="0" w:color="1F3864"/>
             </w:tcBorders>
             <w:shd w:val="clear" w:color="auto" w:fill="4472C4"/>
-            <w:tcMar>
-              <w:top w:w="50" w:type="dxa"/>
-              <w:left w:w="90" w:type="dxa"/>
-              <w:bottom w:w="50" w:type="dxa"/>
-              <w:right w:w="90" w:type="dxa"/>
-            </w:tcMar>
             <w:vAlign w:val="center"/>
           </w:tcPr>
           <w:p>
@@ -5272,12 +4728,6 @@
               <w:right w:val="single" w:sz="6" w:space="0" w:color="1F3864"/>
             </w:tcBorders>
             <w:shd w:val="clear" w:color="auto" w:fill="4472C4"/>
-            <w:tcMar>
-              <w:top w:w="50" w:type="dxa"/>
-              <w:left w:w="90" w:type="dxa"/>
-              <w:bottom w:w="50" w:type="dxa"/>
-              <w:right w:w="90" w:type="dxa"/>
-            </w:tcMar>
             <w:vAlign w:val="center"/>
           </w:tcPr>
           <w:p>
@@ -5322,12 +4772,6 @@
               <w:right w:val="single" w:sz="6" w:space="0" w:color="1F3864"/>
             </w:tcBorders>
             <w:shd w:val="clear" w:color="auto" w:fill="D9E2F3"/>
-            <w:tcMar>
-              <w:top w:w="50" w:type="dxa"/>
-              <w:left w:w="90" w:type="dxa"/>
-              <w:bottom w:w="50" w:type="dxa"/>
-              <w:right w:w="90" w:type="dxa"/>
-            </w:tcMar>
             <w:vAlign w:val="center"/>
           </w:tcPr>
           <w:p>
@@ -5360,12 +4804,6 @@
               <w:right w:val="single" w:sz="6" w:space="0" w:color="1F3864"/>
             </w:tcBorders>
             <w:shd w:val="clear" w:color="auto" w:fill="D9E2F3"/>
-            <w:tcMar>
-              <w:top w:w="50" w:type="dxa"/>
-              <w:left w:w="90" w:type="dxa"/>
-              <w:bottom w:w="50" w:type="dxa"/>
-              <w:right w:w="90" w:type="dxa"/>
-            </w:tcMar>
             <w:vAlign w:val="center"/>
           </w:tcPr>
           <w:p>
@@ -5398,12 +4836,6 @@
               <w:right w:val="single" w:sz="6" w:space="0" w:color="1F3864"/>
             </w:tcBorders>
             <w:shd w:val="clear" w:color="auto" w:fill="D9E2F3"/>
-            <w:tcMar>
-              <w:top w:w="50" w:type="dxa"/>
-              <w:left w:w="90" w:type="dxa"/>
-              <w:bottom w:w="50" w:type="dxa"/>
-              <w:right w:w="90" w:type="dxa"/>
-            </w:tcMar>
             <w:vAlign w:val="center"/>
           </w:tcPr>
           <w:p>
@@ -5473,12 +4905,6 @@
               <w:right w:val="single" w:sz="6" w:space="0" w:color="1F3864"/>
             </w:tcBorders>
             <w:shd w:val="clear" w:color="auto" w:fill="D9E2F3"/>
-            <w:tcMar>
-              <w:top w:w="50" w:type="dxa"/>
-              <w:left w:w="90" w:type="dxa"/>
-              <w:bottom w:w="50" w:type="dxa"/>
-              <w:right w:w="90" w:type="dxa"/>
-            </w:tcMar>
             <w:vAlign w:val="center"/>
           </w:tcPr>
           <w:p>
@@ -5511,12 +4937,6 @@
               <w:right w:val="single" w:sz="6" w:space="0" w:color="1F3864"/>
             </w:tcBorders>
             <w:shd w:val="clear" w:color="auto" w:fill="D9E2F3"/>
-            <w:tcMar>
-              <w:top w:w="50" w:type="dxa"/>
-              <w:left w:w="90" w:type="dxa"/>
-              <w:bottom w:w="50" w:type="dxa"/>
-              <w:right w:w="90" w:type="dxa"/>
-            </w:tcMar>
             <w:vAlign w:val="center"/>
           </w:tcPr>
           <w:p>
@@ -5563,12 +4983,6 @@
               <w:right w:val="single" w:sz="6" w:space="0" w:color="1F3864"/>
             </w:tcBorders>
             <w:shd w:val="clear" w:color="auto" w:fill="D9E2F3"/>
-            <w:tcMar>
-              <w:top w:w="50" w:type="dxa"/>
-              <w:left w:w="90" w:type="dxa"/>
-              <w:bottom w:w="50" w:type="dxa"/>
-              <w:right w:w="90" w:type="dxa"/>
-            </w:tcMar>
             <w:vAlign w:val="center"/>
           </w:tcPr>
           <w:p>
@@ -5601,12 +5015,6 @@
               <w:right w:val="single" w:sz="6" w:space="0" w:color="1F3864"/>
             </w:tcBorders>
             <w:shd w:val="clear" w:color="auto" w:fill="D9E2F3"/>
-            <w:tcMar>
-              <w:top w:w="50" w:type="dxa"/>
-              <w:left w:w="90" w:type="dxa"/>
-              <w:bottom w:w="50" w:type="dxa"/>
-              <w:right w:w="90" w:type="dxa"/>
-            </w:tcMar>
             <w:vAlign w:val="center"/>
           </w:tcPr>
           <w:p>
@@ -5639,12 +5047,6 @@
               <w:right w:val="single" w:sz="6" w:space="0" w:color="1F3864"/>
             </w:tcBorders>
             <w:shd w:val="clear" w:color="auto" w:fill="D9E2F3"/>
-            <w:tcMar>
-              <w:top w:w="50" w:type="dxa"/>
-              <w:left w:w="90" w:type="dxa"/>
-              <w:bottom w:w="50" w:type="dxa"/>
-              <w:right w:w="90" w:type="dxa"/>
-            </w:tcMar>
             <w:vAlign w:val="center"/>
           </w:tcPr>
           <w:p>
@@ -5714,12 +5116,6 @@
               <w:right w:val="single" w:sz="6" w:space="0" w:color="1F3864"/>
             </w:tcBorders>
             <w:shd w:val="clear" w:color="auto" w:fill="D9E2F3"/>
-            <w:tcMar>
-              <w:top w:w="50" w:type="dxa"/>
-              <w:left w:w="90" w:type="dxa"/>
-              <w:bottom w:w="50" w:type="dxa"/>
-              <w:right w:w="90" w:type="dxa"/>
-            </w:tcMar>
             <w:vAlign w:val="center"/>
           </w:tcPr>
           <w:p>
@@ -5752,12 +5148,6 @@
               <w:right w:val="single" w:sz="6" w:space="0" w:color="1F3864"/>
             </w:tcBorders>
             <w:shd w:val="clear" w:color="auto" w:fill="D9E2F3"/>
-            <w:tcMar>
-              <w:top w:w="50" w:type="dxa"/>
-              <w:left w:w="90" w:type="dxa"/>
-              <w:bottom w:w="50" w:type="dxa"/>
-              <w:right w:w="90" w:type="dxa"/>
-            </w:tcMar>
             <w:vAlign w:val="center"/>
           </w:tcPr>
           <w:p>
@@ -5802,12 +5192,6 @@
               <w:right w:val="single" w:sz="6" w:space="0" w:color="1F3864"/>
             </w:tcBorders>
             <w:shd w:val="clear" w:color="auto" w:fill="4472C4"/>
-            <w:tcMar>
-              <w:top w:w="50" w:type="dxa"/>
-              <w:left w:w="90" w:type="dxa"/>
-              <w:bottom w:w="50" w:type="dxa"/>
-              <w:right w:w="90" w:type="dxa"/>
-            </w:tcMar>
             <w:vAlign w:val="center"/>
           </w:tcPr>
           <w:p>
@@ -5850,12 +5234,6 @@
               <w:right w:val="single" w:sz="6" w:space="0" w:color="1F3864"/>
             </w:tcBorders>
             <w:shd w:val="clear" w:color="auto" w:fill="4472C4"/>
-            <w:tcMar>
-              <w:top w:w="50" w:type="dxa"/>
-              <w:left w:w="90" w:type="dxa"/>
-              <w:bottom w:w="50" w:type="dxa"/>
-              <w:right w:w="90" w:type="dxa"/>
-            </w:tcMar>
             <w:vAlign w:val="center"/>
           </w:tcPr>
           <w:p>
@@ -5895,12 +5273,6 @@
               <w:right w:val="single" w:sz="6" w:space="0" w:color="1F3864"/>
             </w:tcBorders>
             <w:shd w:val="clear" w:color="auto" w:fill="D9E2F3"/>
-            <w:tcMar>
-              <w:top w:w="50" w:type="dxa"/>
-              <w:left w:w="90" w:type="dxa"/>
-              <w:bottom w:w="50" w:type="dxa"/>
-              <w:right w:w="90" w:type="dxa"/>
-            </w:tcMar>
             <w:vAlign w:val="center"/>
           </w:tcPr>
           <w:p>
@@ -5959,12 +5331,6 @@
               <w:right w:val="single" w:sz="6" w:space="0" w:color="1F3864"/>
             </w:tcBorders>
             <w:shd w:val="clear" w:color="auto" w:fill="4472C4"/>
-            <w:tcMar>
-              <w:top w:w="50" w:type="dxa"/>
-              <w:left w:w="90" w:type="dxa"/>
-              <w:bottom w:w="50" w:type="dxa"/>
-              <w:right w:w="90" w:type="dxa"/>
-            </w:tcMar>
             <w:vAlign w:val="center"/>
           </w:tcPr>
           <w:p>
@@ -6006,12 +5372,6 @@
               <w:right w:val="single" w:sz="6" w:space="0" w:color="1F3864"/>
             </w:tcBorders>
             <w:shd w:val="clear" w:color="auto" w:fill="D9E2F3"/>
-            <w:tcMar>
-              <w:top w:w="50" w:type="dxa"/>
-              <w:left w:w="90" w:type="dxa"/>
-              <w:bottom w:w="50" w:type="dxa"/>
-              <w:right w:w="90" w:type="dxa"/>
-            </w:tcMar>
             <w:vAlign w:val="center"/>
           </w:tcPr>
           <w:p>
@@ -6044,12 +5404,6 @@
               <w:right w:val="single" w:sz="6" w:space="0" w:color="1F3864"/>
             </w:tcBorders>
             <w:shd w:val="clear" w:color="auto" w:fill="D9E2F3"/>
-            <w:tcMar>
-              <w:top w:w="50" w:type="dxa"/>
-              <w:left w:w="90" w:type="dxa"/>
-              <w:bottom w:w="50" w:type="dxa"/>
-              <w:right w:w="90" w:type="dxa"/>
-            </w:tcMar>
             <w:vAlign w:val="center"/>
           </w:tcPr>
           <w:p>
@@ -6248,12 +5602,6 @@
               <w:right w:val="single" w:sz="6" w:space="0" w:color="1F3864"/>
             </w:tcBorders>
             <w:shd w:val="clear" w:color="auto" w:fill="D9E2F3"/>
-            <w:tcMar>
-              <w:top w:w="50" w:type="dxa"/>
-              <w:left w:w="90" w:type="dxa"/>
-              <w:bottom w:w="50" w:type="dxa"/>
-              <w:right w:w="90" w:type="dxa"/>
-            </w:tcMar>
             <w:vAlign w:val="center"/>
           </w:tcPr>
           <w:p>
@@ -6294,12 +5642,6 @@
               <w:right w:val="single" w:sz="6" w:space="0" w:color="1F3864"/>
             </w:tcBorders>
             <w:shd w:val="clear" w:color="auto" w:fill="D9E2F3"/>
-            <w:tcMar>
-              <w:top w:w="50" w:type="dxa"/>
-              <w:left w:w="90" w:type="dxa"/>
-              <w:bottom w:w="50" w:type="dxa"/>
-              <w:right w:w="90" w:type="dxa"/>
-            </w:tcMar>
             <w:vAlign w:val="center"/>
           </w:tcPr>
           <w:p>
@@ -6347,12 +5689,6 @@
               <w:right w:val="single" w:sz="6" w:space="0" w:color="1F3864"/>
             </w:tcBorders>
             <w:shd w:val="clear" w:color="auto" w:fill="4472C4"/>
-            <w:tcMar>
-              <w:top w:w="50" w:type="dxa"/>
-              <w:left w:w="90" w:type="dxa"/>
-              <w:bottom w:w="50" w:type="dxa"/>
-              <w:right w:w="90" w:type="dxa"/>
-            </w:tcMar>
             <w:vAlign w:val="center"/>
           </w:tcPr>
           <w:p>
@@ -6393,12 +5729,6 @@
               <w:right w:val="single" w:sz="6" w:space="0" w:color="1F3864"/>
             </w:tcBorders>
             <w:shd w:val="clear" w:color="auto" w:fill="4472C4"/>
-            <w:tcMar>
-              <w:top w:w="50" w:type="dxa"/>
-              <w:left w:w="90" w:type="dxa"/>
-              <w:bottom w:w="50" w:type="dxa"/>
-              <w:right w:w="90" w:type="dxa"/>
-            </w:tcMar>
             <w:vAlign w:val="center"/>
           </w:tcPr>
           <w:p>
@@ -6439,12 +5769,6 @@
               <w:right w:val="single" w:sz="6" w:space="0" w:color="1F3864"/>
             </w:tcBorders>
             <w:shd w:val="clear" w:color="auto" w:fill="4472C4"/>
-            <w:tcMar>
-              <w:top w:w="50" w:type="dxa"/>
-              <w:left w:w="90" w:type="dxa"/>
-              <w:bottom w:w="50" w:type="dxa"/>
-              <w:right w:w="90" w:type="dxa"/>
-            </w:tcMar>
             <w:vAlign w:val="center"/>
           </w:tcPr>
           <w:p>
@@ -6489,12 +5813,6 @@
               <w:right w:val="single" w:sz="6" w:space="0" w:color="1F3864"/>
             </w:tcBorders>
             <w:shd w:val="clear" w:color="auto" w:fill="D9E2F3"/>
-            <w:tcMar>
-              <w:top w:w="50" w:type="dxa"/>
-              <w:left w:w="90" w:type="dxa"/>
-              <w:bottom w:w="50" w:type="dxa"/>
-              <w:right w:w="90" w:type="dxa"/>
-            </w:tcMar>
             <w:vAlign w:val="center"/>
           </w:tcPr>
           <w:p>
@@ -6528,12 +5846,6 @@
               <w:right w:val="single" w:sz="6" w:space="0" w:color="1F3864"/>
             </w:tcBorders>
             <w:shd w:val="clear" w:color="auto" w:fill="D9E2F3"/>
-            <w:tcMar>
-              <w:top w:w="50" w:type="dxa"/>
-              <w:left w:w="90" w:type="dxa"/>
-              <w:bottom w:w="50" w:type="dxa"/>
-              <w:right w:w="90" w:type="dxa"/>
-            </w:tcMar>
             <w:vAlign w:val="center"/>
           </w:tcPr>
           <w:p>
@@ -6566,12 +5878,6 @@
               <w:right w:val="single" w:sz="6" w:space="0" w:color="1F3864"/>
             </w:tcBorders>
             <w:shd w:val="clear" w:color="auto" w:fill="D9E2F3"/>
-            <w:tcMar>
-              <w:top w:w="50" w:type="dxa"/>
-              <w:left w:w="90" w:type="dxa"/>
-              <w:bottom w:w="50" w:type="dxa"/>
-              <w:right w:w="90" w:type="dxa"/>
-            </w:tcMar>
             <w:vAlign w:val="center"/>
           </w:tcPr>
           <w:p>
@@ -6641,12 +5947,6 @@
               <w:right w:val="single" w:sz="6" w:space="0" w:color="1F3864"/>
             </w:tcBorders>
             <w:shd w:val="clear" w:color="auto" w:fill="D9E2F3"/>
-            <w:tcMar>
-              <w:top w:w="50" w:type="dxa"/>
-              <w:left w:w="90" w:type="dxa"/>
-              <w:bottom w:w="50" w:type="dxa"/>
-              <w:right w:w="90" w:type="dxa"/>
-            </w:tcMar>
             <w:vAlign w:val="center"/>
           </w:tcPr>
           <w:p>
@@ -6679,12 +5979,6 @@
               <w:right w:val="single" w:sz="6" w:space="0" w:color="1F3864"/>
             </w:tcBorders>
             <w:shd w:val="clear" w:color="auto" w:fill="D9E2F3"/>
-            <w:tcMar>
-              <w:top w:w="50" w:type="dxa"/>
-              <w:left w:w="90" w:type="dxa"/>
-              <w:bottom w:w="50" w:type="dxa"/>
-              <w:right w:w="90" w:type="dxa"/>
-            </w:tcMar>
             <w:vAlign w:val="center"/>
           </w:tcPr>
           <w:p>
@@ -6731,12 +6025,6 @@
               <w:right w:val="single" w:sz="6" w:space="0" w:color="1F3864"/>
             </w:tcBorders>
             <w:shd w:val="clear" w:color="auto" w:fill="D9E2F3"/>
-            <w:tcMar>
-              <w:top w:w="50" w:type="dxa"/>
-              <w:left w:w="90" w:type="dxa"/>
-              <w:bottom w:w="50" w:type="dxa"/>
-              <w:right w:w="90" w:type="dxa"/>
-            </w:tcMar>
             <w:vAlign w:val="center"/>
           </w:tcPr>
           <w:p>
@@ -6769,12 +6057,6 @@
               <w:right w:val="single" w:sz="6" w:space="0" w:color="1F3864"/>
             </w:tcBorders>
             <w:shd w:val="clear" w:color="auto" w:fill="D9E2F3"/>
-            <w:tcMar>
-              <w:top w:w="50" w:type="dxa"/>
-              <w:left w:w="90" w:type="dxa"/>
-              <w:bottom w:w="50" w:type="dxa"/>
-              <w:right w:w="90" w:type="dxa"/>
-            </w:tcMar>
             <w:vAlign w:val="center"/>
           </w:tcPr>
           <w:p>
@@ -6807,12 +6089,6 @@
               <w:right w:val="single" w:sz="6" w:space="0" w:color="1F3864"/>
             </w:tcBorders>
             <w:shd w:val="clear" w:color="auto" w:fill="D9E2F3"/>
-            <w:tcMar>
-              <w:top w:w="50" w:type="dxa"/>
-              <w:left w:w="90" w:type="dxa"/>
-              <w:bottom w:w="50" w:type="dxa"/>
-              <w:right w:w="90" w:type="dxa"/>
-            </w:tcMar>
             <w:vAlign w:val="center"/>
           </w:tcPr>
           <w:p>
@@ -6882,12 +6158,6 @@
               <w:right w:val="single" w:sz="6" w:space="0" w:color="1F3864"/>
             </w:tcBorders>
             <w:shd w:val="clear" w:color="auto" w:fill="D9E2F3"/>
-            <w:tcMar>
-              <w:top w:w="50" w:type="dxa"/>
-              <w:left w:w="90" w:type="dxa"/>
-              <w:bottom w:w="50" w:type="dxa"/>
-              <w:right w:w="90" w:type="dxa"/>
-            </w:tcMar>
             <w:vAlign w:val="center"/>
           </w:tcPr>
           <w:p>
@@ -6920,12 +6190,6 @@
               <w:right w:val="single" w:sz="6" w:space="0" w:color="1F3864"/>
             </w:tcBorders>
             <w:shd w:val="clear" w:color="auto" w:fill="D9E2F3"/>
-            <w:tcMar>
-              <w:top w:w="50" w:type="dxa"/>
-              <w:left w:w="90" w:type="dxa"/>
-              <w:bottom w:w="50" w:type="dxa"/>
-              <w:right w:w="90" w:type="dxa"/>
-            </w:tcMar>
             <w:vAlign w:val="center"/>
           </w:tcPr>
           <w:p>
@@ -6970,12 +6234,6 @@
               <w:right w:val="single" w:sz="6" w:space="0" w:color="1F3864"/>
             </w:tcBorders>
             <w:shd w:val="clear" w:color="auto" w:fill="4472C4"/>
-            <w:tcMar>
-              <w:top w:w="50" w:type="dxa"/>
-              <w:left w:w="90" w:type="dxa"/>
-              <w:bottom w:w="50" w:type="dxa"/>
-              <w:right w:w="90" w:type="dxa"/>
-            </w:tcMar>
             <w:vAlign w:val="center"/>
           </w:tcPr>
           <w:p>
@@ -7018,12 +6276,6 @@
               <w:right w:val="single" w:sz="6" w:space="0" w:color="1F3864"/>
             </w:tcBorders>
             <w:shd w:val="clear" w:color="auto" w:fill="4472C4"/>
-            <w:tcMar>
-              <w:top w:w="50" w:type="dxa"/>
-              <w:left w:w="90" w:type="dxa"/>
-              <w:bottom w:w="50" w:type="dxa"/>
-              <w:right w:w="90" w:type="dxa"/>
-            </w:tcMar>
             <w:vAlign w:val="center"/>
           </w:tcPr>
           <w:p>
@@ -7063,12 +6315,6 @@
               <w:right w:val="single" w:sz="6" w:space="0" w:color="1F3864"/>
             </w:tcBorders>
             <w:shd w:val="clear" w:color="auto" w:fill="D9E2F3"/>
-            <w:tcMar>
-              <w:top w:w="50" w:type="dxa"/>
-              <w:left w:w="90" w:type="dxa"/>
-              <w:bottom w:w="50" w:type="dxa"/>
-              <w:right w:w="90" w:type="dxa"/>
-            </w:tcMar>
             <w:vAlign w:val="center"/>
           </w:tcPr>
           <w:p>
@@ -7127,12 +6373,6 @@
               <w:right w:val="single" w:sz="6" w:space="0" w:color="1F3864"/>
             </w:tcBorders>
             <w:shd w:val="clear" w:color="auto" w:fill="4472C4"/>
-            <w:tcMar>
-              <w:top w:w="50" w:type="dxa"/>
-              <w:left w:w="90" w:type="dxa"/>
-              <w:bottom w:w="50" w:type="dxa"/>
-              <w:right w:w="90" w:type="dxa"/>
-            </w:tcMar>
             <w:vAlign w:val="center"/>
           </w:tcPr>
           <w:p>
@@ -7174,12 +6414,6 @@
               <w:right w:val="single" w:sz="6" w:space="0" w:color="1F3864"/>
             </w:tcBorders>
             <w:shd w:val="clear" w:color="auto" w:fill="D9E2F3"/>
-            <w:tcMar>
-              <w:top w:w="50" w:type="dxa"/>
-              <w:left w:w="90" w:type="dxa"/>
-              <w:bottom w:w="50" w:type="dxa"/>
-              <w:right w:w="90" w:type="dxa"/>
-            </w:tcMar>
             <w:vAlign w:val="center"/>
           </w:tcPr>
           <w:p>
@@ -7274,12 +6508,6 @@
               <w:right w:val="single" w:sz="6" w:space="0" w:color="1F3864"/>
             </w:tcBorders>
             <w:shd w:val="clear" w:color="auto" w:fill="D9E2F3"/>
-            <w:tcMar>
-              <w:top w:w="50" w:type="dxa"/>
-              <w:left w:w="90" w:type="dxa"/>
-              <w:bottom w:w="50" w:type="dxa"/>
-              <w:right w:w="90" w:type="dxa"/>
-            </w:tcMar>
             <w:vAlign w:val="center"/>
           </w:tcPr>
           <w:p>
@@ -7688,12 +6916,6 @@
               <w:right w:val="single" w:sz="6" w:space="0" w:color="1F3864"/>
             </w:tcBorders>
             <w:shd w:val="clear" w:color="auto" w:fill="D9E2F3"/>
-            <w:tcMar>
-              <w:top w:w="50" w:type="dxa"/>
-              <w:left w:w="90" w:type="dxa"/>
-              <w:bottom w:w="50" w:type="dxa"/>
-              <w:right w:w="90" w:type="dxa"/>
-            </w:tcMar>
             <w:vAlign w:val="center"/>
           </w:tcPr>
           <w:p>
@@ -7721,6 +6943,55 @@
           </w:p>
         </w:tc>
       </w:tr>
+    </w:tbl>
+    <w:p>
+      <w:pPr>
+        <w:spacing w:before="0" w:after="0" w:line="240" w:lineRule="auto"/>
+        <w:rPr>
+          <w:sz w:val="18"/>
+          <w:szCs w:val="18"/>
+        </w:rPr>
+      </w:pPr>
+    </w:p>
+    <w:tbl>
+      <w:tblPr>
+        <w:tblW w:w="9405" w:type="dxa"/>
+        <w:jc w:val="center"/>
+        <w:tblBorders>
+          <w:top w:val="single" w:sz="6" w:space="0" w:color="1F3864"/>
+          <w:left w:val="single" w:sz="6" w:space="0" w:color="1F3864"/>
+          <w:bottom w:val="single" w:sz="6" w:space="0" w:color="1F3864"/>
+          <w:right w:val="single" w:sz="6" w:space="0" w:color="1F3864"/>
+          <w:insideH w:val="single" w:sz="6" w:space="0" w:color="1F3864"/>
+          <w:insideV w:val="single" w:sz="6" w:space="0" w:color="1F3864"/>
+        </w:tblBorders>
+        <w:tblLayout w:type="fixed"/>
+        <w:tblCellMar>
+          <w:top w:w="40" w:type="dxa"/>
+          <w:left w:w="90" w:type="dxa"/>
+          <w:bottom w:w="40" w:type="dxa"/>
+          <w:right w:w="90" w:type="dxa"/>
+        </w:tblCellMar>
+        <w:tblLook w:val="0000" w:firstRow="0" w:lastRow="0" w:firstColumn="0" w:lastColumn="0" w:noHBand="0" w:noVBand="0"/>
+      </w:tblPr>
+      <w:tblGrid>
+        <w:gridCol w:w="1175"/>
+        <w:gridCol w:w="391"/>
+        <w:gridCol w:w="391"/>
+        <w:gridCol w:w="391"/>
+        <w:gridCol w:w="783"/>
+        <w:gridCol w:w="391"/>
+        <w:gridCol w:w="391"/>
+        <w:gridCol w:w="783"/>
+        <w:gridCol w:w="783"/>
+        <w:gridCol w:w="391"/>
+        <w:gridCol w:w="391"/>
+        <w:gridCol w:w="391"/>
+        <w:gridCol w:w="391"/>
+        <w:gridCol w:w="391"/>
+        <w:gridCol w:w="391"/>
+        <w:gridCol w:w="1567"/>
+      </w:tblGrid>
       <w:tr>
         <w:tc>
           <w:tcPr>
@@ -7733,12 +7004,6 @@
               <w:right w:val="single" w:sz="6" w:space="0" w:color="1F3864"/>
             </w:tcBorders>
             <w:shd w:val="clear" w:color="auto" w:fill="4472C4"/>
-            <w:tcMar>
-              <w:top w:w="50" w:type="dxa"/>
-              <w:left w:w="90" w:type="dxa"/>
-              <w:bottom w:w="50" w:type="dxa"/>
-              <w:right w:w="90" w:type="dxa"/>
-            </w:tcMar>
             <w:vAlign w:val="center"/>
           </w:tcPr>
           <w:p>
@@ -7782,12 +7047,6 @@
               <w:right w:val="single" w:sz="6" w:space="0" w:color="1F3864"/>
             </w:tcBorders>
             <w:shd w:val="clear" w:color="auto" w:fill="4472C4"/>
-            <w:tcMar>
-              <w:top w:w="50" w:type="dxa"/>
-              <w:left w:w="90" w:type="dxa"/>
-              <w:bottom w:w="50" w:type="dxa"/>
-              <w:right w:w="90" w:type="dxa"/>
-            </w:tcMar>
             <w:vAlign w:val="center"/>
           </w:tcPr>
           <w:p>
@@ -7828,12 +7087,6 @@
               <w:right w:val="single" w:sz="6" w:space="0" w:color="1F3864"/>
             </w:tcBorders>
             <w:shd w:val="clear" w:color="auto" w:fill="4472C4"/>
-            <w:tcMar>
-              <w:top w:w="50" w:type="dxa"/>
-              <w:left w:w="90" w:type="dxa"/>
-              <w:bottom w:w="50" w:type="dxa"/>
-              <w:right w:w="90" w:type="dxa"/>
-            </w:tcMar>
             <w:vAlign w:val="center"/>
           </w:tcPr>
           <w:p>
@@ -7874,12 +7127,6 @@
               <w:right w:val="single" w:sz="6" w:space="0" w:color="1F3864"/>
             </w:tcBorders>
             <w:shd w:val="clear" w:color="auto" w:fill="4472C4"/>
-            <w:tcMar>
-              <w:top w:w="50" w:type="dxa"/>
-              <w:left w:w="90" w:type="dxa"/>
-              <w:bottom w:w="50" w:type="dxa"/>
-              <w:right w:w="90" w:type="dxa"/>
-            </w:tcMar>
             <w:vAlign w:val="center"/>
           </w:tcPr>
           <w:p>
@@ -7935,12 +7182,6 @@
               <w:right w:val="single" w:sz="6" w:space="0" w:color="1F3864"/>
             </w:tcBorders>
             <w:shd w:val="clear" w:color="auto" w:fill="4472C4"/>
-            <w:tcMar>
-              <w:top w:w="50" w:type="dxa"/>
-              <w:left w:w="90" w:type="dxa"/>
-              <w:bottom w:w="50" w:type="dxa"/>
-              <w:right w:w="90" w:type="dxa"/>
-            </w:tcMar>
             <w:vAlign w:val="center"/>
           </w:tcPr>
           <w:p>
@@ -7981,12 +7222,6 @@
               <w:right w:val="single" w:sz="6" w:space="0" w:color="1F3864"/>
             </w:tcBorders>
             <w:shd w:val="clear" w:color="auto" w:fill="4472C4"/>
-            <w:tcMar>
-              <w:top w:w="50" w:type="dxa"/>
-              <w:left w:w="90" w:type="dxa"/>
-              <w:bottom w:w="50" w:type="dxa"/>
-              <w:right w:w="90" w:type="dxa"/>
-            </w:tcMar>
             <w:vAlign w:val="center"/>
           </w:tcPr>
           <w:p>
@@ -8029,12 +7264,6 @@
               <w:right w:val="single" w:sz="6" w:space="0" w:color="1F3864"/>
             </w:tcBorders>
             <w:shd w:val="clear" w:color="auto" w:fill="D9E2F3"/>
-            <w:tcMar>
-              <w:top w:w="50" w:type="dxa"/>
-              <w:left w:w="90" w:type="dxa"/>
-              <w:bottom w:w="50" w:type="dxa"/>
-              <w:right w:w="90" w:type="dxa"/>
-            </w:tcMar>
             <w:vAlign w:val="center"/>
           </w:tcPr>
           <w:p>
@@ -8144,12 +7373,6 @@
               <w:right w:val="single" w:sz="6" w:space="0" w:color="1F3864"/>
             </w:tcBorders>
             <w:shd w:val="clear" w:color="auto" w:fill="D9E2F3"/>
-            <w:tcMar>
-              <w:top w:w="50" w:type="dxa"/>
-              <w:left w:w="90" w:type="dxa"/>
-              <w:bottom w:w="50" w:type="dxa"/>
-              <w:right w:w="90" w:type="dxa"/>
-            </w:tcMar>
             <w:vAlign w:val="center"/>
           </w:tcPr>
           <w:p>
@@ -8221,12 +7444,6 @@
               <w:right w:val="single" w:sz="6" w:space="0" w:color="1F3864"/>
             </w:tcBorders>
             <w:shd w:val="clear" w:color="auto" w:fill="D9E2F3"/>
-            <w:tcMar>
-              <w:top w:w="50" w:type="dxa"/>
-              <w:left w:w="90" w:type="dxa"/>
-              <w:bottom w:w="50" w:type="dxa"/>
-              <w:right w:w="90" w:type="dxa"/>
-            </w:tcMar>
             <w:vAlign w:val="center"/>
           </w:tcPr>
           <w:p>
@@ -8308,12 +7525,6 @@
               <w:right w:val="single" w:sz="6" w:space="0" w:color="1F3864"/>
             </w:tcBorders>
             <w:shd w:val="clear" w:color="auto" w:fill="D9E2F3"/>
-            <w:tcMar>
-              <w:top w:w="50" w:type="dxa"/>
-              <w:left w:w="90" w:type="dxa"/>
-              <w:bottom w:w="50" w:type="dxa"/>
-              <w:right w:w="90" w:type="dxa"/>
-            </w:tcMar>
             <w:vAlign w:val="center"/>
           </w:tcPr>
           <w:p>
@@ -8385,12 +7596,6 @@
               <w:right w:val="single" w:sz="6" w:space="0" w:color="1F3864"/>
             </w:tcBorders>
             <w:shd w:val="clear" w:color="auto" w:fill="D9E2F3"/>
-            <w:tcMar>
-              <w:top w:w="50" w:type="dxa"/>
-              <w:left w:w="90" w:type="dxa"/>
-              <w:bottom w:w="50" w:type="dxa"/>
-              <w:right w:w="90" w:type="dxa"/>
-            </w:tcMar>
             <w:vAlign w:val="center"/>
           </w:tcPr>
           <w:p>
@@ -8452,6 +7657,55 @@
           </w:p>
         </w:tc>
       </w:tr>
+    </w:tbl>
+    <w:p>
+      <w:pPr>
+        <w:spacing w:before="0" w:after="0" w:line="240" w:lineRule="auto"/>
+        <w:rPr>
+          <w:sz w:val="18"/>
+          <w:szCs w:val="18"/>
+        </w:rPr>
+      </w:pPr>
+    </w:p>
+    <w:tbl>
+      <w:tblPr>
+        <w:tblW w:w="9405" w:type="dxa"/>
+        <w:jc w:val="center"/>
+        <w:tblBorders>
+          <w:top w:val="single" w:sz="6" w:space="0" w:color="1F3864"/>
+          <w:left w:val="single" w:sz="6" w:space="0" w:color="1F3864"/>
+          <w:bottom w:val="single" w:sz="6" w:space="0" w:color="1F3864"/>
+          <w:right w:val="single" w:sz="6" w:space="0" w:color="1F3864"/>
+          <w:insideH w:val="single" w:sz="6" w:space="0" w:color="1F3864"/>
+          <w:insideV w:val="single" w:sz="6" w:space="0" w:color="1F3864"/>
+        </w:tblBorders>
+        <w:tblLayout w:type="fixed"/>
+        <w:tblCellMar>
+          <w:top w:w="40" w:type="dxa"/>
+          <w:left w:w="90" w:type="dxa"/>
+          <w:bottom w:w="40" w:type="dxa"/>
+          <w:right w:w="90" w:type="dxa"/>
+        </w:tblCellMar>
+        <w:tblLook w:val="0000" w:firstRow="0" w:lastRow="0" w:firstColumn="0" w:lastColumn="0" w:noHBand="0" w:noVBand="0"/>
+      </w:tblPr>
+      <w:tblGrid>
+        <w:gridCol w:w="1175"/>
+        <w:gridCol w:w="391"/>
+        <w:gridCol w:w="391"/>
+        <w:gridCol w:w="391"/>
+        <w:gridCol w:w="783"/>
+        <w:gridCol w:w="391"/>
+        <w:gridCol w:w="391"/>
+        <w:gridCol w:w="783"/>
+        <w:gridCol w:w="783"/>
+        <w:gridCol w:w="391"/>
+        <w:gridCol w:w="391"/>
+        <w:gridCol w:w="391"/>
+        <w:gridCol w:w="391"/>
+        <w:gridCol w:w="391"/>
+        <w:gridCol w:w="391"/>
+        <w:gridCol w:w="1567"/>
+      </w:tblGrid>
       <w:tr>
         <w:tc>
           <w:tcPr>
@@ -8464,12 +7718,6 @@
               <w:right w:val="single" w:sz="6" w:space="0" w:color="1F3864"/>
             </w:tcBorders>
             <w:shd w:val="clear" w:color="auto" w:fill="4472C4"/>
-            <w:tcMar>
-              <w:top w:w="50" w:type="dxa"/>
-              <w:left w:w="90" w:type="dxa"/>
-              <w:bottom w:w="50" w:type="dxa"/>
-              <w:right w:w="90" w:type="dxa"/>
-            </w:tcMar>
             <w:vAlign w:val="center"/>
           </w:tcPr>
           <w:p>
@@ -8509,12 +7757,6 @@
               <w:right w:val="single" w:sz="6" w:space="0" w:color="1F3864"/>
             </w:tcBorders>
             <w:shd w:val="clear" w:color="auto" w:fill="D9E2F3"/>
-            <w:tcMar>
-              <w:top w:w="50" w:type="dxa"/>
-              <w:left w:w="90" w:type="dxa"/>
-              <w:bottom w:w="50" w:type="dxa"/>
-              <w:right w:w="90" w:type="dxa"/>
-            </w:tcMar>
             <w:vAlign w:val="center"/>
           </w:tcPr>
           <w:p>
@@ -8669,12 +7911,6 @@
               <w:right w:val="single" w:sz="6" w:space="0" w:color="1F3864"/>
             </w:tcBorders>
             <w:shd w:val="clear" w:color="auto" w:fill="4472C4"/>
-            <w:tcMar>
-              <w:top w:w="50" w:type="dxa"/>
-              <w:left w:w="90" w:type="dxa"/>
-              <w:bottom w:w="50" w:type="dxa"/>
-              <w:right w:w="90" w:type="dxa"/>
-            </w:tcMar>
             <w:vAlign w:val="center"/>
           </w:tcPr>
           <w:p>
@@ -8714,12 +7950,6 @@
               <w:right w:val="single" w:sz="6" w:space="0" w:color="1F3864"/>
             </w:tcBorders>
             <w:shd w:val="clear" w:color="auto" w:fill="D9E2F3"/>
-            <w:tcMar>
-              <w:top w:w="50" w:type="dxa"/>
-              <w:left w:w="90" w:type="dxa"/>
-              <w:bottom w:w="50" w:type="dxa"/>
-              <w:right w:w="90" w:type="dxa"/>
-            </w:tcMar>
             <w:vAlign w:val="center"/>
           </w:tcPr>
           <w:p>
@@ -8869,12 +8099,6 @@
               <w:right w:val="single" w:sz="6" w:space="0" w:color="1F3864"/>
             </w:tcBorders>
             <w:shd w:val="clear" w:color="auto" w:fill="4472C4"/>
-            <w:tcMar>
-              <w:top w:w="50" w:type="dxa"/>
-              <w:left w:w="90" w:type="dxa"/>
-              <w:bottom w:w="50" w:type="dxa"/>
-              <w:right w:w="90" w:type="dxa"/>
-            </w:tcMar>
             <w:vAlign w:val="center"/>
           </w:tcPr>
           <w:p>
@@ -8914,12 +8138,6 @@
               <w:right w:val="single" w:sz="6" w:space="0" w:color="1F3864"/>
             </w:tcBorders>
             <w:shd w:val="clear" w:color="auto" w:fill="D9E2F3"/>
-            <w:tcMar>
-              <w:top w:w="50" w:type="dxa"/>
-              <w:left w:w="90" w:type="dxa"/>
-              <w:bottom w:w="50" w:type="dxa"/>
-              <w:right w:w="90" w:type="dxa"/>
-            </w:tcMar>
             <w:vAlign w:val="center"/>
           </w:tcPr>
           <w:p>
@@ -9023,12 +8241,6 @@
               <w:right w:val="single" w:sz="6" w:space="0" w:color="1F3864"/>
             </w:tcBorders>
             <w:shd w:val="clear" w:color="auto" w:fill="4472C4"/>
-            <w:tcMar>
-              <w:top w:w="50" w:type="dxa"/>
-              <w:left w:w="90" w:type="dxa"/>
-              <w:bottom w:w="50" w:type="dxa"/>
-              <w:right w:w="90" w:type="dxa"/>
-            </w:tcMar>
             <w:vAlign w:val="center"/>
           </w:tcPr>
           <w:p>
@@ -9068,12 +8280,6 @@
               <w:right w:val="single" w:sz="6" w:space="0" w:color="1F3864"/>
             </w:tcBorders>
             <w:shd w:val="clear" w:color="auto" w:fill="D9E2F3"/>
-            <w:tcMar>
-              <w:top w:w="50" w:type="dxa"/>
-              <w:left w:w="90" w:type="dxa"/>
-              <w:bottom w:w="50" w:type="dxa"/>
-              <w:right w:w="90" w:type="dxa"/>
-            </w:tcMar>
             <w:vAlign w:val="center"/>
           </w:tcPr>
           <w:p>
@@ -9185,12 +8391,6 @@
               <w:right w:val="single" w:sz="6" w:space="0" w:color="1F3864"/>
             </w:tcBorders>
             <w:shd w:val="clear" w:color="auto" w:fill="4472C4"/>
-            <w:tcMar>
-              <w:top w:w="50" w:type="dxa"/>
-              <w:left w:w="90" w:type="dxa"/>
-              <w:bottom w:w="50" w:type="dxa"/>
-              <w:right w:w="90" w:type="dxa"/>
-            </w:tcMar>
             <w:vAlign w:val="center"/>
           </w:tcPr>
           <w:p>
@@ -9231,12 +8431,6 @@
               <w:right w:val="single" w:sz="6" w:space="0" w:color="1F3864"/>
             </w:tcBorders>
             <w:shd w:val="clear" w:color="auto" w:fill="D9E2F3"/>
-            <w:tcMar>
-              <w:top w:w="50" w:type="dxa"/>
-              <w:left w:w="90" w:type="dxa"/>
-              <w:bottom w:w="50" w:type="dxa"/>
-              <w:right w:w="90" w:type="dxa"/>
-            </w:tcMar>
             <w:vAlign w:val="center"/>
           </w:tcPr>
           <w:p>
@@ -9281,12 +8475,6 @@
               <w:right w:val="single" w:sz="6" w:space="0" w:color="1F3864"/>
             </w:tcBorders>
             <w:shd w:val="clear" w:color="auto" w:fill="4472C4"/>
-            <w:tcMar>
-              <w:top w:w="50" w:type="dxa"/>
-              <w:left w:w="90" w:type="dxa"/>
-              <w:bottom w:w="50" w:type="dxa"/>
-              <w:right w:w="90" w:type="dxa"/>
-            </w:tcMar>
             <w:vAlign w:val="center"/>
           </w:tcPr>
           <w:p>
@@ -9353,12 +8541,6 @@
               <w:right w:val="single" w:sz="6" w:space="0" w:color="1F3864"/>
             </w:tcBorders>
             <w:shd w:val="clear" w:color="auto" w:fill="4472C4"/>
-            <w:tcMar>
-              <w:top w:w="50" w:type="dxa"/>
-              <w:left w:w="90" w:type="dxa"/>
-              <w:bottom w:w="50" w:type="dxa"/>
-              <w:right w:w="90" w:type="dxa"/>
-            </w:tcMar>
             <w:vAlign w:val="center"/>
           </w:tcPr>
           <w:p>
@@ -9398,12 +8580,6 @@
               <w:right w:val="single" w:sz="6" w:space="0" w:color="1F3864"/>
             </w:tcBorders>
             <w:shd w:val="clear" w:color="auto" w:fill="4472C4"/>
-            <w:tcMar>
-              <w:top w:w="50" w:type="dxa"/>
-              <w:left w:w="90" w:type="dxa"/>
-              <w:bottom w:w="50" w:type="dxa"/>
-              <w:right w:w="90" w:type="dxa"/>
-            </w:tcMar>
             <w:vAlign w:val="center"/>
           </w:tcPr>
           <w:p>
@@ -9443,12 +8619,6 @@
               <w:right w:val="single" w:sz="6" w:space="0" w:color="1F3864"/>
             </w:tcBorders>
             <w:shd w:val="clear" w:color="auto" w:fill="4472C4"/>
-            <w:tcMar>
-              <w:top w:w="50" w:type="dxa"/>
-              <w:left w:w="90" w:type="dxa"/>
-              <w:bottom w:w="50" w:type="dxa"/>
-              <w:right w:w="90" w:type="dxa"/>
-            </w:tcMar>
             <w:vAlign w:val="center"/>
           </w:tcPr>
           <w:p>
@@ -9488,12 +8658,6 @@
               <w:right w:val="single" w:sz="6" w:space="0" w:color="1F3864"/>
             </w:tcBorders>
             <w:shd w:val="clear" w:color="auto" w:fill="4472C4"/>
-            <w:tcMar>
-              <w:top w:w="50" w:type="dxa"/>
-              <w:left w:w="90" w:type="dxa"/>
-              <w:bottom w:w="50" w:type="dxa"/>
-              <w:right w:w="90" w:type="dxa"/>
-            </w:tcMar>
             <w:vAlign w:val="center"/>
           </w:tcPr>
           <w:p>
@@ -9560,12 +8724,6 @@
               <w:right w:val="single" w:sz="6" w:space="0" w:color="1F3864"/>
             </w:tcBorders>
             <w:shd w:val="clear" w:color="auto" w:fill="D9E2F3"/>
-            <w:tcMar>
-              <w:top w:w="50" w:type="dxa"/>
-              <w:left w:w="90" w:type="dxa"/>
-              <w:bottom w:w="50" w:type="dxa"/>
-              <w:right w:w="90" w:type="dxa"/>
-            </w:tcMar>
             <w:vAlign w:val="center"/>
           </w:tcPr>
           <w:p>
@@ -9598,12 +8756,6 @@
               <w:right w:val="single" w:sz="6" w:space="0" w:color="1F3864"/>
             </w:tcBorders>
             <w:shd w:val="clear" w:color="auto" w:fill="D9E2F3"/>
-            <w:tcMar>
-              <w:top w:w="50" w:type="dxa"/>
-              <w:left w:w="90" w:type="dxa"/>
-              <w:bottom w:w="50" w:type="dxa"/>
-              <w:right w:w="90" w:type="dxa"/>
-            </w:tcMar>
             <w:vAlign w:val="center"/>
           </w:tcPr>
           <w:p>
@@ -9636,12 +8788,6 @@
               <w:right w:val="single" w:sz="6" w:space="0" w:color="1F3864"/>
             </w:tcBorders>
             <w:shd w:val="clear" w:color="auto" w:fill="D9E2F3"/>
-            <w:tcMar>
-              <w:top w:w="50" w:type="dxa"/>
-              <w:left w:w="90" w:type="dxa"/>
-              <w:bottom w:w="50" w:type="dxa"/>
-              <w:right w:w="90" w:type="dxa"/>
-            </w:tcMar>
             <w:vAlign w:val="center"/>
           </w:tcPr>
           <w:p>
@@ -9674,12 +8820,6 @@
               <w:right w:val="single" w:sz="6" w:space="0" w:color="1F3864"/>
             </w:tcBorders>
             <w:shd w:val="clear" w:color="auto" w:fill="D9E2F3"/>
-            <w:tcMar>
-              <w:top w:w="50" w:type="dxa"/>
-              <w:left w:w="90" w:type="dxa"/>
-              <w:bottom w:w="50" w:type="dxa"/>
-              <w:right w:w="90" w:type="dxa"/>
-            </w:tcMar>
             <w:vAlign w:val="center"/>
           </w:tcPr>
           <w:p>
@@ -9739,12 +8879,6 @@
               <w:right w:val="single" w:sz="6" w:space="0" w:color="1F3864"/>
             </w:tcBorders>
             <w:shd w:val="clear" w:color="auto" w:fill="D9E2F3"/>
-            <w:tcMar>
-              <w:top w:w="50" w:type="dxa"/>
-              <w:left w:w="90" w:type="dxa"/>
-              <w:bottom w:w="50" w:type="dxa"/>
-              <w:right w:w="90" w:type="dxa"/>
-            </w:tcMar>
             <w:vAlign w:val="center"/>
           </w:tcPr>
           <w:p>
@@ -9777,12 +8911,6 @@
               <w:right w:val="single" w:sz="6" w:space="0" w:color="1F3864"/>
             </w:tcBorders>
             <w:shd w:val="clear" w:color="auto" w:fill="D9E2F3"/>
-            <w:tcMar>
-              <w:top w:w="50" w:type="dxa"/>
-              <w:left w:w="90" w:type="dxa"/>
-              <w:bottom w:w="50" w:type="dxa"/>
-              <w:right w:w="90" w:type="dxa"/>
-            </w:tcMar>
             <w:vAlign w:val="center"/>
           </w:tcPr>
           <w:p>
@@ -9815,12 +8943,6 @@
               <w:right w:val="single" w:sz="6" w:space="0" w:color="1F3864"/>
             </w:tcBorders>
             <w:shd w:val="clear" w:color="auto" w:fill="D9E2F3"/>
-            <w:tcMar>
-              <w:top w:w="50" w:type="dxa"/>
-              <w:left w:w="90" w:type="dxa"/>
-              <w:bottom w:w="50" w:type="dxa"/>
-              <w:right w:w="90" w:type="dxa"/>
-            </w:tcMar>
             <w:vAlign w:val="center"/>
           </w:tcPr>
           <w:p>
@@ -9853,12 +8975,6 @@
               <w:right w:val="single" w:sz="6" w:space="0" w:color="1F3864"/>
             </w:tcBorders>
             <w:shd w:val="clear" w:color="auto" w:fill="D9E2F3"/>
-            <w:tcMar>
-              <w:top w:w="50" w:type="dxa"/>
-              <w:left w:w="90" w:type="dxa"/>
-              <w:bottom w:w="50" w:type="dxa"/>
-              <w:right w:w="90" w:type="dxa"/>
-            </w:tcMar>
             <w:vAlign w:val="center"/>
           </w:tcPr>
           <w:p>
@@ -9918,12 +9034,6 @@
               <w:right w:val="single" w:sz="6" w:space="0" w:color="1F3864"/>
             </w:tcBorders>
             <w:shd w:val="clear" w:color="auto" w:fill="D9E2F3"/>
-            <w:tcMar>
-              <w:top w:w="50" w:type="dxa"/>
-              <w:left w:w="90" w:type="dxa"/>
-              <w:bottom w:w="50" w:type="dxa"/>
-              <w:right w:w="90" w:type="dxa"/>
-            </w:tcMar>
             <w:vAlign w:val="center"/>
           </w:tcPr>
           <w:p>
@@ -9956,12 +9066,6 @@
               <w:right w:val="single" w:sz="6" w:space="0" w:color="1F3864"/>
             </w:tcBorders>
             <w:shd w:val="clear" w:color="auto" w:fill="D9E2F3"/>
-            <w:tcMar>
-              <w:top w:w="50" w:type="dxa"/>
-              <w:left w:w="90" w:type="dxa"/>
-              <w:bottom w:w="50" w:type="dxa"/>
-              <w:right w:w="90" w:type="dxa"/>
-            </w:tcMar>
             <w:vAlign w:val="center"/>
           </w:tcPr>
           <w:p>
@@ -9994,12 +9098,6 @@
               <w:right w:val="single" w:sz="6" w:space="0" w:color="1F3864"/>
             </w:tcBorders>
             <w:shd w:val="clear" w:color="auto" w:fill="D9E2F3"/>
-            <w:tcMar>
-              <w:top w:w="50" w:type="dxa"/>
-              <w:left w:w="90" w:type="dxa"/>
-              <w:bottom w:w="50" w:type="dxa"/>
-              <w:right w:w="90" w:type="dxa"/>
-            </w:tcMar>
             <w:vAlign w:val="center"/>
           </w:tcPr>
           <w:p>
@@ -10032,12 +9130,6 @@
               <w:right w:val="single" w:sz="6" w:space="0" w:color="1F3864"/>
             </w:tcBorders>
             <w:shd w:val="clear" w:color="auto" w:fill="D9E2F3"/>
-            <w:tcMar>
-              <w:top w:w="50" w:type="dxa"/>
-              <w:left w:w="90" w:type="dxa"/>
-              <w:bottom w:w="50" w:type="dxa"/>
-              <w:right w:w="90" w:type="dxa"/>
-            </w:tcMar>
             <w:vAlign w:val="center"/>
           </w:tcPr>
           <w:p>
@@ -10097,12 +9189,6 @@
               <w:right w:val="single" w:sz="6" w:space="0" w:color="1F3864"/>
             </w:tcBorders>
             <w:shd w:val="clear" w:color="auto" w:fill="D9E2F3"/>
-            <w:tcMar>
-              <w:top w:w="50" w:type="dxa"/>
-              <w:left w:w="90" w:type="dxa"/>
-              <w:bottom w:w="50" w:type="dxa"/>
-              <w:right w:w="90" w:type="dxa"/>
-            </w:tcMar>
             <w:vAlign w:val="center"/>
           </w:tcPr>
           <w:p>
@@ -10147,12 +9233,6 @@
               <w:right w:val="single" w:sz="6" w:space="0" w:color="1F3864"/>
             </w:tcBorders>
             <w:shd w:val="clear" w:color="auto" w:fill="4472C4"/>
-            <w:tcMar>
-              <w:top w:w="50" w:type="dxa"/>
-              <w:left w:w="90" w:type="dxa"/>
-              <w:bottom w:w="50" w:type="dxa"/>
-              <w:right w:w="90" w:type="dxa"/>
-            </w:tcMar>
             <w:vAlign w:val="center"/>
           </w:tcPr>
           <w:p>
@@ -10219,12 +9299,6 @@
               <w:right w:val="single" w:sz="6" w:space="0" w:color="1F3864"/>
             </w:tcBorders>
             <w:shd w:val="clear" w:color="auto" w:fill="4472C4"/>
-            <w:tcMar>
-              <w:top w:w="50" w:type="dxa"/>
-              <w:left w:w="90" w:type="dxa"/>
-              <w:bottom w:w="50" w:type="dxa"/>
-              <w:right w:w="90" w:type="dxa"/>
-            </w:tcMar>
             <w:vAlign w:val="center"/>
           </w:tcPr>
           <w:p>
@@ -10264,12 +9338,6 @@
               <w:right w:val="single" w:sz="6" w:space="0" w:color="1F3864"/>
             </w:tcBorders>
             <w:shd w:val="clear" w:color="auto" w:fill="4472C4"/>
-            <w:tcMar>
-              <w:top w:w="50" w:type="dxa"/>
-              <w:left w:w="90" w:type="dxa"/>
-              <w:bottom w:w="50" w:type="dxa"/>
-              <w:right w:w="90" w:type="dxa"/>
-            </w:tcMar>
             <w:vAlign w:val="center"/>
           </w:tcPr>
           <w:p>
@@ -10309,12 +9377,6 @@
               <w:right w:val="single" w:sz="6" w:space="0" w:color="1F3864"/>
             </w:tcBorders>
             <w:shd w:val="clear" w:color="auto" w:fill="4472C4"/>
-            <w:tcMar>
-              <w:top w:w="50" w:type="dxa"/>
-              <w:left w:w="90" w:type="dxa"/>
-              <w:bottom w:w="50" w:type="dxa"/>
-              <w:right w:w="90" w:type="dxa"/>
-            </w:tcMar>
             <w:vAlign w:val="center"/>
           </w:tcPr>
           <w:p>
@@ -10354,12 +9416,6 @@
               <w:right w:val="single" w:sz="6" w:space="0" w:color="1F3864"/>
             </w:tcBorders>
             <w:shd w:val="clear" w:color="auto" w:fill="4472C4"/>
-            <w:tcMar>
-              <w:top w:w="50" w:type="dxa"/>
-              <w:left w:w="90" w:type="dxa"/>
-              <w:bottom w:w="50" w:type="dxa"/>
-              <w:right w:w="90" w:type="dxa"/>
-            </w:tcMar>
             <w:vAlign w:val="center"/>
           </w:tcPr>
           <w:p>
@@ -10426,12 +9482,6 @@
               <w:right w:val="single" w:sz="6" w:space="0" w:color="1F3864"/>
             </w:tcBorders>
             <w:shd w:val="clear" w:color="auto" w:fill="D9E2F3"/>
-            <w:tcMar>
-              <w:top w:w="50" w:type="dxa"/>
-              <w:left w:w="90" w:type="dxa"/>
-              <w:bottom w:w="50" w:type="dxa"/>
-              <w:right w:w="90" w:type="dxa"/>
-            </w:tcMar>
             <w:vAlign w:val="center"/>
           </w:tcPr>
           <w:p>
@@ -10464,12 +9514,6 @@
               <w:right w:val="single" w:sz="6" w:space="0" w:color="1F3864"/>
             </w:tcBorders>
             <w:shd w:val="clear" w:color="auto" w:fill="D9E2F3"/>
-            <w:tcMar>
-              <w:top w:w="50" w:type="dxa"/>
-              <w:left w:w="90" w:type="dxa"/>
-              <w:bottom w:w="50" w:type="dxa"/>
-              <w:right w:w="90" w:type="dxa"/>
-            </w:tcMar>
             <w:vAlign w:val="center"/>
           </w:tcPr>
           <w:p>
@@ -10502,12 +9546,6 @@
               <w:right w:val="single" w:sz="6" w:space="0" w:color="1F3864"/>
             </w:tcBorders>
             <w:shd w:val="clear" w:color="auto" w:fill="D9E2F3"/>
-            <w:tcMar>
-              <w:top w:w="50" w:type="dxa"/>
-              <w:left w:w="90" w:type="dxa"/>
-              <w:bottom w:w="50" w:type="dxa"/>
-              <w:right w:w="90" w:type="dxa"/>
-            </w:tcMar>
             <w:vAlign w:val="center"/>
           </w:tcPr>
           <w:p>
@@ -10540,12 +9578,6 @@
               <w:right w:val="single" w:sz="6" w:space="0" w:color="1F3864"/>
             </w:tcBorders>
             <w:shd w:val="clear" w:color="auto" w:fill="D9E2F3"/>
-            <w:tcMar>
-              <w:top w:w="50" w:type="dxa"/>
-              <w:left w:w="90" w:type="dxa"/>
-              <w:bottom w:w="50" w:type="dxa"/>
-              <w:right w:w="90" w:type="dxa"/>
-            </w:tcMar>
             <w:vAlign w:val="center"/>
           </w:tcPr>
           <w:p>
@@ -10605,12 +9637,6 @@
               <w:right w:val="single" w:sz="6" w:space="0" w:color="1F3864"/>
             </w:tcBorders>
             <w:shd w:val="clear" w:color="auto" w:fill="D9E2F3"/>
-            <w:tcMar>
-              <w:top w:w="50" w:type="dxa"/>
-              <w:left w:w="90" w:type="dxa"/>
-              <w:bottom w:w="50" w:type="dxa"/>
-              <w:right w:w="90" w:type="dxa"/>
-            </w:tcMar>
             <w:vAlign w:val="center"/>
           </w:tcPr>
           <w:p>
@@ -10643,12 +9669,6 @@
               <w:right w:val="single" w:sz="6" w:space="0" w:color="1F3864"/>
             </w:tcBorders>
             <w:shd w:val="clear" w:color="auto" w:fill="D9E2F3"/>
-            <w:tcMar>
-              <w:top w:w="50" w:type="dxa"/>
-              <w:left w:w="90" w:type="dxa"/>
-              <w:bottom w:w="50" w:type="dxa"/>
-              <w:right w:w="90" w:type="dxa"/>
-            </w:tcMar>
             <w:vAlign w:val="center"/>
           </w:tcPr>
           <w:p>
@@ -10681,12 +9701,6 @@
               <w:right w:val="single" w:sz="6" w:space="0" w:color="1F3864"/>
             </w:tcBorders>
             <w:shd w:val="clear" w:color="auto" w:fill="D9E2F3"/>
-            <w:tcMar>
-              <w:top w:w="50" w:type="dxa"/>
-              <w:left w:w="90" w:type="dxa"/>
-              <w:bottom w:w="50" w:type="dxa"/>
-              <w:right w:w="90" w:type="dxa"/>
-            </w:tcMar>
             <w:vAlign w:val="center"/>
           </w:tcPr>
           <w:p>
@@ -10719,12 +9733,6 @@
               <w:right w:val="single" w:sz="6" w:space="0" w:color="1F3864"/>
             </w:tcBorders>
             <w:shd w:val="clear" w:color="auto" w:fill="D9E2F3"/>
-            <w:tcMar>
-              <w:top w:w="50" w:type="dxa"/>
-              <w:left w:w="90" w:type="dxa"/>
-              <w:bottom w:w="50" w:type="dxa"/>
-              <w:right w:w="90" w:type="dxa"/>
-            </w:tcMar>
             <w:vAlign w:val="center"/>
           </w:tcPr>
           <w:p>
@@ -10784,12 +9792,6 @@
               <w:right w:val="single" w:sz="6" w:space="0" w:color="1F3864"/>
             </w:tcBorders>
             <w:shd w:val="clear" w:color="auto" w:fill="D9E2F3"/>
-            <w:tcMar>
-              <w:top w:w="50" w:type="dxa"/>
-              <w:left w:w="90" w:type="dxa"/>
-              <w:bottom w:w="50" w:type="dxa"/>
-              <w:right w:w="90" w:type="dxa"/>
-            </w:tcMar>
             <w:vAlign w:val="center"/>
           </w:tcPr>
           <w:p>
@@ -10822,12 +9824,6 @@
               <w:right w:val="single" w:sz="6" w:space="0" w:color="1F3864"/>
             </w:tcBorders>
             <w:shd w:val="clear" w:color="auto" w:fill="D9E2F3"/>
-            <w:tcMar>
-              <w:top w:w="50" w:type="dxa"/>
-              <w:left w:w="90" w:type="dxa"/>
-              <w:bottom w:w="50" w:type="dxa"/>
-              <w:right w:w="90" w:type="dxa"/>
-            </w:tcMar>
             <w:vAlign w:val="center"/>
           </w:tcPr>
           <w:p>
@@ -10860,12 +9856,6 @@
               <w:right w:val="single" w:sz="6" w:space="0" w:color="1F3864"/>
             </w:tcBorders>
             <w:shd w:val="clear" w:color="auto" w:fill="D9E2F3"/>
-            <w:tcMar>
-              <w:top w:w="50" w:type="dxa"/>
-              <w:left w:w="90" w:type="dxa"/>
-              <w:bottom w:w="50" w:type="dxa"/>
-              <w:right w:w="90" w:type="dxa"/>
-            </w:tcMar>
             <w:vAlign w:val="center"/>
           </w:tcPr>
           <w:p>
@@ -10898,12 +9888,6 @@
               <w:right w:val="single" w:sz="6" w:space="0" w:color="1F3864"/>
             </w:tcBorders>
             <w:shd w:val="clear" w:color="auto" w:fill="D9E2F3"/>
-            <w:tcMar>
-              <w:top w:w="50" w:type="dxa"/>
-              <w:left w:w="90" w:type="dxa"/>
-              <w:bottom w:w="50" w:type="dxa"/>
-              <w:right w:w="90" w:type="dxa"/>
-            </w:tcMar>
             <w:vAlign w:val="center"/>
           </w:tcPr>
           <w:p>
@@ -10963,12 +9947,6 @@
               <w:right w:val="single" w:sz="6" w:space="0" w:color="1F3864"/>
             </w:tcBorders>
             <w:shd w:val="clear" w:color="auto" w:fill="D9E2F3"/>
-            <w:tcMar>
-              <w:top w:w="50" w:type="dxa"/>
-              <w:left w:w="90" w:type="dxa"/>
-              <w:bottom w:w="50" w:type="dxa"/>
-              <w:right w:w="90" w:type="dxa"/>
-            </w:tcMar>
             <w:vAlign w:val="center"/>
           </w:tcPr>
           <w:p>
@@ -11013,12 +9991,6 @@
               <w:right w:val="single" w:sz="6" w:space="0" w:color="1F3864"/>
             </w:tcBorders>
             <w:shd w:val="clear" w:color="auto" w:fill="4472C4"/>
-            <w:tcMar>
-              <w:top w:w="50" w:type="dxa"/>
-              <w:left w:w="90" w:type="dxa"/>
-              <w:bottom w:w="50" w:type="dxa"/>
-              <w:right w:w="90" w:type="dxa"/>
-            </w:tcMar>
             <w:vAlign w:val="center"/>
           </w:tcPr>
           <w:p>
@@ -11085,12 +10057,6 @@
               <w:right w:val="single" w:sz="6" w:space="0" w:color="1F3864"/>
             </w:tcBorders>
             <w:shd w:val="clear" w:color="auto" w:fill="4472C4"/>
-            <w:tcMar>
-              <w:top w:w="50" w:type="dxa"/>
-              <w:left w:w="90" w:type="dxa"/>
-              <w:bottom w:w="50" w:type="dxa"/>
-              <w:right w:w="90" w:type="dxa"/>
-            </w:tcMar>
             <w:vAlign w:val="center"/>
           </w:tcPr>
           <w:p>
@@ -11130,12 +10096,6 @@
               <w:right w:val="single" w:sz="6" w:space="0" w:color="1F3864"/>
             </w:tcBorders>
             <w:shd w:val="clear" w:color="auto" w:fill="4472C4"/>
-            <w:tcMar>
-              <w:top w:w="50" w:type="dxa"/>
-              <w:left w:w="90" w:type="dxa"/>
-              <w:bottom w:w="50" w:type="dxa"/>
-              <w:right w:w="90" w:type="dxa"/>
-            </w:tcMar>
             <w:vAlign w:val="center"/>
           </w:tcPr>
           <w:p>
@@ -11175,12 +10135,6 @@
               <w:right w:val="single" w:sz="6" w:space="0" w:color="1F3864"/>
             </w:tcBorders>
             <w:shd w:val="clear" w:color="auto" w:fill="4472C4"/>
-            <w:tcMar>
-              <w:top w:w="50" w:type="dxa"/>
-              <w:left w:w="90" w:type="dxa"/>
-              <w:bottom w:w="50" w:type="dxa"/>
-              <w:right w:w="90" w:type="dxa"/>
-            </w:tcMar>
             <w:vAlign w:val="center"/>
           </w:tcPr>
           <w:p>
@@ -11220,12 +10174,6 @@
               <w:right w:val="single" w:sz="6" w:space="0" w:color="1F3864"/>
             </w:tcBorders>
             <w:shd w:val="clear" w:color="auto" w:fill="4472C4"/>
-            <w:tcMar>
-              <w:top w:w="50" w:type="dxa"/>
-              <w:left w:w="90" w:type="dxa"/>
-              <w:bottom w:w="50" w:type="dxa"/>
-              <w:right w:w="90" w:type="dxa"/>
-            </w:tcMar>
             <w:vAlign w:val="center"/>
           </w:tcPr>
           <w:p>
@@ -11292,12 +10240,6 @@
               <w:right w:val="single" w:sz="6" w:space="0" w:color="1F3864"/>
             </w:tcBorders>
             <w:shd w:val="clear" w:color="auto" w:fill="D9E2F3"/>
-            <w:tcMar>
-              <w:top w:w="50" w:type="dxa"/>
-              <w:left w:w="90" w:type="dxa"/>
-              <w:bottom w:w="50" w:type="dxa"/>
-              <w:right w:w="90" w:type="dxa"/>
-            </w:tcMar>
             <w:vAlign w:val="center"/>
           </w:tcPr>
           <w:p>
@@ -11330,12 +10272,6 @@
               <w:right w:val="single" w:sz="6" w:space="0" w:color="1F3864"/>
             </w:tcBorders>
             <w:shd w:val="clear" w:color="auto" w:fill="D9E2F3"/>
-            <w:tcMar>
-              <w:top w:w="50" w:type="dxa"/>
-              <w:left w:w="90" w:type="dxa"/>
-              <w:bottom w:w="50" w:type="dxa"/>
-              <w:right w:w="90" w:type="dxa"/>
-            </w:tcMar>
             <w:vAlign w:val="center"/>
           </w:tcPr>
           <w:p>
@@ -11368,12 +10304,6 @@
               <w:right w:val="single" w:sz="6" w:space="0" w:color="1F3864"/>
             </w:tcBorders>
             <w:shd w:val="clear" w:color="auto" w:fill="D9E2F3"/>
-            <w:tcMar>
-              <w:top w:w="50" w:type="dxa"/>
-              <w:left w:w="90" w:type="dxa"/>
-              <w:bottom w:w="50" w:type="dxa"/>
-              <w:right w:w="90" w:type="dxa"/>
-            </w:tcMar>
             <w:vAlign w:val="center"/>
           </w:tcPr>
           <w:p>
@@ -11406,12 +10336,6 @@
               <w:right w:val="single" w:sz="6" w:space="0" w:color="1F3864"/>
             </w:tcBorders>
             <w:shd w:val="clear" w:color="auto" w:fill="D9E2F3"/>
-            <w:tcMar>
-              <w:top w:w="50" w:type="dxa"/>
-              <w:left w:w="90" w:type="dxa"/>
-              <w:bottom w:w="50" w:type="dxa"/>
-              <w:right w:w="90" w:type="dxa"/>
-            </w:tcMar>
             <w:vAlign w:val="center"/>
           </w:tcPr>
           <w:p>
@@ -11471,12 +10395,6 @@
               <w:right w:val="single" w:sz="6" w:space="0" w:color="1F3864"/>
             </w:tcBorders>
             <w:shd w:val="clear" w:color="auto" w:fill="D9E2F3"/>
-            <w:tcMar>
-              <w:top w:w="50" w:type="dxa"/>
-              <w:left w:w="90" w:type="dxa"/>
-              <w:bottom w:w="50" w:type="dxa"/>
-              <w:right w:w="90" w:type="dxa"/>
-            </w:tcMar>
             <w:vAlign w:val="center"/>
           </w:tcPr>
           <w:p>
@@ -11509,12 +10427,6 @@
               <w:right w:val="single" w:sz="6" w:space="0" w:color="1F3864"/>
             </w:tcBorders>
             <w:shd w:val="clear" w:color="auto" w:fill="D9E2F3"/>
-            <w:tcMar>
-              <w:top w:w="50" w:type="dxa"/>
-              <w:left w:w="90" w:type="dxa"/>
-              <w:bottom w:w="50" w:type="dxa"/>
-              <w:right w:w="90" w:type="dxa"/>
-            </w:tcMar>
             <w:vAlign w:val="center"/>
           </w:tcPr>
           <w:p>
@@ -11547,12 +10459,6 @@
               <w:right w:val="single" w:sz="6" w:space="0" w:color="1F3864"/>
             </w:tcBorders>
             <w:shd w:val="clear" w:color="auto" w:fill="D9E2F3"/>
-            <w:tcMar>
-              <w:top w:w="50" w:type="dxa"/>
-              <w:left w:w="90" w:type="dxa"/>
-              <w:bottom w:w="50" w:type="dxa"/>
-              <w:right w:w="90" w:type="dxa"/>
-            </w:tcMar>
             <w:vAlign w:val="center"/>
           </w:tcPr>
           <w:p>
@@ -11585,12 +10491,6 @@
               <w:right w:val="single" w:sz="6" w:space="0" w:color="1F3864"/>
             </w:tcBorders>
             <w:shd w:val="clear" w:color="auto" w:fill="D9E2F3"/>
-            <w:tcMar>
-              <w:top w:w="50" w:type="dxa"/>
-              <w:left w:w="90" w:type="dxa"/>
-              <w:bottom w:w="50" w:type="dxa"/>
-              <w:right w:w="90" w:type="dxa"/>
-            </w:tcMar>
             <w:vAlign w:val="center"/>
           </w:tcPr>
           <w:p>
@@ -11650,12 +10550,6 @@
               <w:right w:val="single" w:sz="6" w:space="0" w:color="1F3864"/>
             </w:tcBorders>
             <w:shd w:val="clear" w:color="auto" w:fill="D9E2F3"/>
-            <w:tcMar>
-              <w:top w:w="50" w:type="dxa"/>
-              <w:left w:w="90" w:type="dxa"/>
-              <w:bottom w:w="50" w:type="dxa"/>
-              <w:right w:w="90" w:type="dxa"/>
-            </w:tcMar>
             <w:vAlign w:val="center"/>
           </w:tcPr>
           <w:p>
@@ -11688,12 +10582,6 @@
               <w:right w:val="single" w:sz="6" w:space="0" w:color="1F3864"/>
             </w:tcBorders>
             <w:shd w:val="clear" w:color="auto" w:fill="D9E2F3"/>
-            <w:tcMar>
-              <w:top w:w="50" w:type="dxa"/>
-              <w:left w:w="90" w:type="dxa"/>
-              <w:bottom w:w="50" w:type="dxa"/>
-              <w:right w:w="90" w:type="dxa"/>
-            </w:tcMar>
             <w:vAlign w:val="center"/>
           </w:tcPr>
           <w:p>
@@ -11726,12 +10614,6 @@
               <w:right w:val="single" w:sz="6" w:space="0" w:color="1F3864"/>
             </w:tcBorders>
             <w:shd w:val="clear" w:color="auto" w:fill="D9E2F3"/>
-            <w:tcMar>
-              <w:top w:w="50" w:type="dxa"/>
-              <w:left w:w="90" w:type="dxa"/>
-              <w:bottom w:w="50" w:type="dxa"/>
-              <w:right w:w="90" w:type="dxa"/>
-            </w:tcMar>
             <w:vAlign w:val="center"/>
           </w:tcPr>
           <w:p>
@@ -11764,12 +10646,6 @@
               <w:right w:val="single" w:sz="6" w:space="0" w:color="1F3864"/>
             </w:tcBorders>
             <w:shd w:val="clear" w:color="auto" w:fill="D9E2F3"/>
-            <w:tcMar>
-              <w:top w:w="50" w:type="dxa"/>
-              <w:left w:w="90" w:type="dxa"/>
-              <w:bottom w:w="50" w:type="dxa"/>
-              <w:right w:w="90" w:type="dxa"/>
-            </w:tcMar>
             <w:vAlign w:val="center"/>
           </w:tcPr>
           <w:p>
@@ -11829,12 +10705,6 @@
               <w:right w:val="single" w:sz="6" w:space="0" w:color="1F3864"/>
             </w:tcBorders>
             <w:shd w:val="clear" w:color="auto" w:fill="D9E2F3"/>
-            <w:tcMar>
-              <w:top w:w="50" w:type="dxa"/>
-              <w:left w:w="90" w:type="dxa"/>
-              <w:bottom w:w="50" w:type="dxa"/>
-              <w:right w:w="90" w:type="dxa"/>
-            </w:tcMar>
             <w:vAlign w:val="center"/>
           </w:tcPr>
           <w:p>
@@ -11879,12 +10749,6 @@
               <w:right w:val="single" w:sz="6" w:space="0" w:color="1F3864"/>
             </w:tcBorders>
             <w:shd w:val="clear" w:color="auto" w:fill="4472C4"/>
-            <w:tcMar>
-              <w:top w:w="50" w:type="dxa"/>
-              <w:left w:w="90" w:type="dxa"/>
-              <w:bottom w:w="50" w:type="dxa"/>
-              <w:right w:w="90" w:type="dxa"/>
-            </w:tcMar>
             <w:vAlign w:val="center"/>
           </w:tcPr>
           <w:p>
@@ -11951,12 +10815,6 @@
               <w:right w:val="single" w:sz="6" w:space="0" w:color="1F3864"/>
             </w:tcBorders>
             <w:shd w:val="clear" w:color="auto" w:fill="4472C4"/>
-            <w:tcMar>
-              <w:top w:w="50" w:type="dxa"/>
-              <w:left w:w="90" w:type="dxa"/>
-              <w:bottom w:w="50" w:type="dxa"/>
-              <w:right w:w="90" w:type="dxa"/>
-            </w:tcMar>
             <w:vAlign w:val="center"/>
           </w:tcPr>
           <w:p>
@@ -11996,12 +10854,6 @@
               <w:right w:val="single" w:sz="6" w:space="0" w:color="1F3864"/>
             </w:tcBorders>
             <w:shd w:val="clear" w:color="auto" w:fill="4472C4"/>
-            <w:tcMar>
-              <w:top w:w="50" w:type="dxa"/>
-              <w:left w:w="90" w:type="dxa"/>
-              <w:bottom w:w="50" w:type="dxa"/>
-              <w:right w:w="90" w:type="dxa"/>
-            </w:tcMar>
             <w:vAlign w:val="center"/>
           </w:tcPr>
           <w:p>
@@ -12041,12 +10893,6 @@
               <w:right w:val="single" w:sz="6" w:space="0" w:color="1F3864"/>
             </w:tcBorders>
             <w:shd w:val="clear" w:color="auto" w:fill="4472C4"/>
-            <w:tcMar>
-              <w:top w:w="50" w:type="dxa"/>
-              <w:left w:w="90" w:type="dxa"/>
-              <w:bottom w:w="50" w:type="dxa"/>
-              <w:right w:w="90" w:type="dxa"/>
-            </w:tcMar>
             <w:vAlign w:val="center"/>
           </w:tcPr>
           <w:p>
@@ -12086,12 +10932,6 @@
               <w:right w:val="single" w:sz="6" w:space="0" w:color="1F3864"/>
             </w:tcBorders>
             <w:shd w:val="clear" w:color="auto" w:fill="4472C4"/>
-            <w:tcMar>
-              <w:top w:w="50" w:type="dxa"/>
-              <w:left w:w="90" w:type="dxa"/>
-              <w:bottom w:w="50" w:type="dxa"/>
-              <w:right w:w="90" w:type="dxa"/>
-            </w:tcMar>
             <w:vAlign w:val="center"/>
           </w:tcPr>
           <w:p>
@@ -12158,12 +10998,6 @@
               <w:right w:val="single" w:sz="6" w:space="0" w:color="1F3864"/>
             </w:tcBorders>
             <w:shd w:val="clear" w:color="auto" w:fill="D9E2F3"/>
-            <w:tcMar>
-              <w:top w:w="50" w:type="dxa"/>
-              <w:left w:w="90" w:type="dxa"/>
-              <w:bottom w:w="50" w:type="dxa"/>
-              <w:right w:w="90" w:type="dxa"/>
-            </w:tcMar>
             <w:vAlign w:val="center"/>
           </w:tcPr>
           <w:p>
@@ -12196,12 +11030,6 @@
               <w:right w:val="single" w:sz="6" w:space="0" w:color="1F3864"/>
             </w:tcBorders>
             <w:shd w:val="clear" w:color="auto" w:fill="D9E2F3"/>
-            <w:tcMar>
-              <w:top w:w="50" w:type="dxa"/>
-              <w:left w:w="90" w:type="dxa"/>
-              <w:bottom w:w="50" w:type="dxa"/>
-              <w:right w:w="90" w:type="dxa"/>
-            </w:tcMar>
             <w:vAlign w:val="center"/>
           </w:tcPr>
           <w:p>
@@ -12234,12 +11062,6 @@
               <w:right w:val="single" w:sz="6" w:space="0" w:color="1F3864"/>
             </w:tcBorders>
             <w:shd w:val="clear" w:color="auto" w:fill="D9E2F3"/>
-            <w:tcMar>
-              <w:top w:w="50" w:type="dxa"/>
-              <w:left w:w="90" w:type="dxa"/>
-              <w:bottom w:w="50" w:type="dxa"/>
-              <w:right w:w="90" w:type="dxa"/>
-            </w:tcMar>
             <w:vAlign w:val="center"/>
           </w:tcPr>
           <w:p>
@@ -12272,12 +11094,6 @@
               <w:right w:val="single" w:sz="6" w:space="0" w:color="1F3864"/>
             </w:tcBorders>
             <w:shd w:val="clear" w:color="auto" w:fill="D9E2F3"/>
-            <w:tcMar>
-              <w:top w:w="50" w:type="dxa"/>
-              <w:left w:w="90" w:type="dxa"/>
-              <w:bottom w:w="50" w:type="dxa"/>
-              <w:right w:w="90" w:type="dxa"/>
-            </w:tcMar>
             <w:vAlign w:val="center"/>
           </w:tcPr>
           <w:p>
@@ -12337,12 +11153,6 @@
               <w:right w:val="single" w:sz="6" w:space="0" w:color="1F3864"/>
             </w:tcBorders>
             <w:shd w:val="clear" w:color="auto" w:fill="D9E2F3"/>
-            <w:tcMar>
-              <w:top w:w="50" w:type="dxa"/>
-              <w:left w:w="90" w:type="dxa"/>
-              <w:bottom w:w="50" w:type="dxa"/>
-              <w:right w:w="90" w:type="dxa"/>
-            </w:tcMar>
             <w:vAlign w:val="center"/>
           </w:tcPr>
           <w:p>
@@ -12375,12 +11185,6 @@
               <w:right w:val="single" w:sz="6" w:space="0" w:color="1F3864"/>
             </w:tcBorders>
             <w:shd w:val="clear" w:color="auto" w:fill="D9E2F3"/>
-            <w:tcMar>
-              <w:top w:w="50" w:type="dxa"/>
-              <w:left w:w="90" w:type="dxa"/>
-              <w:bottom w:w="50" w:type="dxa"/>
-              <w:right w:w="90" w:type="dxa"/>
-            </w:tcMar>
             <w:vAlign w:val="center"/>
           </w:tcPr>
           <w:p>
@@ -12413,12 +11217,6 @@
               <w:right w:val="single" w:sz="6" w:space="0" w:color="1F3864"/>
             </w:tcBorders>
             <w:shd w:val="clear" w:color="auto" w:fill="D9E2F3"/>
-            <w:tcMar>
-              <w:top w:w="50" w:type="dxa"/>
-              <w:left w:w="90" w:type="dxa"/>
-              <w:bottom w:w="50" w:type="dxa"/>
-              <w:right w:w="90" w:type="dxa"/>
-            </w:tcMar>
             <w:vAlign w:val="center"/>
           </w:tcPr>
           <w:p>
@@ -12451,12 +11249,6 @@
               <w:right w:val="single" w:sz="6" w:space="0" w:color="1F3864"/>
             </w:tcBorders>
             <w:shd w:val="clear" w:color="auto" w:fill="D9E2F3"/>
-            <w:tcMar>
-              <w:top w:w="50" w:type="dxa"/>
-              <w:left w:w="90" w:type="dxa"/>
-              <w:bottom w:w="50" w:type="dxa"/>
-              <w:right w:w="90" w:type="dxa"/>
-            </w:tcMar>
             <w:vAlign w:val="center"/>
           </w:tcPr>
           <w:p>
@@ -12516,12 +11308,6 @@
               <w:right w:val="single" w:sz="6" w:space="0" w:color="1F3864"/>
             </w:tcBorders>
             <w:shd w:val="clear" w:color="auto" w:fill="D9E2F3"/>
-            <w:tcMar>
-              <w:top w:w="50" w:type="dxa"/>
-              <w:left w:w="90" w:type="dxa"/>
-              <w:bottom w:w="50" w:type="dxa"/>
-              <w:right w:w="90" w:type="dxa"/>
-            </w:tcMar>
             <w:vAlign w:val="center"/>
           </w:tcPr>
           <w:p>
@@ -12554,12 +11340,6 @@
               <w:right w:val="single" w:sz="6" w:space="0" w:color="1F3864"/>
             </w:tcBorders>
             <w:shd w:val="clear" w:color="auto" w:fill="D9E2F3"/>
-            <w:tcMar>
-              <w:top w:w="50" w:type="dxa"/>
-              <w:left w:w="90" w:type="dxa"/>
-              <w:bottom w:w="50" w:type="dxa"/>
-              <w:right w:w="90" w:type="dxa"/>
-            </w:tcMar>
             <w:vAlign w:val="center"/>
           </w:tcPr>
           <w:p>
@@ -12592,12 +11372,6 @@
               <w:right w:val="single" w:sz="6" w:space="0" w:color="1F3864"/>
             </w:tcBorders>
             <w:shd w:val="clear" w:color="auto" w:fill="D9E2F3"/>
-            <w:tcMar>
-              <w:top w:w="50" w:type="dxa"/>
-              <w:left w:w="90" w:type="dxa"/>
-              <w:bottom w:w="50" w:type="dxa"/>
-              <w:right w:w="90" w:type="dxa"/>
-            </w:tcMar>
             <w:vAlign w:val="center"/>
           </w:tcPr>
           <w:p>
@@ -12630,12 +11404,6 @@
               <w:right w:val="single" w:sz="6" w:space="0" w:color="1F3864"/>
             </w:tcBorders>
             <w:shd w:val="clear" w:color="auto" w:fill="D9E2F3"/>
-            <w:tcMar>
-              <w:top w:w="50" w:type="dxa"/>
-              <w:left w:w="90" w:type="dxa"/>
-              <w:bottom w:w="50" w:type="dxa"/>
-              <w:right w:w="90" w:type="dxa"/>
-            </w:tcMar>
             <w:vAlign w:val="center"/>
           </w:tcPr>
           <w:p>
@@ -12695,12 +11463,6 @@
               <w:right w:val="single" w:sz="6" w:space="0" w:color="1F3864"/>
             </w:tcBorders>
             <w:shd w:val="clear" w:color="auto" w:fill="D9E2F3"/>
-            <w:tcMar>
-              <w:top w:w="50" w:type="dxa"/>
-              <w:left w:w="90" w:type="dxa"/>
-              <w:bottom w:w="50" w:type="dxa"/>
-              <w:right w:w="90" w:type="dxa"/>
-            </w:tcMar>
             <w:vAlign w:val="center"/>
           </w:tcPr>
           <w:p>
@@ -12745,12 +11507,6 @@
               <w:right w:val="single" w:sz="6" w:space="0" w:color="1F3864"/>
             </w:tcBorders>
             <w:shd w:val="clear" w:color="auto" w:fill="4472C4"/>
-            <w:tcMar>
-              <w:top w:w="50" w:type="dxa"/>
-              <w:left w:w="90" w:type="dxa"/>
-              <w:bottom w:w="50" w:type="dxa"/>
-              <w:right w:w="90" w:type="dxa"/>
-            </w:tcMar>
             <w:vAlign w:val="center"/>
           </w:tcPr>
           <w:p>
@@ -12817,12 +11573,6 @@
               <w:right w:val="single" w:sz="6" w:space="0" w:color="1F3864"/>
             </w:tcBorders>
             <w:shd w:val="clear" w:color="auto" w:fill="4472C4"/>
-            <w:tcMar>
-              <w:top w:w="50" w:type="dxa"/>
-              <w:left w:w="90" w:type="dxa"/>
-              <w:bottom w:w="50" w:type="dxa"/>
-              <w:right w:w="90" w:type="dxa"/>
-            </w:tcMar>
             <w:vAlign w:val="center"/>
           </w:tcPr>
           <w:p>
@@ -12862,12 +11612,6 @@
               <w:right w:val="single" w:sz="6" w:space="0" w:color="1F3864"/>
             </w:tcBorders>
             <w:shd w:val="clear" w:color="auto" w:fill="4472C4"/>
-            <w:tcMar>
-              <w:top w:w="50" w:type="dxa"/>
-              <w:left w:w="90" w:type="dxa"/>
-              <w:bottom w:w="50" w:type="dxa"/>
-              <w:right w:w="90" w:type="dxa"/>
-            </w:tcMar>
             <w:vAlign w:val="center"/>
           </w:tcPr>
           <w:p>
@@ -12907,12 +11651,6 @@
               <w:right w:val="single" w:sz="6" w:space="0" w:color="1F3864"/>
             </w:tcBorders>
             <w:shd w:val="clear" w:color="auto" w:fill="4472C4"/>
-            <w:tcMar>
-              <w:top w:w="50" w:type="dxa"/>
-              <w:left w:w="90" w:type="dxa"/>
-              <w:bottom w:w="50" w:type="dxa"/>
-              <w:right w:w="90" w:type="dxa"/>
-            </w:tcMar>
             <w:vAlign w:val="center"/>
           </w:tcPr>
           <w:p>
@@ -12952,12 +11690,6 @@
               <w:right w:val="single" w:sz="6" w:space="0" w:color="1F3864"/>
             </w:tcBorders>
             <w:shd w:val="clear" w:color="auto" w:fill="4472C4"/>
-            <w:tcMar>
-              <w:top w:w="50" w:type="dxa"/>
-              <w:left w:w="90" w:type="dxa"/>
-              <w:bottom w:w="50" w:type="dxa"/>
-              <w:right w:w="90" w:type="dxa"/>
-            </w:tcMar>
             <w:vAlign w:val="center"/>
           </w:tcPr>
           <w:p>
@@ -13024,12 +11756,6 @@
               <w:right w:val="single" w:sz="6" w:space="0" w:color="1F3864"/>
             </w:tcBorders>
             <w:shd w:val="clear" w:color="auto" w:fill="D9E2F3"/>
-            <w:tcMar>
-              <w:top w:w="50" w:type="dxa"/>
-              <w:left w:w="90" w:type="dxa"/>
-              <w:bottom w:w="50" w:type="dxa"/>
-              <w:right w:w="90" w:type="dxa"/>
-            </w:tcMar>
             <w:vAlign w:val="center"/>
           </w:tcPr>
           <w:p>
@@ -13062,12 +11788,6 @@
               <w:right w:val="single" w:sz="6" w:space="0" w:color="1F3864"/>
             </w:tcBorders>
             <w:shd w:val="clear" w:color="auto" w:fill="D9E2F3"/>
-            <w:tcMar>
-              <w:top w:w="50" w:type="dxa"/>
-              <w:left w:w="90" w:type="dxa"/>
-              <w:bottom w:w="50" w:type="dxa"/>
-              <w:right w:w="90" w:type="dxa"/>
-            </w:tcMar>
             <w:vAlign w:val="center"/>
           </w:tcPr>
           <w:p>
@@ -13100,12 +11820,6 @@
               <w:right w:val="single" w:sz="6" w:space="0" w:color="1F3864"/>
             </w:tcBorders>
             <w:shd w:val="clear" w:color="auto" w:fill="D9E2F3"/>
-            <w:tcMar>
-              <w:top w:w="50" w:type="dxa"/>
-              <w:left w:w="90" w:type="dxa"/>
-              <w:bottom w:w="50" w:type="dxa"/>
-              <w:right w:w="90" w:type="dxa"/>
-            </w:tcMar>
             <w:vAlign w:val="center"/>
           </w:tcPr>
           <w:p>
@@ -13138,12 +11852,6 @@
               <w:right w:val="single" w:sz="6" w:space="0" w:color="1F3864"/>
             </w:tcBorders>
             <w:shd w:val="clear" w:color="auto" w:fill="D9E2F3"/>
-            <w:tcMar>
-              <w:top w:w="50" w:type="dxa"/>
-              <w:left w:w="90" w:type="dxa"/>
-              <w:bottom w:w="50" w:type="dxa"/>
-              <w:right w:w="90" w:type="dxa"/>
-            </w:tcMar>
             <w:vAlign w:val="center"/>
           </w:tcPr>
           <w:p>
@@ -13203,12 +11911,6 @@
               <w:right w:val="single" w:sz="6" w:space="0" w:color="1F3864"/>
             </w:tcBorders>
             <w:shd w:val="clear" w:color="auto" w:fill="D9E2F3"/>
-            <w:tcMar>
-              <w:top w:w="50" w:type="dxa"/>
-              <w:left w:w="90" w:type="dxa"/>
-              <w:bottom w:w="50" w:type="dxa"/>
-              <w:right w:w="90" w:type="dxa"/>
-            </w:tcMar>
             <w:vAlign w:val="center"/>
           </w:tcPr>
           <w:p>
@@ -13241,12 +11943,6 @@
               <w:right w:val="single" w:sz="6" w:space="0" w:color="1F3864"/>
             </w:tcBorders>
             <w:shd w:val="clear" w:color="auto" w:fill="D9E2F3"/>
-            <w:tcMar>
-              <w:top w:w="50" w:type="dxa"/>
-              <w:left w:w="90" w:type="dxa"/>
-              <w:bottom w:w="50" w:type="dxa"/>
-              <w:right w:w="90" w:type="dxa"/>
-            </w:tcMar>
             <w:vAlign w:val="center"/>
           </w:tcPr>
           <w:p>
@@ -13279,12 +11975,6 @@
               <w:right w:val="single" w:sz="6" w:space="0" w:color="1F3864"/>
             </w:tcBorders>
             <w:shd w:val="clear" w:color="auto" w:fill="D9E2F3"/>
-            <w:tcMar>
-              <w:top w:w="50" w:type="dxa"/>
-              <w:left w:w="90" w:type="dxa"/>
-              <w:bottom w:w="50" w:type="dxa"/>
-              <w:right w:w="90" w:type="dxa"/>
-            </w:tcMar>
             <w:vAlign w:val="center"/>
           </w:tcPr>
           <w:p>
@@ -13317,12 +12007,6 @@
               <w:right w:val="single" w:sz="6" w:space="0" w:color="1F3864"/>
             </w:tcBorders>
             <w:shd w:val="clear" w:color="auto" w:fill="D9E2F3"/>
-            <w:tcMar>
-              <w:top w:w="50" w:type="dxa"/>
-              <w:left w:w="90" w:type="dxa"/>
-              <w:bottom w:w="50" w:type="dxa"/>
-              <w:right w:w="90" w:type="dxa"/>
-            </w:tcMar>
             <w:vAlign w:val="center"/>
           </w:tcPr>
           <w:p>
@@ -13382,12 +12066,6 @@
               <w:right w:val="single" w:sz="6" w:space="0" w:color="1F3864"/>
             </w:tcBorders>
             <w:shd w:val="clear" w:color="auto" w:fill="D9E2F3"/>
-            <w:tcMar>
-              <w:top w:w="50" w:type="dxa"/>
-              <w:left w:w="90" w:type="dxa"/>
-              <w:bottom w:w="50" w:type="dxa"/>
-              <w:right w:w="90" w:type="dxa"/>
-            </w:tcMar>
             <w:vAlign w:val="center"/>
           </w:tcPr>
           <w:p>
@@ -13420,12 +12098,6 @@
               <w:right w:val="single" w:sz="6" w:space="0" w:color="1F3864"/>
             </w:tcBorders>
             <w:shd w:val="clear" w:color="auto" w:fill="D9E2F3"/>
-            <w:tcMar>
-              <w:top w:w="50" w:type="dxa"/>
-              <w:left w:w="90" w:type="dxa"/>
-              <w:bottom w:w="50" w:type="dxa"/>
-              <w:right w:w="90" w:type="dxa"/>
-            </w:tcMar>
             <w:vAlign w:val="center"/>
           </w:tcPr>
           <w:p>
@@ -13458,12 +12130,6 @@
               <w:right w:val="single" w:sz="6" w:space="0" w:color="1F3864"/>
             </w:tcBorders>
             <w:shd w:val="clear" w:color="auto" w:fill="D9E2F3"/>
-            <w:tcMar>
-              <w:top w:w="50" w:type="dxa"/>
-              <w:left w:w="90" w:type="dxa"/>
-              <w:bottom w:w="50" w:type="dxa"/>
-              <w:right w:w="90" w:type="dxa"/>
-            </w:tcMar>
             <w:vAlign w:val="center"/>
           </w:tcPr>
           <w:p>
@@ -13496,12 +12162,6 @@
               <w:right w:val="single" w:sz="6" w:space="0" w:color="1F3864"/>
             </w:tcBorders>
             <w:shd w:val="clear" w:color="auto" w:fill="D9E2F3"/>
-            <w:tcMar>
-              <w:top w:w="50" w:type="dxa"/>
-              <w:left w:w="90" w:type="dxa"/>
-              <w:bottom w:w="50" w:type="dxa"/>
-              <w:right w:w="90" w:type="dxa"/>
-            </w:tcMar>
             <w:vAlign w:val="center"/>
           </w:tcPr>
           <w:p>
@@ -13561,12 +12221,6 @@
               <w:right w:val="single" w:sz="6" w:space="0" w:color="1F3864"/>
             </w:tcBorders>
             <w:shd w:val="clear" w:color="auto" w:fill="D9E2F3"/>
-            <w:tcMar>
-              <w:top w:w="50" w:type="dxa"/>
-              <w:left w:w="90" w:type="dxa"/>
-              <w:bottom w:w="50" w:type="dxa"/>
-              <w:right w:w="90" w:type="dxa"/>
-            </w:tcMar>
             <w:vAlign w:val="center"/>
           </w:tcPr>
           <w:p>
@@ -13611,12 +12265,6 @@
               <w:right w:val="single" w:sz="6" w:space="0" w:color="1F3864"/>
             </w:tcBorders>
             <w:shd w:val="clear" w:color="auto" w:fill="4472C4"/>
-            <w:tcMar>
-              <w:top w:w="50" w:type="dxa"/>
-              <w:left w:w="90" w:type="dxa"/>
-              <w:bottom w:w="50" w:type="dxa"/>
-              <w:right w:w="90" w:type="dxa"/>
-            </w:tcMar>
             <w:vAlign w:val="center"/>
           </w:tcPr>
           <w:p>
@@ -13683,12 +12331,6 @@
               <w:right w:val="single" w:sz="6" w:space="0" w:color="1F3864"/>
             </w:tcBorders>
             <w:shd w:val="clear" w:color="auto" w:fill="4472C4"/>
-            <w:tcMar>
-              <w:top w:w="50" w:type="dxa"/>
-              <w:left w:w="90" w:type="dxa"/>
-              <w:bottom w:w="50" w:type="dxa"/>
-              <w:right w:w="90" w:type="dxa"/>
-            </w:tcMar>
             <w:vAlign w:val="center"/>
           </w:tcPr>
           <w:p>
@@ -13728,12 +12370,6 @@
               <w:right w:val="single" w:sz="6" w:space="0" w:color="1F3864"/>
             </w:tcBorders>
             <w:shd w:val="clear" w:color="auto" w:fill="4472C4"/>
-            <w:tcMar>
-              <w:top w:w="50" w:type="dxa"/>
-              <w:left w:w="90" w:type="dxa"/>
-              <w:bottom w:w="50" w:type="dxa"/>
-              <w:right w:w="90" w:type="dxa"/>
-            </w:tcMar>
             <w:vAlign w:val="center"/>
           </w:tcPr>
           <w:p>
@@ -13773,12 +12409,6 @@
               <w:right w:val="single" w:sz="6" w:space="0" w:color="1F3864"/>
             </w:tcBorders>
             <w:shd w:val="clear" w:color="auto" w:fill="4472C4"/>
-            <w:tcMar>
-              <w:top w:w="50" w:type="dxa"/>
-              <w:left w:w="90" w:type="dxa"/>
-              <w:bottom w:w="50" w:type="dxa"/>
-              <w:right w:w="90" w:type="dxa"/>
-            </w:tcMar>
             <w:vAlign w:val="center"/>
           </w:tcPr>
           <w:p>
@@ -13818,12 +12448,6 @@
               <w:right w:val="single" w:sz="6" w:space="0" w:color="1F3864"/>
             </w:tcBorders>
             <w:shd w:val="clear" w:color="auto" w:fill="4472C4"/>
-            <w:tcMar>
-              <w:top w:w="50" w:type="dxa"/>
-              <w:left w:w="90" w:type="dxa"/>
-              <w:bottom w:w="50" w:type="dxa"/>
-              <w:right w:w="90" w:type="dxa"/>
-            </w:tcMar>
             <w:vAlign w:val="center"/>
           </w:tcPr>
           <w:p>
@@ -13890,12 +12514,6 @@
               <w:right w:val="single" w:sz="6" w:space="0" w:color="1F3864"/>
             </w:tcBorders>
             <w:shd w:val="clear" w:color="auto" w:fill="D9E2F3"/>
-            <w:tcMar>
-              <w:top w:w="50" w:type="dxa"/>
-              <w:left w:w="90" w:type="dxa"/>
-              <w:bottom w:w="50" w:type="dxa"/>
-              <w:right w:w="90" w:type="dxa"/>
-            </w:tcMar>
             <w:vAlign w:val="center"/>
           </w:tcPr>
           <w:p>
@@ -13928,12 +12546,6 @@
               <w:right w:val="single" w:sz="6" w:space="0" w:color="1F3864"/>
             </w:tcBorders>
             <w:shd w:val="clear" w:color="auto" w:fill="D9E2F3"/>
-            <w:tcMar>
-              <w:top w:w="50" w:type="dxa"/>
-              <w:left w:w="90" w:type="dxa"/>
-              <w:bottom w:w="50" w:type="dxa"/>
-              <w:right w:w="90" w:type="dxa"/>
-            </w:tcMar>
             <w:vAlign w:val="center"/>
           </w:tcPr>
           <w:p>
@@ -13966,12 +12578,6 @@
               <w:right w:val="single" w:sz="6" w:space="0" w:color="1F3864"/>
             </w:tcBorders>
             <w:shd w:val="clear" w:color="auto" w:fill="D9E2F3"/>
-            <w:tcMar>
-              <w:top w:w="50" w:type="dxa"/>
-              <w:left w:w="90" w:type="dxa"/>
-              <w:bottom w:w="50" w:type="dxa"/>
-              <w:right w:w="90" w:type="dxa"/>
-            </w:tcMar>
             <w:vAlign w:val="center"/>
           </w:tcPr>
           <w:p>
@@ -14004,12 +12610,6 @@
               <w:right w:val="single" w:sz="6" w:space="0" w:color="1F3864"/>
             </w:tcBorders>
             <w:shd w:val="clear" w:color="auto" w:fill="D9E2F3"/>
-            <w:tcMar>
-              <w:top w:w="50" w:type="dxa"/>
-              <w:left w:w="90" w:type="dxa"/>
-              <w:bottom w:w="50" w:type="dxa"/>
-              <w:right w:w="90" w:type="dxa"/>
-            </w:tcMar>
             <w:vAlign w:val="center"/>
           </w:tcPr>
           <w:p>
@@ -14069,12 +12669,6 @@
               <w:right w:val="single" w:sz="6" w:space="0" w:color="1F3864"/>
             </w:tcBorders>
             <w:shd w:val="clear" w:color="auto" w:fill="D9E2F3"/>
-            <w:tcMar>
-              <w:top w:w="50" w:type="dxa"/>
-              <w:left w:w="90" w:type="dxa"/>
-              <w:bottom w:w="50" w:type="dxa"/>
-              <w:right w:w="90" w:type="dxa"/>
-            </w:tcMar>
             <w:vAlign w:val="center"/>
           </w:tcPr>
           <w:p>
@@ -14107,12 +12701,6 @@
               <w:right w:val="single" w:sz="6" w:space="0" w:color="1F3864"/>
             </w:tcBorders>
             <w:shd w:val="clear" w:color="auto" w:fill="D9E2F3"/>
-            <w:tcMar>
-              <w:top w:w="50" w:type="dxa"/>
-              <w:left w:w="90" w:type="dxa"/>
-              <w:bottom w:w="50" w:type="dxa"/>
-              <w:right w:w="90" w:type="dxa"/>
-            </w:tcMar>
             <w:vAlign w:val="center"/>
           </w:tcPr>
           <w:p>
@@ -14145,12 +12733,6 @@
               <w:right w:val="single" w:sz="6" w:space="0" w:color="1F3864"/>
             </w:tcBorders>
             <w:shd w:val="clear" w:color="auto" w:fill="D9E2F3"/>
-            <w:tcMar>
-              <w:top w:w="50" w:type="dxa"/>
-              <w:left w:w="90" w:type="dxa"/>
-              <w:bottom w:w="50" w:type="dxa"/>
-              <w:right w:w="90" w:type="dxa"/>
-            </w:tcMar>
             <w:vAlign w:val="center"/>
           </w:tcPr>
           <w:p>
@@ -14183,12 +12765,6 @@
               <w:right w:val="single" w:sz="6" w:space="0" w:color="1F3864"/>
             </w:tcBorders>
             <w:shd w:val="clear" w:color="auto" w:fill="D9E2F3"/>
-            <w:tcMar>
-              <w:top w:w="50" w:type="dxa"/>
-              <w:left w:w="90" w:type="dxa"/>
-              <w:bottom w:w="50" w:type="dxa"/>
-              <w:right w:w="90" w:type="dxa"/>
-            </w:tcMar>
             <w:vAlign w:val="center"/>
           </w:tcPr>
           <w:p>
@@ -14248,12 +12824,6 @@
               <w:right w:val="single" w:sz="6" w:space="0" w:color="1F3864"/>
             </w:tcBorders>
             <w:shd w:val="clear" w:color="auto" w:fill="D9E2F3"/>
-            <w:tcMar>
-              <w:top w:w="50" w:type="dxa"/>
-              <w:left w:w="90" w:type="dxa"/>
-              <w:bottom w:w="50" w:type="dxa"/>
-              <w:right w:w="90" w:type="dxa"/>
-            </w:tcMar>
             <w:vAlign w:val="center"/>
           </w:tcPr>
           <w:p>
@@ -14286,12 +12856,6 @@
               <w:right w:val="single" w:sz="6" w:space="0" w:color="1F3864"/>
             </w:tcBorders>
             <w:shd w:val="clear" w:color="auto" w:fill="D9E2F3"/>
-            <w:tcMar>
-              <w:top w:w="50" w:type="dxa"/>
-              <w:left w:w="90" w:type="dxa"/>
-              <w:bottom w:w="50" w:type="dxa"/>
-              <w:right w:w="90" w:type="dxa"/>
-            </w:tcMar>
             <w:vAlign w:val="center"/>
           </w:tcPr>
           <w:p>
@@ -14324,12 +12888,6 @@
               <w:right w:val="single" w:sz="6" w:space="0" w:color="1F3864"/>
             </w:tcBorders>
             <w:shd w:val="clear" w:color="auto" w:fill="D9E2F3"/>
-            <w:tcMar>
-              <w:top w:w="50" w:type="dxa"/>
-              <w:left w:w="90" w:type="dxa"/>
-              <w:bottom w:w="50" w:type="dxa"/>
-              <w:right w:w="90" w:type="dxa"/>
-            </w:tcMar>
             <w:vAlign w:val="center"/>
           </w:tcPr>
           <w:p>
@@ -14362,12 +12920,6 @@
               <w:right w:val="single" w:sz="6" w:space="0" w:color="1F3864"/>
             </w:tcBorders>
             <w:shd w:val="clear" w:color="auto" w:fill="D9E2F3"/>
-            <w:tcMar>
-              <w:top w:w="50" w:type="dxa"/>
-              <w:left w:w="90" w:type="dxa"/>
-              <w:bottom w:w="50" w:type="dxa"/>
-              <w:right w:w="90" w:type="dxa"/>
-            </w:tcMar>
             <w:vAlign w:val="center"/>
           </w:tcPr>
           <w:p>
@@ -14427,12 +12979,6 @@
               <w:right w:val="single" w:sz="6" w:space="0" w:color="1F3864"/>
             </w:tcBorders>
             <w:shd w:val="clear" w:color="auto" w:fill="D9E2F3"/>
-            <w:tcMar>
-              <w:top w:w="50" w:type="dxa"/>
-              <w:left w:w="90" w:type="dxa"/>
-              <w:bottom w:w="50" w:type="dxa"/>
-              <w:right w:w="90" w:type="dxa"/>
-            </w:tcMar>
             <w:vAlign w:val="center"/>
           </w:tcPr>
           <w:p>
@@ -14477,12 +13023,6 @@
               <w:right w:val="single" w:sz="6" w:space="0" w:color="1F3864"/>
             </w:tcBorders>
             <w:shd w:val="clear" w:color="auto" w:fill="4472C4"/>
-            <w:tcMar>
-              <w:top w:w="50" w:type="dxa"/>
-              <w:left w:w="90" w:type="dxa"/>
-              <w:bottom w:w="50" w:type="dxa"/>
-              <w:right w:w="90" w:type="dxa"/>
-            </w:tcMar>
             <w:vAlign w:val="center"/>
           </w:tcPr>
           <w:p>
@@ -14549,12 +13089,6 @@
               <w:right w:val="single" w:sz="6" w:space="0" w:color="1F3864"/>
             </w:tcBorders>
             <w:shd w:val="clear" w:color="auto" w:fill="4472C4"/>
-            <w:tcMar>
-              <w:top w:w="50" w:type="dxa"/>
-              <w:left w:w="90" w:type="dxa"/>
-              <w:bottom w:w="50" w:type="dxa"/>
-              <w:right w:w="90" w:type="dxa"/>
-            </w:tcMar>
             <w:vAlign w:val="center"/>
           </w:tcPr>
           <w:p>
@@ -14594,12 +13128,6 @@
               <w:right w:val="single" w:sz="6" w:space="0" w:color="1F3864"/>
             </w:tcBorders>
             <w:shd w:val="clear" w:color="auto" w:fill="4472C4"/>
-            <w:tcMar>
-              <w:top w:w="50" w:type="dxa"/>
-              <w:left w:w="90" w:type="dxa"/>
-              <w:bottom w:w="50" w:type="dxa"/>
-              <w:right w:w="90" w:type="dxa"/>
-            </w:tcMar>
             <w:vAlign w:val="center"/>
           </w:tcPr>
           <w:p>
@@ -14639,12 +13167,6 @@
               <w:right w:val="single" w:sz="6" w:space="0" w:color="1F3864"/>
             </w:tcBorders>
             <w:shd w:val="clear" w:color="auto" w:fill="4472C4"/>
-            <w:tcMar>
-              <w:top w:w="50" w:type="dxa"/>
-              <w:left w:w="90" w:type="dxa"/>
-              <w:bottom w:w="50" w:type="dxa"/>
-              <w:right w:w="90" w:type="dxa"/>
-            </w:tcMar>
             <w:vAlign w:val="center"/>
           </w:tcPr>
           <w:p>
@@ -14684,12 +13206,6 @@
               <w:right w:val="single" w:sz="6" w:space="0" w:color="1F3864"/>
             </w:tcBorders>
             <w:shd w:val="clear" w:color="auto" w:fill="4472C4"/>
-            <w:tcMar>
-              <w:top w:w="50" w:type="dxa"/>
-              <w:left w:w="90" w:type="dxa"/>
-              <w:bottom w:w="50" w:type="dxa"/>
-              <w:right w:w="90" w:type="dxa"/>
-            </w:tcMar>
             <w:vAlign w:val="center"/>
           </w:tcPr>
           <w:p>
@@ -14756,12 +13272,6 @@
               <w:right w:val="single" w:sz="6" w:space="0" w:color="1F3864"/>
             </w:tcBorders>
             <w:shd w:val="clear" w:color="auto" w:fill="D9E2F3"/>
-            <w:tcMar>
-              <w:top w:w="50" w:type="dxa"/>
-              <w:left w:w="90" w:type="dxa"/>
-              <w:bottom w:w="50" w:type="dxa"/>
-              <w:right w:w="90" w:type="dxa"/>
-            </w:tcMar>
             <w:vAlign w:val="center"/>
           </w:tcPr>
           <w:p>
@@ -14794,12 +13304,6 @@
               <w:right w:val="single" w:sz="6" w:space="0" w:color="1F3864"/>
             </w:tcBorders>
             <w:shd w:val="clear" w:color="auto" w:fill="D9E2F3"/>
-            <w:tcMar>
-              <w:top w:w="50" w:type="dxa"/>
-              <w:left w:w="90" w:type="dxa"/>
-              <w:bottom w:w="50" w:type="dxa"/>
-              <w:right w:w="90" w:type="dxa"/>
-            </w:tcMar>
             <w:vAlign w:val="center"/>
           </w:tcPr>
           <w:p>
@@ -14832,12 +13336,6 @@
               <w:right w:val="single" w:sz="6" w:space="0" w:color="1F3864"/>
             </w:tcBorders>
             <w:shd w:val="clear" w:color="auto" w:fill="D9E2F3"/>
-            <w:tcMar>
-              <w:top w:w="50" w:type="dxa"/>
-              <w:left w:w="90" w:type="dxa"/>
-              <w:bottom w:w="50" w:type="dxa"/>
-              <w:right w:w="90" w:type="dxa"/>
-            </w:tcMar>
             <w:vAlign w:val="center"/>
           </w:tcPr>
           <w:p>
@@ -14870,12 +13368,6 @@
               <w:right w:val="single" w:sz="6" w:space="0" w:color="1F3864"/>
             </w:tcBorders>
             <w:shd w:val="clear" w:color="auto" w:fill="D9E2F3"/>
-            <w:tcMar>
-              <w:top w:w="50" w:type="dxa"/>
-              <w:left w:w="90" w:type="dxa"/>
-              <w:bottom w:w="50" w:type="dxa"/>
-              <w:right w:w="90" w:type="dxa"/>
-            </w:tcMar>
             <w:vAlign w:val="center"/>
           </w:tcPr>
           <w:p>
@@ -14935,12 +13427,6 @@
               <w:right w:val="single" w:sz="6" w:space="0" w:color="1F3864"/>
             </w:tcBorders>
             <w:shd w:val="clear" w:color="auto" w:fill="D9E2F3"/>
-            <w:tcMar>
-              <w:top w:w="50" w:type="dxa"/>
-              <w:left w:w="90" w:type="dxa"/>
-              <w:bottom w:w="50" w:type="dxa"/>
-              <w:right w:w="90" w:type="dxa"/>
-            </w:tcMar>
             <w:vAlign w:val="center"/>
           </w:tcPr>
           <w:p>
@@ -14973,12 +13459,6 @@
               <w:right w:val="single" w:sz="6" w:space="0" w:color="1F3864"/>
             </w:tcBorders>
             <w:shd w:val="clear" w:color="auto" w:fill="D9E2F3"/>
-            <w:tcMar>
-              <w:top w:w="50" w:type="dxa"/>
-              <w:left w:w="90" w:type="dxa"/>
-              <w:bottom w:w="50" w:type="dxa"/>
-              <w:right w:w="90" w:type="dxa"/>
-            </w:tcMar>
             <w:vAlign w:val="center"/>
           </w:tcPr>
           <w:p>
@@ -15011,12 +13491,6 @@
               <w:right w:val="single" w:sz="6" w:space="0" w:color="1F3864"/>
             </w:tcBorders>
             <w:shd w:val="clear" w:color="auto" w:fill="D9E2F3"/>
-            <w:tcMar>
-              <w:top w:w="50" w:type="dxa"/>
-              <w:left w:w="90" w:type="dxa"/>
-              <w:bottom w:w="50" w:type="dxa"/>
-              <w:right w:w="90" w:type="dxa"/>
-            </w:tcMar>
             <w:vAlign w:val="center"/>
           </w:tcPr>
           <w:p>
@@ -15049,12 +13523,6 @@
               <w:right w:val="single" w:sz="6" w:space="0" w:color="1F3864"/>
             </w:tcBorders>
             <w:shd w:val="clear" w:color="auto" w:fill="D9E2F3"/>
-            <w:tcMar>
-              <w:top w:w="50" w:type="dxa"/>
-              <w:left w:w="90" w:type="dxa"/>
-              <w:bottom w:w="50" w:type="dxa"/>
-              <w:right w:w="90" w:type="dxa"/>
-            </w:tcMar>
             <w:vAlign w:val="center"/>
           </w:tcPr>
           <w:p>
@@ -15114,12 +13582,6 @@
               <w:right w:val="single" w:sz="6" w:space="0" w:color="1F3864"/>
             </w:tcBorders>
             <w:shd w:val="clear" w:color="auto" w:fill="D9E2F3"/>
-            <w:tcMar>
-              <w:top w:w="50" w:type="dxa"/>
-              <w:left w:w="90" w:type="dxa"/>
-              <w:bottom w:w="50" w:type="dxa"/>
-              <w:right w:w="90" w:type="dxa"/>
-            </w:tcMar>
             <w:vAlign w:val="center"/>
           </w:tcPr>
           <w:p>
@@ -15152,12 +13614,6 @@
               <w:right w:val="single" w:sz="6" w:space="0" w:color="1F3864"/>
             </w:tcBorders>
             <w:shd w:val="clear" w:color="auto" w:fill="D9E2F3"/>
-            <w:tcMar>
-              <w:top w:w="50" w:type="dxa"/>
-              <w:left w:w="90" w:type="dxa"/>
-              <w:bottom w:w="50" w:type="dxa"/>
-              <w:right w:w="90" w:type="dxa"/>
-            </w:tcMar>
             <w:vAlign w:val="center"/>
           </w:tcPr>
           <w:p>
@@ -15190,12 +13646,6 @@
               <w:right w:val="single" w:sz="6" w:space="0" w:color="1F3864"/>
             </w:tcBorders>
             <w:shd w:val="clear" w:color="auto" w:fill="D9E2F3"/>
-            <w:tcMar>
-              <w:top w:w="50" w:type="dxa"/>
-              <w:left w:w="90" w:type="dxa"/>
-              <w:bottom w:w="50" w:type="dxa"/>
-              <w:right w:w="90" w:type="dxa"/>
-            </w:tcMar>
             <w:vAlign w:val="center"/>
           </w:tcPr>
           <w:p>
@@ -15228,12 +13678,6 @@
               <w:right w:val="single" w:sz="6" w:space="0" w:color="1F3864"/>
             </w:tcBorders>
             <w:shd w:val="clear" w:color="auto" w:fill="D9E2F3"/>
-            <w:tcMar>
-              <w:top w:w="50" w:type="dxa"/>
-              <w:left w:w="90" w:type="dxa"/>
-              <w:bottom w:w="50" w:type="dxa"/>
-              <w:right w:w="90" w:type="dxa"/>
-            </w:tcMar>
             <w:vAlign w:val="center"/>
           </w:tcPr>
           <w:p>
@@ -15293,12 +13737,6 @@
               <w:right w:val="single" w:sz="6" w:space="0" w:color="1F3864"/>
             </w:tcBorders>
             <w:shd w:val="clear" w:color="auto" w:fill="D9E2F3"/>
-            <w:tcMar>
-              <w:top w:w="50" w:type="dxa"/>
-              <w:left w:w="90" w:type="dxa"/>
-              <w:bottom w:w="50" w:type="dxa"/>
-              <w:right w:w="90" w:type="dxa"/>
-            </w:tcMar>
             <w:vAlign w:val="center"/>
           </w:tcPr>
           <w:p>
@@ -15343,12 +13781,6 @@
               <w:right w:val="single" w:sz="6" w:space="0" w:color="1F3864"/>
             </w:tcBorders>
             <w:shd w:val="clear" w:color="auto" w:fill="4472C4"/>
-            <w:tcMar>
-              <w:top w:w="50" w:type="dxa"/>
-              <w:left w:w="90" w:type="dxa"/>
-              <w:bottom w:w="50" w:type="dxa"/>
-              <w:right w:w="90" w:type="dxa"/>
-            </w:tcMar>
             <w:vAlign w:val="center"/>
           </w:tcPr>
           <w:p>
@@ -15415,12 +13847,6 @@
               <w:right w:val="single" w:sz="6" w:space="0" w:color="1F3864"/>
             </w:tcBorders>
             <w:shd w:val="clear" w:color="auto" w:fill="4472C4"/>
-            <w:tcMar>
-              <w:top w:w="50" w:type="dxa"/>
-              <w:left w:w="90" w:type="dxa"/>
-              <w:bottom w:w="50" w:type="dxa"/>
-              <w:right w:w="90" w:type="dxa"/>
-            </w:tcMar>
             <w:vAlign w:val="center"/>
           </w:tcPr>
           <w:p>
@@ -15460,12 +13886,6 @@
               <w:right w:val="single" w:sz="6" w:space="0" w:color="1F3864"/>
             </w:tcBorders>
             <w:shd w:val="clear" w:color="auto" w:fill="4472C4"/>
-            <w:tcMar>
-              <w:top w:w="50" w:type="dxa"/>
-              <w:left w:w="90" w:type="dxa"/>
-              <w:bottom w:w="50" w:type="dxa"/>
-              <w:right w:w="90" w:type="dxa"/>
-            </w:tcMar>
             <w:vAlign w:val="center"/>
           </w:tcPr>
           <w:p>
@@ -15505,12 +13925,6 @@
               <w:right w:val="single" w:sz="6" w:space="0" w:color="1F3864"/>
             </w:tcBorders>
             <w:shd w:val="clear" w:color="auto" w:fill="4472C4"/>
-            <w:tcMar>
-              <w:top w:w="50" w:type="dxa"/>
-              <w:left w:w="90" w:type="dxa"/>
-              <w:bottom w:w="50" w:type="dxa"/>
-              <w:right w:w="90" w:type="dxa"/>
-            </w:tcMar>
             <w:vAlign w:val="center"/>
           </w:tcPr>
           <w:p>
@@ -15550,12 +13964,6 @@
               <w:right w:val="single" w:sz="6" w:space="0" w:color="1F3864"/>
             </w:tcBorders>
             <w:shd w:val="clear" w:color="auto" w:fill="4472C4"/>
-            <w:tcMar>
-              <w:top w:w="50" w:type="dxa"/>
-              <w:left w:w="90" w:type="dxa"/>
-              <w:bottom w:w="50" w:type="dxa"/>
-              <w:right w:w="90" w:type="dxa"/>
-            </w:tcMar>
             <w:vAlign w:val="center"/>
           </w:tcPr>
           <w:p>
@@ -15622,12 +14030,6 @@
               <w:right w:val="single" w:sz="6" w:space="0" w:color="1F3864"/>
             </w:tcBorders>
             <w:shd w:val="clear" w:color="auto" w:fill="D9E2F3"/>
-            <w:tcMar>
-              <w:top w:w="50" w:type="dxa"/>
-              <w:left w:w="90" w:type="dxa"/>
-              <w:bottom w:w="50" w:type="dxa"/>
-              <w:right w:w="90" w:type="dxa"/>
-            </w:tcMar>
             <w:vAlign w:val="center"/>
           </w:tcPr>
           <w:p>
@@ -15660,12 +14062,6 @@
               <w:right w:val="single" w:sz="6" w:space="0" w:color="1F3864"/>
             </w:tcBorders>
             <w:shd w:val="clear" w:color="auto" w:fill="D9E2F3"/>
-            <w:tcMar>
-              <w:top w:w="50" w:type="dxa"/>
-              <w:left w:w="90" w:type="dxa"/>
-              <w:bottom w:w="50" w:type="dxa"/>
-              <w:right w:w="90" w:type="dxa"/>
-            </w:tcMar>
             <w:vAlign w:val="center"/>
           </w:tcPr>
           <w:p>
@@ -15698,12 +14094,6 @@
               <w:right w:val="single" w:sz="6" w:space="0" w:color="1F3864"/>
             </w:tcBorders>
             <w:shd w:val="clear" w:color="auto" w:fill="D9E2F3"/>
-            <w:tcMar>
-              <w:top w:w="50" w:type="dxa"/>
-              <w:left w:w="90" w:type="dxa"/>
-              <w:bottom w:w="50" w:type="dxa"/>
-              <w:right w:w="90" w:type="dxa"/>
-            </w:tcMar>
             <w:vAlign w:val="center"/>
           </w:tcPr>
           <w:p>
@@ -15736,12 +14126,6 @@
               <w:right w:val="single" w:sz="6" w:space="0" w:color="1F3864"/>
             </w:tcBorders>
             <w:shd w:val="clear" w:color="auto" w:fill="D9E2F3"/>
-            <w:tcMar>
-              <w:top w:w="50" w:type="dxa"/>
-              <w:left w:w="90" w:type="dxa"/>
-              <w:bottom w:w="50" w:type="dxa"/>
-              <w:right w:w="90" w:type="dxa"/>
-            </w:tcMar>
             <w:vAlign w:val="center"/>
           </w:tcPr>
           <w:p>
@@ -15801,12 +14185,6 @@
               <w:right w:val="single" w:sz="6" w:space="0" w:color="1F3864"/>
             </w:tcBorders>
             <w:shd w:val="clear" w:color="auto" w:fill="D9E2F3"/>
-            <w:tcMar>
-              <w:top w:w="50" w:type="dxa"/>
-              <w:left w:w="90" w:type="dxa"/>
-              <w:bottom w:w="50" w:type="dxa"/>
-              <w:right w:w="90" w:type="dxa"/>
-            </w:tcMar>
             <w:vAlign w:val="center"/>
           </w:tcPr>
           <w:p>
@@ -15839,12 +14217,6 @@
               <w:right w:val="single" w:sz="6" w:space="0" w:color="1F3864"/>
             </w:tcBorders>
             <w:shd w:val="clear" w:color="auto" w:fill="D9E2F3"/>
-            <w:tcMar>
-              <w:top w:w="50" w:type="dxa"/>
-              <w:left w:w="90" w:type="dxa"/>
-              <w:bottom w:w="50" w:type="dxa"/>
-              <w:right w:w="90" w:type="dxa"/>
-            </w:tcMar>
             <w:vAlign w:val="center"/>
           </w:tcPr>
           <w:p>
@@ -15877,12 +14249,6 @@
               <w:right w:val="single" w:sz="6" w:space="0" w:color="1F3864"/>
             </w:tcBorders>
             <w:shd w:val="clear" w:color="auto" w:fill="D9E2F3"/>
-            <w:tcMar>
-              <w:top w:w="50" w:type="dxa"/>
-              <w:left w:w="90" w:type="dxa"/>
-              <w:bottom w:w="50" w:type="dxa"/>
-              <w:right w:w="90" w:type="dxa"/>
-            </w:tcMar>
             <w:vAlign w:val="center"/>
           </w:tcPr>
           <w:p>
@@ -15915,12 +14281,6 @@
               <w:right w:val="single" w:sz="6" w:space="0" w:color="1F3864"/>
             </w:tcBorders>
             <w:shd w:val="clear" w:color="auto" w:fill="D9E2F3"/>
-            <w:tcMar>
-              <w:top w:w="50" w:type="dxa"/>
-              <w:left w:w="90" w:type="dxa"/>
-              <w:bottom w:w="50" w:type="dxa"/>
-              <w:right w:w="90" w:type="dxa"/>
-            </w:tcMar>
             <w:vAlign w:val="center"/>
           </w:tcPr>
           <w:p>
@@ -15980,12 +14340,6 @@
               <w:right w:val="single" w:sz="6" w:space="0" w:color="1F3864"/>
             </w:tcBorders>
             <w:shd w:val="clear" w:color="auto" w:fill="D9E2F3"/>
-            <w:tcMar>
-              <w:top w:w="50" w:type="dxa"/>
-              <w:left w:w="90" w:type="dxa"/>
-              <w:bottom w:w="50" w:type="dxa"/>
-              <w:right w:w="90" w:type="dxa"/>
-            </w:tcMar>
             <w:vAlign w:val="center"/>
           </w:tcPr>
           <w:p>
@@ -16018,12 +14372,6 @@
               <w:right w:val="single" w:sz="6" w:space="0" w:color="1F3864"/>
             </w:tcBorders>
             <w:shd w:val="clear" w:color="auto" w:fill="D9E2F3"/>
-            <w:tcMar>
-              <w:top w:w="50" w:type="dxa"/>
-              <w:left w:w="90" w:type="dxa"/>
-              <w:bottom w:w="50" w:type="dxa"/>
-              <w:right w:w="90" w:type="dxa"/>
-            </w:tcMar>
             <w:vAlign w:val="center"/>
           </w:tcPr>
           <w:p>
@@ -16056,12 +14404,6 @@
               <w:right w:val="single" w:sz="6" w:space="0" w:color="1F3864"/>
             </w:tcBorders>
             <w:shd w:val="clear" w:color="auto" w:fill="D9E2F3"/>
-            <w:tcMar>
-              <w:top w:w="50" w:type="dxa"/>
-              <w:left w:w="90" w:type="dxa"/>
-              <w:bottom w:w="50" w:type="dxa"/>
-              <w:right w:w="90" w:type="dxa"/>
-            </w:tcMar>
             <w:vAlign w:val="center"/>
           </w:tcPr>
           <w:p>
@@ -16094,12 +14436,6 @@
               <w:right w:val="single" w:sz="6" w:space="0" w:color="1F3864"/>
             </w:tcBorders>
             <w:shd w:val="clear" w:color="auto" w:fill="D9E2F3"/>
-            <w:tcMar>
-              <w:top w:w="50" w:type="dxa"/>
-              <w:left w:w="90" w:type="dxa"/>
-              <w:bottom w:w="50" w:type="dxa"/>
-              <w:right w:w="90" w:type="dxa"/>
-            </w:tcMar>
             <w:vAlign w:val="center"/>
           </w:tcPr>
           <w:p>
@@ -16159,12 +14495,6 @@
               <w:right w:val="single" w:sz="6" w:space="0" w:color="1F3864"/>
             </w:tcBorders>
             <w:shd w:val="clear" w:color="auto" w:fill="D9E2F3"/>
-            <w:tcMar>
-              <w:top w:w="50" w:type="dxa"/>
-              <w:left w:w="90" w:type="dxa"/>
-              <w:bottom w:w="50" w:type="dxa"/>
-              <w:right w:w="90" w:type="dxa"/>
-            </w:tcMar>
             <w:vAlign w:val="center"/>
           </w:tcPr>
           <w:p>
@@ -16209,12 +14539,6 @@
               <w:right w:val="single" w:sz="6" w:space="0" w:color="1F3864"/>
             </w:tcBorders>
             <w:shd w:val="clear" w:color="auto" w:fill="4472C4"/>
-            <w:tcMar>
-              <w:top w:w="50" w:type="dxa"/>
-              <w:left w:w="90" w:type="dxa"/>
-              <w:bottom w:w="50" w:type="dxa"/>
-              <w:right w:w="90" w:type="dxa"/>
-            </w:tcMar>
             <w:vAlign w:val="center"/>
           </w:tcPr>
           <w:p>
@@ -16281,12 +14605,6 @@
               <w:right w:val="single" w:sz="6" w:space="0" w:color="1F3864"/>
             </w:tcBorders>
             <w:shd w:val="clear" w:color="auto" w:fill="4472C4"/>
-            <w:tcMar>
-              <w:top w:w="50" w:type="dxa"/>
-              <w:left w:w="90" w:type="dxa"/>
-              <w:bottom w:w="50" w:type="dxa"/>
-              <w:right w:w="90" w:type="dxa"/>
-            </w:tcMar>
             <w:vAlign w:val="center"/>
           </w:tcPr>
           <w:p>
@@ -16326,12 +14644,6 @@
               <w:right w:val="single" w:sz="6" w:space="0" w:color="1F3864"/>
             </w:tcBorders>
             <w:shd w:val="clear" w:color="auto" w:fill="4472C4"/>
-            <w:tcMar>
-              <w:top w:w="50" w:type="dxa"/>
-              <w:left w:w="90" w:type="dxa"/>
-              <w:bottom w:w="50" w:type="dxa"/>
-              <w:right w:w="90" w:type="dxa"/>
-            </w:tcMar>
             <w:vAlign w:val="center"/>
           </w:tcPr>
           <w:p>
@@ -16371,12 +14683,6 @@
               <w:right w:val="single" w:sz="6" w:space="0" w:color="1F3864"/>
             </w:tcBorders>
             <w:shd w:val="clear" w:color="auto" w:fill="4472C4"/>
-            <w:tcMar>
-              <w:top w:w="50" w:type="dxa"/>
-              <w:left w:w="90" w:type="dxa"/>
-              <w:bottom w:w="50" w:type="dxa"/>
-              <w:right w:w="90" w:type="dxa"/>
-            </w:tcMar>
             <w:vAlign w:val="center"/>
           </w:tcPr>
           <w:p>
@@ -16416,12 +14722,6 @@
               <w:right w:val="single" w:sz="6" w:space="0" w:color="1F3864"/>
             </w:tcBorders>
             <w:shd w:val="clear" w:color="auto" w:fill="4472C4"/>
-            <w:tcMar>
-              <w:top w:w="50" w:type="dxa"/>
-              <w:left w:w="90" w:type="dxa"/>
-              <w:bottom w:w="50" w:type="dxa"/>
-              <w:right w:w="90" w:type="dxa"/>
-            </w:tcMar>
             <w:vAlign w:val="center"/>
           </w:tcPr>
           <w:p>
@@ -16488,12 +14788,6 @@
               <w:right w:val="single" w:sz="6" w:space="0" w:color="1F3864"/>
             </w:tcBorders>
             <w:shd w:val="clear" w:color="auto" w:fill="D9E2F3"/>
-            <w:tcMar>
-              <w:top w:w="50" w:type="dxa"/>
-              <w:left w:w="90" w:type="dxa"/>
-              <w:bottom w:w="50" w:type="dxa"/>
-              <w:right w:w="90" w:type="dxa"/>
-            </w:tcMar>
             <w:vAlign w:val="center"/>
           </w:tcPr>
           <w:p>
@@ -16526,12 +14820,6 @@
               <w:right w:val="single" w:sz="6" w:space="0" w:color="1F3864"/>
             </w:tcBorders>
             <w:shd w:val="clear" w:color="auto" w:fill="D9E2F3"/>
-            <w:tcMar>
-              <w:top w:w="50" w:type="dxa"/>
-              <w:left w:w="90" w:type="dxa"/>
-              <w:bottom w:w="50" w:type="dxa"/>
-              <w:right w:w="90" w:type="dxa"/>
-            </w:tcMar>
             <w:vAlign w:val="center"/>
           </w:tcPr>
           <w:p>
@@ -16564,12 +14852,6 @@
               <w:right w:val="single" w:sz="6" w:space="0" w:color="1F3864"/>
             </w:tcBorders>
             <w:shd w:val="clear" w:color="auto" w:fill="D9E2F3"/>
-            <w:tcMar>
-              <w:top w:w="50" w:type="dxa"/>
-              <w:left w:w="90" w:type="dxa"/>
-              <w:bottom w:w="50" w:type="dxa"/>
-              <w:right w:w="90" w:type="dxa"/>
-            </w:tcMar>
             <w:vAlign w:val="center"/>
           </w:tcPr>
           <w:p>
@@ -16602,12 +14884,6 @@
               <w:right w:val="single" w:sz="6" w:space="0" w:color="1F3864"/>
             </w:tcBorders>
             <w:shd w:val="clear" w:color="auto" w:fill="D9E2F3"/>
-            <w:tcMar>
-              <w:top w:w="50" w:type="dxa"/>
-              <w:left w:w="90" w:type="dxa"/>
-              <w:bottom w:w="50" w:type="dxa"/>
-              <w:right w:w="90" w:type="dxa"/>
-            </w:tcMar>
             <w:vAlign w:val="center"/>
           </w:tcPr>
           <w:p>
@@ -16667,12 +14943,6 @@
               <w:right w:val="single" w:sz="6" w:space="0" w:color="1F3864"/>
             </w:tcBorders>
             <w:shd w:val="clear" w:color="auto" w:fill="D9E2F3"/>
-            <w:tcMar>
-              <w:top w:w="50" w:type="dxa"/>
-              <w:left w:w="90" w:type="dxa"/>
-              <w:bottom w:w="50" w:type="dxa"/>
-              <w:right w:w="90" w:type="dxa"/>
-            </w:tcMar>
             <w:vAlign w:val="center"/>
           </w:tcPr>
           <w:p>
@@ -16705,12 +14975,6 @@
               <w:right w:val="single" w:sz="6" w:space="0" w:color="1F3864"/>
             </w:tcBorders>
             <w:shd w:val="clear" w:color="auto" w:fill="D9E2F3"/>
-            <w:tcMar>
-              <w:top w:w="50" w:type="dxa"/>
-              <w:left w:w="90" w:type="dxa"/>
-              <w:bottom w:w="50" w:type="dxa"/>
-              <w:right w:w="90" w:type="dxa"/>
-            </w:tcMar>
             <w:vAlign w:val="center"/>
           </w:tcPr>
           <w:p>
@@ -16743,12 +15007,6 @@
               <w:right w:val="single" w:sz="6" w:space="0" w:color="1F3864"/>
             </w:tcBorders>
             <w:shd w:val="clear" w:color="auto" w:fill="D9E2F3"/>
-            <w:tcMar>
-              <w:top w:w="50" w:type="dxa"/>
-              <w:left w:w="90" w:type="dxa"/>
-              <w:bottom w:w="50" w:type="dxa"/>
-              <w:right w:w="90" w:type="dxa"/>
-            </w:tcMar>
             <w:vAlign w:val="center"/>
           </w:tcPr>
           <w:p>
@@ -16781,12 +15039,6 @@
               <w:right w:val="single" w:sz="6" w:space="0" w:color="1F3864"/>
             </w:tcBorders>
             <w:shd w:val="clear" w:color="auto" w:fill="D9E2F3"/>
-            <w:tcMar>
-              <w:top w:w="50" w:type="dxa"/>
-              <w:left w:w="90" w:type="dxa"/>
-              <w:bottom w:w="50" w:type="dxa"/>
-              <w:right w:w="90" w:type="dxa"/>
-            </w:tcMar>
             <w:vAlign w:val="center"/>
           </w:tcPr>
           <w:p>
@@ -16846,12 +15098,6 @@
               <w:right w:val="single" w:sz="6" w:space="0" w:color="1F3864"/>
             </w:tcBorders>
             <w:shd w:val="clear" w:color="auto" w:fill="D9E2F3"/>
-            <w:tcMar>
-              <w:top w:w="50" w:type="dxa"/>
-              <w:left w:w="90" w:type="dxa"/>
-              <w:bottom w:w="50" w:type="dxa"/>
-              <w:right w:w="90" w:type="dxa"/>
-            </w:tcMar>
             <w:vAlign w:val="center"/>
           </w:tcPr>
           <w:p>
@@ -16884,12 +15130,6 @@
               <w:right w:val="single" w:sz="6" w:space="0" w:color="1F3864"/>
             </w:tcBorders>
             <w:shd w:val="clear" w:color="auto" w:fill="D9E2F3"/>
-            <w:tcMar>
-              <w:top w:w="50" w:type="dxa"/>
-              <w:left w:w="90" w:type="dxa"/>
-              <w:bottom w:w="50" w:type="dxa"/>
-              <w:right w:w="90" w:type="dxa"/>
-            </w:tcMar>
             <w:vAlign w:val="center"/>
           </w:tcPr>
           <w:p>
@@ -16922,12 +15162,6 @@
               <w:right w:val="single" w:sz="6" w:space="0" w:color="1F3864"/>
             </w:tcBorders>
             <w:shd w:val="clear" w:color="auto" w:fill="D9E2F3"/>
-            <w:tcMar>
-              <w:top w:w="50" w:type="dxa"/>
-              <w:left w:w="90" w:type="dxa"/>
-              <w:bottom w:w="50" w:type="dxa"/>
-              <w:right w:w="90" w:type="dxa"/>
-            </w:tcMar>
             <w:vAlign w:val="center"/>
           </w:tcPr>
           <w:p>
@@ -16960,12 +15194,6 @@
               <w:right w:val="single" w:sz="6" w:space="0" w:color="1F3864"/>
             </w:tcBorders>
             <w:shd w:val="clear" w:color="auto" w:fill="D9E2F3"/>
-            <w:tcMar>
-              <w:top w:w="50" w:type="dxa"/>
-              <w:left w:w="90" w:type="dxa"/>
-              <w:bottom w:w="50" w:type="dxa"/>
-              <w:right w:w="90" w:type="dxa"/>
-            </w:tcMar>
             <w:vAlign w:val="center"/>
           </w:tcPr>
           <w:p>
@@ -17025,12 +15253,6 @@
               <w:right w:val="single" w:sz="6" w:space="0" w:color="1F3864"/>
             </w:tcBorders>
             <w:shd w:val="clear" w:color="auto" w:fill="D9E2F3"/>
-            <w:tcMar>
-              <w:top w:w="50" w:type="dxa"/>
-              <w:left w:w="90" w:type="dxa"/>
-              <w:bottom w:w="50" w:type="dxa"/>
-              <w:right w:w="90" w:type="dxa"/>
-            </w:tcMar>
             <w:vAlign w:val="center"/>
           </w:tcPr>
           <w:p>
@@ -17075,12 +15297,6 @@
               <w:right w:val="single" w:sz="6" w:space="0" w:color="1F3864"/>
             </w:tcBorders>
             <w:shd w:val="clear" w:color="auto" w:fill="4472C4"/>
-            <w:tcMar>
-              <w:top w:w="50" w:type="dxa"/>
-              <w:left w:w="90" w:type="dxa"/>
-              <w:bottom w:w="50" w:type="dxa"/>
-              <w:right w:w="90" w:type="dxa"/>
-            </w:tcMar>
             <w:vAlign w:val="center"/>
           </w:tcPr>
           <w:p>
@@ -17147,12 +15363,6 @@
               <w:right w:val="single" w:sz="6" w:space="0" w:color="1F3864"/>
             </w:tcBorders>
             <w:shd w:val="clear" w:color="auto" w:fill="4472C4"/>
-            <w:tcMar>
-              <w:top w:w="50" w:type="dxa"/>
-              <w:left w:w="90" w:type="dxa"/>
-              <w:bottom w:w="50" w:type="dxa"/>
-              <w:right w:w="90" w:type="dxa"/>
-            </w:tcMar>
             <w:vAlign w:val="center"/>
           </w:tcPr>
           <w:p>
@@ -17192,12 +15402,6 @@
               <w:right w:val="single" w:sz="6" w:space="0" w:color="1F3864"/>
             </w:tcBorders>
             <w:shd w:val="clear" w:color="auto" w:fill="4472C4"/>
-            <w:tcMar>
-              <w:top w:w="50" w:type="dxa"/>
-              <w:left w:w="90" w:type="dxa"/>
-              <w:bottom w:w="50" w:type="dxa"/>
-              <w:right w:w="90" w:type="dxa"/>
-            </w:tcMar>
             <w:vAlign w:val="center"/>
           </w:tcPr>
           <w:p>
@@ -17237,12 +15441,6 @@
               <w:right w:val="single" w:sz="6" w:space="0" w:color="1F3864"/>
             </w:tcBorders>
             <w:shd w:val="clear" w:color="auto" w:fill="4472C4"/>
-            <w:tcMar>
-              <w:top w:w="50" w:type="dxa"/>
-              <w:left w:w="90" w:type="dxa"/>
-              <w:bottom w:w="50" w:type="dxa"/>
-              <w:right w:w="90" w:type="dxa"/>
-            </w:tcMar>
             <w:vAlign w:val="center"/>
           </w:tcPr>
           <w:p>
@@ -17282,12 +15480,6 @@
               <w:right w:val="single" w:sz="6" w:space="0" w:color="1F3864"/>
             </w:tcBorders>
             <w:shd w:val="clear" w:color="auto" w:fill="4472C4"/>
-            <w:tcMar>
-              <w:top w:w="50" w:type="dxa"/>
-              <w:left w:w="90" w:type="dxa"/>
-              <w:bottom w:w="50" w:type="dxa"/>
-              <w:right w:w="90" w:type="dxa"/>
-            </w:tcMar>
             <w:vAlign w:val="center"/>
           </w:tcPr>
           <w:p>
@@ -17354,12 +15546,6 @@
               <w:right w:val="single" w:sz="6" w:space="0" w:color="1F3864"/>
             </w:tcBorders>
             <w:shd w:val="clear" w:color="auto" w:fill="D9E2F3"/>
-            <w:tcMar>
-              <w:top w:w="50" w:type="dxa"/>
-              <w:left w:w="90" w:type="dxa"/>
-              <w:bottom w:w="50" w:type="dxa"/>
-              <w:right w:w="90" w:type="dxa"/>
-            </w:tcMar>
             <w:vAlign w:val="center"/>
           </w:tcPr>
           <w:p>
@@ -17392,12 +15578,6 @@
               <w:right w:val="single" w:sz="6" w:space="0" w:color="1F3864"/>
             </w:tcBorders>
             <w:shd w:val="clear" w:color="auto" w:fill="D9E2F3"/>
-            <w:tcMar>
-              <w:top w:w="50" w:type="dxa"/>
-              <w:left w:w="90" w:type="dxa"/>
-              <w:bottom w:w="50" w:type="dxa"/>
-              <w:right w:w="90" w:type="dxa"/>
-            </w:tcMar>
             <w:vAlign w:val="center"/>
           </w:tcPr>
           <w:p>
@@ -17430,12 +15610,6 @@
               <w:right w:val="single" w:sz="6" w:space="0" w:color="1F3864"/>
             </w:tcBorders>
             <w:shd w:val="clear" w:color="auto" w:fill="D9E2F3"/>
-            <w:tcMar>
-              <w:top w:w="50" w:type="dxa"/>
-              <w:left w:w="90" w:type="dxa"/>
-              <w:bottom w:w="50" w:type="dxa"/>
-              <w:right w:w="90" w:type="dxa"/>
-            </w:tcMar>
             <w:vAlign w:val="center"/>
           </w:tcPr>
           <w:p>
@@ -17468,12 +15642,6 @@
               <w:right w:val="single" w:sz="6" w:space="0" w:color="1F3864"/>
             </w:tcBorders>
             <w:shd w:val="clear" w:color="auto" w:fill="D9E2F3"/>
-            <w:tcMar>
-              <w:top w:w="50" w:type="dxa"/>
-              <w:left w:w="90" w:type="dxa"/>
-              <w:bottom w:w="50" w:type="dxa"/>
-              <w:right w:w="90" w:type="dxa"/>
-            </w:tcMar>
             <w:vAlign w:val="center"/>
           </w:tcPr>
           <w:p>
@@ -17533,12 +15701,6 @@
               <w:right w:val="single" w:sz="6" w:space="0" w:color="1F3864"/>
             </w:tcBorders>
             <w:shd w:val="clear" w:color="auto" w:fill="D9E2F3"/>
-            <w:tcMar>
-              <w:top w:w="50" w:type="dxa"/>
-              <w:left w:w="90" w:type="dxa"/>
-              <w:bottom w:w="50" w:type="dxa"/>
-              <w:right w:w="90" w:type="dxa"/>
-            </w:tcMar>
             <w:vAlign w:val="center"/>
           </w:tcPr>
           <w:p>
@@ -17571,12 +15733,6 @@
               <w:right w:val="single" w:sz="6" w:space="0" w:color="1F3864"/>
             </w:tcBorders>
             <w:shd w:val="clear" w:color="auto" w:fill="D9E2F3"/>
-            <w:tcMar>
-              <w:top w:w="50" w:type="dxa"/>
-              <w:left w:w="90" w:type="dxa"/>
-              <w:bottom w:w="50" w:type="dxa"/>
-              <w:right w:w="90" w:type="dxa"/>
-            </w:tcMar>
             <w:vAlign w:val="center"/>
           </w:tcPr>
           <w:p>
@@ -17609,12 +15765,6 @@
               <w:right w:val="single" w:sz="6" w:space="0" w:color="1F3864"/>
             </w:tcBorders>
             <w:shd w:val="clear" w:color="auto" w:fill="D9E2F3"/>
-            <w:tcMar>
-              <w:top w:w="50" w:type="dxa"/>
-              <w:left w:w="90" w:type="dxa"/>
-              <w:bottom w:w="50" w:type="dxa"/>
-              <w:right w:w="90" w:type="dxa"/>
-            </w:tcMar>
             <w:vAlign w:val="center"/>
           </w:tcPr>
           <w:p>
@@ -17647,12 +15797,6 @@
               <w:right w:val="single" w:sz="6" w:space="0" w:color="1F3864"/>
             </w:tcBorders>
             <w:shd w:val="clear" w:color="auto" w:fill="D9E2F3"/>
-            <w:tcMar>
-              <w:top w:w="50" w:type="dxa"/>
-              <w:left w:w="90" w:type="dxa"/>
-              <w:bottom w:w="50" w:type="dxa"/>
-              <w:right w:w="90" w:type="dxa"/>
-            </w:tcMar>
             <w:vAlign w:val="center"/>
           </w:tcPr>
           <w:p>
@@ -17712,12 +15856,6 @@
               <w:right w:val="single" w:sz="6" w:space="0" w:color="1F3864"/>
             </w:tcBorders>
             <w:shd w:val="clear" w:color="auto" w:fill="D9E2F3"/>
-            <w:tcMar>
-              <w:top w:w="50" w:type="dxa"/>
-              <w:left w:w="90" w:type="dxa"/>
-              <w:bottom w:w="50" w:type="dxa"/>
-              <w:right w:w="90" w:type="dxa"/>
-            </w:tcMar>
             <w:vAlign w:val="center"/>
           </w:tcPr>
           <w:p>
@@ -17750,12 +15888,6 @@
               <w:right w:val="single" w:sz="6" w:space="0" w:color="1F3864"/>
             </w:tcBorders>
             <w:shd w:val="clear" w:color="auto" w:fill="D9E2F3"/>
-            <w:tcMar>
-              <w:top w:w="50" w:type="dxa"/>
-              <w:left w:w="90" w:type="dxa"/>
-              <w:bottom w:w="50" w:type="dxa"/>
-              <w:right w:w="90" w:type="dxa"/>
-            </w:tcMar>
             <w:vAlign w:val="center"/>
           </w:tcPr>
           <w:p>
@@ -17788,12 +15920,6 @@
               <w:right w:val="single" w:sz="6" w:space="0" w:color="1F3864"/>
             </w:tcBorders>
             <w:shd w:val="clear" w:color="auto" w:fill="D9E2F3"/>
-            <w:tcMar>
-              <w:top w:w="50" w:type="dxa"/>
-              <w:left w:w="90" w:type="dxa"/>
-              <w:bottom w:w="50" w:type="dxa"/>
-              <w:right w:w="90" w:type="dxa"/>
-            </w:tcMar>
             <w:vAlign w:val="center"/>
           </w:tcPr>
           <w:p>
@@ -17826,12 +15952,6 @@
               <w:right w:val="single" w:sz="6" w:space="0" w:color="1F3864"/>
             </w:tcBorders>
             <w:shd w:val="clear" w:color="auto" w:fill="D9E2F3"/>
-            <w:tcMar>
-              <w:top w:w="50" w:type="dxa"/>
-              <w:left w:w="90" w:type="dxa"/>
-              <w:bottom w:w="50" w:type="dxa"/>
-              <w:right w:w="90" w:type="dxa"/>
-            </w:tcMar>
             <w:vAlign w:val="center"/>
           </w:tcPr>
           <w:p>
@@ -17891,12 +16011,6 @@
               <w:right w:val="single" w:sz="6" w:space="0" w:color="1F3864"/>
             </w:tcBorders>
             <w:shd w:val="clear" w:color="auto" w:fill="D9E2F3"/>
-            <w:tcMar>
-              <w:top w:w="50" w:type="dxa"/>
-              <w:left w:w="90" w:type="dxa"/>
-              <w:bottom w:w="50" w:type="dxa"/>
-              <w:right w:w="90" w:type="dxa"/>
-            </w:tcMar>
             <w:vAlign w:val="center"/>
           </w:tcPr>
           <w:p>
@@ -17941,12 +16055,6 @@
               <w:right w:val="single" w:sz="6" w:space="0" w:color="1F3864"/>
             </w:tcBorders>
             <w:shd w:val="clear" w:color="auto" w:fill="4472C4"/>
-            <w:tcMar>
-              <w:top w:w="50" w:type="dxa"/>
-              <w:left w:w="90" w:type="dxa"/>
-              <w:bottom w:w="50" w:type="dxa"/>
-              <w:right w:w="90" w:type="dxa"/>
-            </w:tcMar>
             <w:vAlign w:val="center"/>
           </w:tcPr>
           <w:p>
@@ -18013,12 +16121,6 @@
               <w:right w:val="single" w:sz="6" w:space="0" w:color="1F3864"/>
             </w:tcBorders>
             <w:shd w:val="clear" w:color="auto" w:fill="4472C4"/>
-            <w:tcMar>
-              <w:top w:w="50" w:type="dxa"/>
-              <w:left w:w="90" w:type="dxa"/>
-              <w:bottom w:w="50" w:type="dxa"/>
-              <w:right w:w="90" w:type="dxa"/>
-            </w:tcMar>
             <w:vAlign w:val="center"/>
           </w:tcPr>
           <w:p>
@@ -18058,12 +16160,6 @@
               <w:right w:val="single" w:sz="6" w:space="0" w:color="1F3864"/>
             </w:tcBorders>
             <w:shd w:val="clear" w:color="auto" w:fill="4472C4"/>
-            <w:tcMar>
-              <w:top w:w="50" w:type="dxa"/>
-              <w:left w:w="90" w:type="dxa"/>
-              <w:bottom w:w="50" w:type="dxa"/>
-              <w:right w:w="90" w:type="dxa"/>
-            </w:tcMar>
             <w:vAlign w:val="center"/>
           </w:tcPr>
           <w:p>
@@ -18103,12 +16199,6 @@
               <w:right w:val="single" w:sz="6" w:space="0" w:color="1F3864"/>
             </w:tcBorders>
             <w:shd w:val="clear" w:color="auto" w:fill="4472C4"/>
-            <w:tcMar>
-              <w:top w:w="50" w:type="dxa"/>
-              <w:left w:w="90" w:type="dxa"/>
-              <w:bottom w:w="50" w:type="dxa"/>
-              <w:right w:w="90" w:type="dxa"/>
-            </w:tcMar>
             <w:vAlign w:val="center"/>
           </w:tcPr>
           <w:p>
@@ -18148,12 +16238,6 @@
               <w:right w:val="single" w:sz="6" w:space="0" w:color="1F3864"/>
             </w:tcBorders>
             <w:shd w:val="clear" w:color="auto" w:fill="4472C4"/>
-            <w:tcMar>
-              <w:top w:w="50" w:type="dxa"/>
-              <w:left w:w="90" w:type="dxa"/>
-              <w:bottom w:w="50" w:type="dxa"/>
-              <w:right w:w="90" w:type="dxa"/>
-            </w:tcMar>
             <w:vAlign w:val="center"/>
           </w:tcPr>
           <w:p>
@@ -18220,12 +16304,6 @@
               <w:right w:val="single" w:sz="6" w:space="0" w:color="1F3864"/>
             </w:tcBorders>
             <w:shd w:val="clear" w:color="auto" w:fill="D9E2F3"/>
-            <w:tcMar>
-              <w:top w:w="50" w:type="dxa"/>
-              <w:left w:w="90" w:type="dxa"/>
-              <w:bottom w:w="50" w:type="dxa"/>
-              <w:right w:w="90" w:type="dxa"/>
-            </w:tcMar>
             <w:vAlign w:val="center"/>
           </w:tcPr>
           <w:p>
@@ -18258,12 +16336,6 @@
               <w:right w:val="single" w:sz="6" w:space="0" w:color="1F3864"/>
             </w:tcBorders>
             <w:shd w:val="clear" w:color="auto" w:fill="D9E2F3"/>
-            <w:tcMar>
-              <w:top w:w="50" w:type="dxa"/>
-              <w:left w:w="90" w:type="dxa"/>
-              <w:bottom w:w="50" w:type="dxa"/>
-              <w:right w:w="90" w:type="dxa"/>
-            </w:tcMar>
             <w:vAlign w:val="center"/>
           </w:tcPr>
           <w:p>
@@ -18296,12 +16368,6 @@
               <w:right w:val="single" w:sz="6" w:space="0" w:color="1F3864"/>
             </w:tcBorders>
             <w:shd w:val="clear" w:color="auto" w:fill="D9E2F3"/>
-            <w:tcMar>
-              <w:top w:w="50" w:type="dxa"/>
-              <w:left w:w="90" w:type="dxa"/>
-              <w:bottom w:w="50" w:type="dxa"/>
-              <w:right w:w="90" w:type="dxa"/>
-            </w:tcMar>
             <w:vAlign w:val="center"/>
           </w:tcPr>
           <w:p>
@@ -18334,12 +16400,6 @@
               <w:right w:val="single" w:sz="6" w:space="0" w:color="1F3864"/>
             </w:tcBorders>
             <w:shd w:val="clear" w:color="auto" w:fill="D9E2F3"/>
-            <w:tcMar>
-              <w:top w:w="50" w:type="dxa"/>
-              <w:left w:w="90" w:type="dxa"/>
-              <w:bottom w:w="50" w:type="dxa"/>
-              <w:right w:w="90" w:type="dxa"/>
-            </w:tcMar>
             <w:vAlign w:val="center"/>
           </w:tcPr>
           <w:p>
@@ -18399,12 +16459,6 @@
               <w:right w:val="single" w:sz="6" w:space="0" w:color="1F3864"/>
             </w:tcBorders>
             <w:shd w:val="clear" w:color="auto" w:fill="D9E2F3"/>
-            <w:tcMar>
-              <w:top w:w="50" w:type="dxa"/>
-              <w:left w:w="90" w:type="dxa"/>
-              <w:bottom w:w="50" w:type="dxa"/>
-              <w:right w:w="90" w:type="dxa"/>
-            </w:tcMar>
             <w:vAlign w:val="center"/>
           </w:tcPr>
           <w:p>
@@ -18437,12 +16491,6 @@
               <w:right w:val="single" w:sz="6" w:space="0" w:color="1F3864"/>
             </w:tcBorders>
             <w:shd w:val="clear" w:color="auto" w:fill="D9E2F3"/>
-            <w:tcMar>
-              <w:top w:w="50" w:type="dxa"/>
-              <w:left w:w="90" w:type="dxa"/>
-              <w:bottom w:w="50" w:type="dxa"/>
-              <w:right w:w="90" w:type="dxa"/>
-            </w:tcMar>
             <w:vAlign w:val="center"/>
           </w:tcPr>
           <w:p>
@@ -18475,12 +16523,6 @@
               <w:right w:val="single" w:sz="6" w:space="0" w:color="1F3864"/>
             </w:tcBorders>
             <w:shd w:val="clear" w:color="auto" w:fill="D9E2F3"/>
-            <w:tcMar>
-              <w:top w:w="50" w:type="dxa"/>
-              <w:left w:w="90" w:type="dxa"/>
-              <w:bottom w:w="50" w:type="dxa"/>
-              <w:right w:w="90" w:type="dxa"/>
-            </w:tcMar>
             <w:vAlign w:val="center"/>
           </w:tcPr>
           <w:p>
@@ -18513,12 +16555,6 @@
               <w:right w:val="single" w:sz="6" w:space="0" w:color="1F3864"/>
             </w:tcBorders>
             <w:shd w:val="clear" w:color="auto" w:fill="D9E2F3"/>
-            <w:tcMar>
-              <w:top w:w="50" w:type="dxa"/>
-              <w:left w:w="90" w:type="dxa"/>
-              <w:bottom w:w="50" w:type="dxa"/>
-              <w:right w:w="90" w:type="dxa"/>
-            </w:tcMar>
             <w:vAlign w:val="center"/>
           </w:tcPr>
           <w:p>
@@ -18578,12 +16614,6 @@
               <w:right w:val="single" w:sz="6" w:space="0" w:color="1F3864"/>
             </w:tcBorders>
             <w:shd w:val="clear" w:color="auto" w:fill="D9E2F3"/>
-            <w:tcMar>
-              <w:top w:w="50" w:type="dxa"/>
-              <w:left w:w="90" w:type="dxa"/>
-              <w:bottom w:w="50" w:type="dxa"/>
-              <w:right w:w="90" w:type="dxa"/>
-            </w:tcMar>
             <w:vAlign w:val="center"/>
           </w:tcPr>
           <w:p>
@@ -18616,12 +16646,6 @@
               <w:right w:val="single" w:sz="6" w:space="0" w:color="1F3864"/>
             </w:tcBorders>
             <w:shd w:val="clear" w:color="auto" w:fill="D9E2F3"/>
-            <w:tcMar>
-              <w:top w:w="50" w:type="dxa"/>
-              <w:left w:w="90" w:type="dxa"/>
-              <w:bottom w:w="50" w:type="dxa"/>
-              <w:right w:w="90" w:type="dxa"/>
-            </w:tcMar>
             <w:vAlign w:val="center"/>
           </w:tcPr>
           <w:p>
@@ -18654,12 +16678,6 @@
               <w:right w:val="single" w:sz="6" w:space="0" w:color="1F3864"/>
             </w:tcBorders>
             <w:shd w:val="clear" w:color="auto" w:fill="D9E2F3"/>
-            <w:tcMar>
-              <w:top w:w="50" w:type="dxa"/>
-              <w:left w:w="90" w:type="dxa"/>
-              <w:bottom w:w="50" w:type="dxa"/>
-              <w:right w:w="90" w:type="dxa"/>
-            </w:tcMar>
             <w:vAlign w:val="center"/>
           </w:tcPr>
           <w:p>
@@ -18692,12 +16710,6 @@
               <w:right w:val="single" w:sz="6" w:space="0" w:color="1F3864"/>
             </w:tcBorders>
             <w:shd w:val="clear" w:color="auto" w:fill="D9E2F3"/>
-            <w:tcMar>
-              <w:top w:w="50" w:type="dxa"/>
-              <w:left w:w="90" w:type="dxa"/>
-              <w:bottom w:w="50" w:type="dxa"/>
-              <w:right w:w="90" w:type="dxa"/>
-            </w:tcMar>
             <w:vAlign w:val="center"/>
           </w:tcPr>
           <w:p>
@@ -18757,12 +16769,6 @@
               <w:right w:val="single" w:sz="6" w:space="0" w:color="1F3864"/>
             </w:tcBorders>
             <w:shd w:val="clear" w:color="auto" w:fill="D9E2F3"/>
-            <w:tcMar>
-              <w:top w:w="50" w:type="dxa"/>
-              <w:left w:w="90" w:type="dxa"/>
-              <w:bottom w:w="50" w:type="dxa"/>
-              <w:right w:w="90" w:type="dxa"/>
-            </w:tcMar>
             <w:vAlign w:val="center"/>
           </w:tcPr>
           <w:p>
@@ -18807,12 +16813,6 @@
               <w:right w:val="single" w:sz="6" w:space="0" w:color="1F3864"/>
             </w:tcBorders>
             <w:shd w:val="clear" w:color="auto" w:fill="4472C4"/>
-            <w:tcMar>
-              <w:top w:w="50" w:type="dxa"/>
-              <w:left w:w="90" w:type="dxa"/>
-              <w:bottom w:w="50" w:type="dxa"/>
-              <w:right w:w="90" w:type="dxa"/>
-            </w:tcMar>
             <w:vAlign w:val="center"/>
           </w:tcPr>
           <w:p>
@@ -18879,12 +16879,6 @@
               <w:right w:val="single" w:sz="6" w:space="0" w:color="1F3864"/>
             </w:tcBorders>
             <w:shd w:val="clear" w:color="auto" w:fill="4472C4"/>
-            <w:tcMar>
-              <w:top w:w="50" w:type="dxa"/>
-              <w:left w:w="90" w:type="dxa"/>
-              <w:bottom w:w="50" w:type="dxa"/>
-              <w:right w:w="90" w:type="dxa"/>
-            </w:tcMar>
             <w:vAlign w:val="center"/>
           </w:tcPr>
           <w:p>
@@ -18924,12 +16918,6 @@
               <w:right w:val="single" w:sz="6" w:space="0" w:color="1F3864"/>
             </w:tcBorders>
             <w:shd w:val="clear" w:color="auto" w:fill="4472C4"/>
-            <w:tcMar>
-              <w:top w:w="50" w:type="dxa"/>
-              <w:left w:w="90" w:type="dxa"/>
-              <w:bottom w:w="50" w:type="dxa"/>
-              <w:right w:w="90" w:type="dxa"/>
-            </w:tcMar>
             <w:vAlign w:val="center"/>
           </w:tcPr>
           <w:p>
@@ -18969,12 +16957,6 @@
               <w:right w:val="single" w:sz="6" w:space="0" w:color="1F3864"/>
             </w:tcBorders>
             <w:shd w:val="clear" w:color="auto" w:fill="4472C4"/>
-            <w:tcMar>
-              <w:top w:w="50" w:type="dxa"/>
-              <w:left w:w="90" w:type="dxa"/>
-              <w:bottom w:w="50" w:type="dxa"/>
-              <w:right w:w="90" w:type="dxa"/>
-            </w:tcMar>
             <w:vAlign w:val="center"/>
           </w:tcPr>
           <w:p>
@@ -19014,12 +16996,6 @@
               <w:right w:val="single" w:sz="6" w:space="0" w:color="1F3864"/>
             </w:tcBorders>
             <w:shd w:val="clear" w:color="auto" w:fill="4472C4"/>
-            <w:tcMar>
-              <w:top w:w="50" w:type="dxa"/>
-              <w:left w:w="90" w:type="dxa"/>
-              <w:bottom w:w="50" w:type="dxa"/>
-              <w:right w:w="90" w:type="dxa"/>
-            </w:tcMar>
             <w:vAlign w:val="center"/>
           </w:tcPr>
           <w:p>
@@ -19086,12 +17062,6 @@
               <w:right w:val="single" w:sz="6" w:space="0" w:color="1F3864"/>
             </w:tcBorders>
             <w:shd w:val="clear" w:color="auto" w:fill="D9E2F3"/>
-            <w:tcMar>
-              <w:top w:w="50" w:type="dxa"/>
-              <w:left w:w="90" w:type="dxa"/>
-              <w:bottom w:w="50" w:type="dxa"/>
-              <w:right w:w="90" w:type="dxa"/>
-            </w:tcMar>
             <w:vAlign w:val="center"/>
           </w:tcPr>
           <w:p>
@@ -19124,12 +17094,6 @@
               <w:right w:val="single" w:sz="6" w:space="0" w:color="1F3864"/>
             </w:tcBorders>
             <w:shd w:val="clear" w:color="auto" w:fill="D9E2F3"/>
-            <w:tcMar>
-              <w:top w:w="50" w:type="dxa"/>
-              <w:left w:w="90" w:type="dxa"/>
-              <w:bottom w:w="50" w:type="dxa"/>
-              <w:right w:w="90" w:type="dxa"/>
-            </w:tcMar>
             <w:vAlign w:val="center"/>
           </w:tcPr>
           <w:p>
@@ -19162,12 +17126,6 @@
               <w:right w:val="single" w:sz="6" w:space="0" w:color="1F3864"/>
             </w:tcBorders>
             <w:shd w:val="clear" w:color="auto" w:fill="D9E2F3"/>
-            <w:tcMar>
-              <w:top w:w="50" w:type="dxa"/>
-              <w:left w:w="90" w:type="dxa"/>
-              <w:bottom w:w="50" w:type="dxa"/>
-              <w:right w:w="90" w:type="dxa"/>
-            </w:tcMar>
             <w:vAlign w:val="center"/>
           </w:tcPr>
           <w:p>
@@ -19200,12 +17158,6 @@
               <w:right w:val="single" w:sz="6" w:space="0" w:color="1F3864"/>
             </w:tcBorders>
             <w:shd w:val="clear" w:color="auto" w:fill="D9E2F3"/>
-            <w:tcMar>
-              <w:top w:w="50" w:type="dxa"/>
-              <w:left w:w="90" w:type="dxa"/>
-              <w:bottom w:w="50" w:type="dxa"/>
-              <w:right w:w="90" w:type="dxa"/>
-            </w:tcMar>
             <w:vAlign w:val="center"/>
           </w:tcPr>
           <w:p>
@@ -19265,12 +17217,6 @@
               <w:right w:val="single" w:sz="6" w:space="0" w:color="1F3864"/>
             </w:tcBorders>
             <w:shd w:val="clear" w:color="auto" w:fill="D9E2F3"/>
-            <w:tcMar>
-              <w:top w:w="50" w:type="dxa"/>
-              <w:left w:w="90" w:type="dxa"/>
-              <w:bottom w:w="50" w:type="dxa"/>
-              <w:right w:w="90" w:type="dxa"/>
-            </w:tcMar>
             <w:vAlign w:val="center"/>
           </w:tcPr>
           <w:p>
@@ -19303,12 +17249,6 @@
               <w:right w:val="single" w:sz="6" w:space="0" w:color="1F3864"/>
             </w:tcBorders>
             <w:shd w:val="clear" w:color="auto" w:fill="D9E2F3"/>
-            <w:tcMar>
-              <w:top w:w="50" w:type="dxa"/>
-              <w:left w:w="90" w:type="dxa"/>
-              <w:bottom w:w="50" w:type="dxa"/>
-              <w:right w:w="90" w:type="dxa"/>
-            </w:tcMar>
             <w:vAlign w:val="center"/>
           </w:tcPr>
           <w:p>
@@ -19341,12 +17281,6 @@
               <w:right w:val="single" w:sz="6" w:space="0" w:color="1F3864"/>
             </w:tcBorders>
             <w:shd w:val="clear" w:color="auto" w:fill="D9E2F3"/>
-            <w:tcMar>
-              <w:top w:w="50" w:type="dxa"/>
-              <w:left w:w="90" w:type="dxa"/>
-              <w:bottom w:w="50" w:type="dxa"/>
-              <w:right w:w="90" w:type="dxa"/>
-            </w:tcMar>
             <w:vAlign w:val="center"/>
           </w:tcPr>
           <w:p>
@@ -19379,12 +17313,6 @@
               <w:right w:val="single" w:sz="6" w:space="0" w:color="1F3864"/>
             </w:tcBorders>
             <w:shd w:val="clear" w:color="auto" w:fill="D9E2F3"/>
-            <w:tcMar>
-              <w:top w:w="50" w:type="dxa"/>
-              <w:left w:w="90" w:type="dxa"/>
-              <w:bottom w:w="50" w:type="dxa"/>
-              <w:right w:w="90" w:type="dxa"/>
-            </w:tcMar>
             <w:vAlign w:val="center"/>
           </w:tcPr>
           <w:p>
@@ -19444,12 +17372,6 @@
               <w:right w:val="single" w:sz="6" w:space="0" w:color="1F3864"/>
             </w:tcBorders>
             <w:shd w:val="clear" w:color="auto" w:fill="D9E2F3"/>
-            <w:tcMar>
-              <w:top w:w="50" w:type="dxa"/>
-              <w:left w:w="90" w:type="dxa"/>
-              <w:bottom w:w="50" w:type="dxa"/>
-              <w:right w:w="90" w:type="dxa"/>
-            </w:tcMar>
             <w:vAlign w:val="center"/>
           </w:tcPr>
           <w:p>
@@ -19482,12 +17404,6 @@
               <w:right w:val="single" w:sz="6" w:space="0" w:color="1F3864"/>
             </w:tcBorders>
             <w:shd w:val="clear" w:color="auto" w:fill="D9E2F3"/>
-            <w:tcMar>
-              <w:top w:w="50" w:type="dxa"/>
-              <w:left w:w="90" w:type="dxa"/>
-              <w:bottom w:w="50" w:type="dxa"/>
-              <w:right w:w="90" w:type="dxa"/>
-            </w:tcMar>
             <w:vAlign w:val="center"/>
           </w:tcPr>
           <w:p>
@@ -19520,12 +17436,6 @@
               <w:right w:val="single" w:sz="6" w:space="0" w:color="1F3864"/>
             </w:tcBorders>
             <w:shd w:val="clear" w:color="auto" w:fill="D9E2F3"/>
-            <w:tcMar>
-              <w:top w:w="50" w:type="dxa"/>
-              <w:left w:w="90" w:type="dxa"/>
-              <w:bottom w:w="50" w:type="dxa"/>
-              <w:right w:w="90" w:type="dxa"/>
-            </w:tcMar>
             <w:vAlign w:val="center"/>
           </w:tcPr>
           <w:p>
@@ -19558,12 +17468,6 @@
               <w:right w:val="single" w:sz="6" w:space="0" w:color="1F3864"/>
             </w:tcBorders>
             <w:shd w:val="clear" w:color="auto" w:fill="D9E2F3"/>
-            <w:tcMar>
-              <w:top w:w="50" w:type="dxa"/>
-              <w:left w:w="90" w:type="dxa"/>
-              <w:bottom w:w="50" w:type="dxa"/>
-              <w:right w:w="90" w:type="dxa"/>
-            </w:tcMar>
             <w:vAlign w:val="center"/>
           </w:tcPr>
           <w:p>
@@ -19623,12 +17527,6 @@
               <w:right w:val="single" w:sz="6" w:space="0" w:color="1F3864"/>
             </w:tcBorders>
             <w:shd w:val="clear" w:color="auto" w:fill="D9E2F3"/>
-            <w:tcMar>
-              <w:top w:w="50" w:type="dxa"/>
-              <w:left w:w="90" w:type="dxa"/>
-              <w:bottom w:w="50" w:type="dxa"/>
-              <w:right w:w="90" w:type="dxa"/>
-            </w:tcMar>
             <w:vAlign w:val="center"/>
           </w:tcPr>
           <w:p>
@@ -19673,12 +17571,6 @@
               <w:right w:val="single" w:sz="6" w:space="0" w:color="1F3864"/>
             </w:tcBorders>
             <w:shd w:val="clear" w:color="auto" w:fill="4472C4"/>
-            <w:tcMar>
-              <w:top w:w="50" w:type="dxa"/>
-              <w:left w:w="90" w:type="dxa"/>
-              <w:bottom w:w="50" w:type="dxa"/>
-              <w:right w:w="90" w:type="dxa"/>
-            </w:tcMar>
             <w:vAlign w:val="center"/>
           </w:tcPr>
           <w:p>
@@ -19745,12 +17637,6 @@
               <w:right w:val="single" w:sz="6" w:space="0" w:color="1F3864"/>
             </w:tcBorders>
             <w:shd w:val="clear" w:color="auto" w:fill="4472C4"/>
-            <w:tcMar>
-              <w:top w:w="50" w:type="dxa"/>
-              <w:left w:w="90" w:type="dxa"/>
-              <w:bottom w:w="50" w:type="dxa"/>
-              <w:right w:w="90" w:type="dxa"/>
-            </w:tcMar>
             <w:vAlign w:val="center"/>
           </w:tcPr>
           <w:p>
@@ -19790,12 +17676,6 @@
               <w:right w:val="single" w:sz="6" w:space="0" w:color="1F3864"/>
             </w:tcBorders>
             <w:shd w:val="clear" w:color="auto" w:fill="4472C4"/>
-            <w:tcMar>
-              <w:top w:w="50" w:type="dxa"/>
-              <w:left w:w="90" w:type="dxa"/>
-              <w:bottom w:w="50" w:type="dxa"/>
-              <w:right w:w="90" w:type="dxa"/>
-            </w:tcMar>
             <w:vAlign w:val="center"/>
           </w:tcPr>
           <w:p>
@@ -19835,12 +17715,6 @@
               <w:right w:val="single" w:sz="6" w:space="0" w:color="1F3864"/>
             </w:tcBorders>
             <w:shd w:val="clear" w:color="auto" w:fill="4472C4"/>
-            <w:tcMar>
-              <w:top w:w="50" w:type="dxa"/>
-              <w:left w:w="90" w:type="dxa"/>
-              <w:bottom w:w="50" w:type="dxa"/>
-              <w:right w:w="90" w:type="dxa"/>
-            </w:tcMar>
             <w:vAlign w:val="center"/>
           </w:tcPr>
           <w:p>
@@ -19880,12 +17754,6 @@
               <w:right w:val="single" w:sz="6" w:space="0" w:color="1F3864"/>
             </w:tcBorders>
             <w:shd w:val="clear" w:color="auto" w:fill="4472C4"/>
-            <w:tcMar>
-              <w:top w:w="50" w:type="dxa"/>
-              <w:left w:w="90" w:type="dxa"/>
-              <w:bottom w:w="50" w:type="dxa"/>
-              <w:right w:w="90" w:type="dxa"/>
-            </w:tcMar>
             <w:vAlign w:val="center"/>
           </w:tcPr>
           <w:p>
@@ -19952,12 +17820,6 @@
               <w:right w:val="single" w:sz="6" w:space="0" w:color="1F3864"/>
             </w:tcBorders>
             <w:shd w:val="clear" w:color="auto" w:fill="D9E2F3"/>
-            <w:tcMar>
-              <w:top w:w="50" w:type="dxa"/>
-              <w:left w:w="90" w:type="dxa"/>
-              <w:bottom w:w="50" w:type="dxa"/>
-              <w:right w:w="90" w:type="dxa"/>
-            </w:tcMar>
             <w:vAlign w:val="center"/>
           </w:tcPr>
           <w:p>
@@ -19990,12 +17852,6 @@
               <w:right w:val="single" w:sz="6" w:space="0" w:color="1F3864"/>
             </w:tcBorders>
             <w:shd w:val="clear" w:color="auto" w:fill="D9E2F3"/>
-            <w:tcMar>
-              <w:top w:w="50" w:type="dxa"/>
-              <w:left w:w="90" w:type="dxa"/>
-              <w:bottom w:w="50" w:type="dxa"/>
-              <w:right w:w="90" w:type="dxa"/>
-            </w:tcMar>
             <w:vAlign w:val="center"/>
           </w:tcPr>
           <w:p>
@@ -20028,12 +17884,6 @@
               <w:right w:val="single" w:sz="6" w:space="0" w:color="1F3864"/>
             </w:tcBorders>
             <w:shd w:val="clear" w:color="auto" w:fill="D9E2F3"/>
-            <w:tcMar>
-              <w:top w:w="50" w:type="dxa"/>
-              <w:left w:w="90" w:type="dxa"/>
-              <w:bottom w:w="50" w:type="dxa"/>
-              <w:right w:w="90" w:type="dxa"/>
-            </w:tcMar>
             <w:vAlign w:val="center"/>
           </w:tcPr>
           <w:p>
@@ -20066,12 +17916,6 @@
               <w:right w:val="single" w:sz="6" w:space="0" w:color="1F3864"/>
             </w:tcBorders>
             <w:shd w:val="clear" w:color="auto" w:fill="D9E2F3"/>
-            <w:tcMar>
-              <w:top w:w="50" w:type="dxa"/>
-              <w:left w:w="90" w:type="dxa"/>
-              <w:bottom w:w="50" w:type="dxa"/>
-              <w:right w:w="90" w:type="dxa"/>
-            </w:tcMar>
             <w:vAlign w:val="center"/>
           </w:tcPr>
           <w:p>
@@ -20131,12 +17975,6 @@
               <w:right w:val="single" w:sz="6" w:space="0" w:color="1F3864"/>
             </w:tcBorders>
             <w:shd w:val="clear" w:color="auto" w:fill="D9E2F3"/>
-            <w:tcMar>
-              <w:top w:w="50" w:type="dxa"/>
-              <w:left w:w="90" w:type="dxa"/>
-              <w:bottom w:w="50" w:type="dxa"/>
-              <w:right w:w="90" w:type="dxa"/>
-            </w:tcMar>
             <w:vAlign w:val="center"/>
           </w:tcPr>
           <w:p>
@@ -20169,12 +18007,6 @@
               <w:right w:val="single" w:sz="6" w:space="0" w:color="1F3864"/>
             </w:tcBorders>
             <w:shd w:val="clear" w:color="auto" w:fill="D9E2F3"/>
-            <w:tcMar>
-              <w:top w:w="50" w:type="dxa"/>
-              <w:left w:w="90" w:type="dxa"/>
-              <w:bottom w:w="50" w:type="dxa"/>
-              <w:right w:w="90" w:type="dxa"/>
-            </w:tcMar>
             <w:vAlign w:val="center"/>
           </w:tcPr>
           <w:p>
@@ -20207,12 +18039,6 @@
               <w:right w:val="single" w:sz="6" w:space="0" w:color="1F3864"/>
             </w:tcBorders>
             <w:shd w:val="clear" w:color="auto" w:fill="D9E2F3"/>
-            <w:tcMar>
-              <w:top w:w="50" w:type="dxa"/>
-              <w:left w:w="90" w:type="dxa"/>
-              <w:bottom w:w="50" w:type="dxa"/>
-              <w:right w:w="90" w:type="dxa"/>
-            </w:tcMar>
             <w:vAlign w:val="center"/>
           </w:tcPr>
           <w:p>
@@ -20245,12 +18071,6 @@
               <w:right w:val="single" w:sz="6" w:space="0" w:color="1F3864"/>
             </w:tcBorders>
             <w:shd w:val="clear" w:color="auto" w:fill="D9E2F3"/>
-            <w:tcMar>
-              <w:top w:w="50" w:type="dxa"/>
-              <w:left w:w="90" w:type="dxa"/>
-              <w:bottom w:w="50" w:type="dxa"/>
-              <w:right w:w="90" w:type="dxa"/>
-            </w:tcMar>
             <w:vAlign w:val="center"/>
           </w:tcPr>
           <w:p>
@@ -20310,12 +18130,6 @@
               <w:right w:val="single" w:sz="6" w:space="0" w:color="1F3864"/>
             </w:tcBorders>
             <w:shd w:val="clear" w:color="auto" w:fill="D9E2F3"/>
-            <w:tcMar>
-              <w:top w:w="50" w:type="dxa"/>
-              <w:left w:w="90" w:type="dxa"/>
-              <w:bottom w:w="50" w:type="dxa"/>
-              <w:right w:w="90" w:type="dxa"/>
-            </w:tcMar>
             <w:vAlign w:val="center"/>
           </w:tcPr>
           <w:p>
@@ -20348,12 +18162,6 @@
               <w:right w:val="single" w:sz="6" w:space="0" w:color="1F3864"/>
             </w:tcBorders>
             <w:shd w:val="clear" w:color="auto" w:fill="D9E2F3"/>
-            <w:tcMar>
-              <w:top w:w="50" w:type="dxa"/>
-              <w:left w:w="90" w:type="dxa"/>
-              <w:bottom w:w="50" w:type="dxa"/>
-              <w:right w:w="90" w:type="dxa"/>
-            </w:tcMar>
             <w:vAlign w:val="center"/>
           </w:tcPr>
           <w:p>
@@ -20386,12 +18194,6 @@
               <w:right w:val="single" w:sz="6" w:space="0" w:color="1F3864"/>
             </w:tcBorders>
             <w:shd w:val="clear" w:color="auto" w:fill="D9E2F3"/>
-            <w:tcMar>
-              <w:top w:w="50" w:type="dxa"/>
-              <w:left w:w="90" w:type="dxa"/>
-              <w:bottom w:w="50" w:type="dxa"/>
-              <w:right w:w="90" w:type="dxa"/>
-            </w:tcMar>
             <w:vAlign w:val="center"/>
           </w:tcPr>
           <w:p>
@@ -20424,12 +18226,6 @@
               <w:right w:val="single" w:sz="6" w:space="0" w:color="1F3864"/>
             </w:tcBorders>
             <w:shd w:val="clear" w:color="auto" w:fill="D9E2F3"/>
-            <w:tcMar>
-              <w:top w:w="50" w:type="dxa"/>
-              <w:left w:w="90" w:type="dxa"/>
-              <w:bottom w:w="50" w:type="dxa"/>
-              <w:right w:w="90" w:type="dxa"/>
-            </w:tcMar>
             <w:vAlign w:val="center"/>
           </w:tcPr>
           <w:p>
@@ -20489,12 +18285,6 @@
               <w:right w:val="single" w:sz="6" w:space="0" w:color="1F3864"/>
             </w:tcBorders>
             <w:shd w:val="clear" w:color="auto" w:fill="D9E2F3"/>
-            <w:tcMar>
-              <w:top w:w="50" w:type="dxa"/>
-              <w:left w:w="90" w:type="dxa"/>
-              <w:bottom w:w="50" w:type="dxa"/>
-              <w:right w:w="90" w:type="dxa"/>
-            </w:tcMar>
             <w:vAlign w:val="center"/>
           </w:tcPr>
           <w:p>
@@ -20539,12 +18329,6 @@
               <w:right w:val="single" w:sz="6" w:space="0" w:color="1F3864"/>
             </w:tcBorders>
             <w:shd w:val="clear" w:color="auto" w:fill="4472C4"/>
-            <w:tcMar>
-              <w:top w:w="50" w:type="dxa"/>
-              <w:left w:w="90" w:type="dxa"/>
-              <w:bottom w:w="50" w:type="dxa"/>
-              <w:right w:w="90" w:type="dxa"/>
-            </w:tcMar>
             <w:vAlign w:val="center"/>
           </w:tcPr>
           <w:p>
@@ -20611,12 +18395,6 @@
               <w:right w:val="single" w:sz="6" w:space="0" w:color="1F3864"/>
             </w:tcBorders>
             <w:shd w:val="clear" w:color="auto" w:fill="4472C4"/>
-            <w:tcMar>
-              <w:top w:w="50" w:type="dxa"/>
-              <w:left w:w="90" w:type="dxa"/>
-              <w:bottom w:w="50" w:type="dxa"/>
-              <w:right w:w="90" w:type="dxa"/>
-            </w:tcMar>
             <w:vAlign w:val="center"/>
           </w:tcPr>
           <w:p>
@@ -20656,12 +18434,6 @@
               <w:right w:val="single" w:sz="6" w:space="0" w:color="1F3864"/>
             </w:tcBorders>
             <w:shd w:val="clear" w:color="auto" w:fill="4472C4"/>
-            <w:tcMar>
-              <w:top w:w="50" w:type="dxa"/>
-              <w:left w:w="90" w:type="dxa"/>
-              <w:bottom w:w="50" w:type="dxa"/>
-              <w:right w:w="90" w:type="dxa"/>
-            </w:tcMar>
             <w:vAlign w:val="center"/>
           </w:tcPr>
           <w:p>
@@ -20701,12 +18473,6 @@
               <w:right w:val="single" w:sz="6" w:space="0" w:color="1F3864"/>
             </w:tcBorders>
             <w:shd w:val="clear" w:color="auto" w:fill="4472C4"/>
-            <w:tcMar>
-              <w:top w:w="50" w:type="dxa"/>
-              <w:left w:w="90" w:type="dxa"/>
-              <w:bottom w:w="50" w:type="dxa"/>
-              <w:right w:w="90" w:type="dxa"/>
-            </w:tcMar>
             <w:vAlign w:val="center"/>
           </w:tcPr>
           <w:p>
@@ -20746,12 +18512,6 @@
               <w:right w:val="single" w:sz="6" w:space="0" w:color="1F3864"/>
             </w:tcBorders>
             <w:shd w:val="clear" w:color="auto" w:fill="4472C4"/>
-            <w:tcMar>
-              <w:top w:w="50" w:type="dxa"/>
-              <w:left w:w="90" w:type="dxa"/>
-              <w:bottom w:w="50" w:type="dxa"/>
-              <w:right w:w="90" w:type="dxa"/>
-            </w:tcMar>
             <w:vAlign w:val="center"/>
           </w:tcPr>
           <w:p>
@@ -20818,12 +18578,6 @@
               <w:right w:val="single" w:sz="6" w:space="0" w:color="1F3864"/>
             </w:tcBorders>
             <w:shd w:val="clear" w:color="auto" w:fill="D9E2F3"/>
-            <w:tcMar>
-              <w:top w:w="50" w:type="dxa"/>
-              <w:left w:w="90" w:type="dxa"/>
-              <w:bottom w:w="50" w:type="dxa"/>
-              <w:right w:w="90" w:type="dxa"/>
-            </w:tcMar>
             <w:vAlign w:val="center"/>
           </w:tcPr>
           <w:p>
@@ -20856,12 +18610,6 @@
               <w:right w:val="single" w:sz="6" w:space="0" w:color="1F3864"/>
             </w:tcBorders>
             <w:shd w:val="clear" w:color="auto" w:fill="D9E2F3"/>
-            <w:tcMar>
-              <w:top w:w="50" w:type="dxa"/>
-              <w:left w:w="90" w:type="dxa"/>
-              <w:bottom w:w="50" w:type="dxa"/>
-              <w:right w:w="90" w:type="dxa"/>
-            </w:tcMar>
             <w:vAlign w:val="center"/>
           </w:tcPr>
           <w:p>
@@ -20894,12 +18642,6 @@
               <w:right w:val="single" w:sz="6" w:space="0" w:color="1F3864"/>
             </w:tcBorders>
             <w:shd w:val="clear" w:color="auto" w:fill="D9E2F3"/>
-            <w:tcMar>
-              <w:top w:w="50" w:type="dxa"/>
-              <w:left w:w="90" w:type="dxa"/>
-              <w:bottom w:w="50" w:type="dxa"/>
-              <w:right w:w="90" w:type="dxa"/>
-            </w:tcMar>
             <w:vAlign w:val="center"/>
           </w:tcPr>
           <w:p>
@@ -20932,12 +18674,6 @@
               <w:right w:val="single" w:sz="6" w:space="0" w:color="1F3864"/>
             </w:tcBorders>
             <w:shd w:val="clear" w:color="auto" w:fill="D9E2F3"/>
-            <w:tcMar>
-              <w:top w:w="50" w:type="dxa"/>
-              <w:left w:w="90" w:type="dxa"/>
-              <w:bottom w:w="50" w:type="dxa"/>
-              <w:right w:w="90" w:type="dxa"/>
-            </w:tcMar>
             <w:vAlign w:val="center"/>
           </w:tcPr>
           <w:p>
@@ -20997,12 +18733,6 @@
               <w:right w:val="single" w:sz="6" w:space="0" w:color="1F3864"/>
             </w:tcBorders>
             <w:shd w:val="clear" w:color="auto" w:fill="D9E2F3"/>
-            <w:tcMar>
-              <w:top w:w="50" w:type="dxa"/>
-              <w:left w:w="90" w:type="dxa"/>
-              <w:bottom w:w="50" w:type="dxa"/>
-              <w:right w:w="90" w:type="dxa"/>
-            </w:tcMar>
             <w:vAlign w:val="center"/>
           </w:tcPr>
           <w:p>
@@ -21035,12 +18765,6 @@
               <w:right w:val="single" w:sz="6" w:space="0" w:color="1F3864"/>
             </w:tcBorders>
             <w:shd w:val="clear" w:color="auto" w:fill="D9E2F3"/>
-            <w:tcMar>
-              <w:top w:w="50" w:type="dxa"/>
-              <w:left w:w="90" w:type="dxa"/>
-              <w:bottom w:w="50" w:type="dxa"/>
-              <w:right w:w="90" w:type="dxa"/>
-            </w:tcMar>
             <w:vAlign w:val="center"/>
           </w:tcPr>
           <w:p>
@@ -21073,12 +18797,6 @@
               <w:right w:val="single" w:sz="6" w:space="0" w:color="1F3864"/>
             </w:tcBorders>
             <w:shd w:val="clear" w:color="auto" w:fill="D9E2F3"/>
-            <w:tcMar>
-              <w:top w:w="50" w:type="dxa"/>
-              <w:left w:w="90" w:type="dxa"/>
-              <w:bottom w:w="50" w:type="dxa"/>
-              <w:right w:w="90" w:type="dxa"/>
-            </w:tcMar>
             <w:vAlign w:val="center"/>
           </w:tcPr>
           <w:p>
@@ -21111,12 +18829,6 @@
               <w:right w:val="single" w:sz="6" w:space="0" w:color="1F3864"/>
             </w:tcBorders>
             <w:shd w:val="clear" w:color="auto" w:fill="D9E2F3"/>
-            <w:tcMar>
-              <w:top w:w="50" w:type="dxa"/>
-              <w:left w:w="90" w:type="dxa"/>
-              <w:bottom w:w="50" w:type="dxa"/>
-              <w:right w:w="90" w:type="dxa"/>
-            </w:tcMar>
             <w:vAlign w:val="center"/>
           </w:tcPr>
           <w:p>
@@ -21176,12 +18888,6 @@
               <w:right w:val="single" w:sz="6" w:space="0" w:color="1F3864"/>
             </w:tcBorders>
             <w:shd w:val="clear" w:color="auto" w:fill="D9E2F3"/>
-            <w:tcMar>
-              <w:top w:w="50" w:type="dxa"/>
-              <w:left w:w="90" w:type="dxa"/>
-              <w:bottom w:w="50" w:type="dxa"/>
-              <w:right w:w="90" w:type="dxa"/>
-            </w:tcMar>
             <w:vAlign w:val="center"/>
           </w:tcPr>
           <w:p>
@@ -21214,12 +18920,6 @@
               <w:right w:val="single" w:sz="6" w:space="0" w:color="1F3864"/>
             </w:tcBorders>
             <w:shd w:val="clear" w:color="auto" w:fill="D9E2F3"/>
-            <w:tcMar>
-              <w:top w:w="50" w:type="dxa"/>
-              <w:left w:w="90" w:type="dxa"/>
-              <w:bottom w:w="50" w:type="dxa"/>
-              <w:right w:w="90" w:type="dxa"/>
-            </w:tcMar>
             <w:vAlign w:val="center"/>
           </w:tcPr>
           <w:p>
@@ -21252,12 +18952,6 @@
               <w:right w:val="single" w:sz="6" w:space="0" w:color="1F3864"/>
             </w:tcBorders>
             <w:shd w:val="clear" w:color="auto" w:fill="D9E2F3"/>
-            <w:tcMar>
-              <w:top w:w="50" w:type="dxa"/>
-              <w:left w:w="90" w:type="dxa"/>
-              <w:bottom w:w="50" w:type="dxa"/>
-              <w:right w:w="90" w:type="dxa"/>
-            </w:tcMar>
             <w:vAlign w:val="center"/>
           </w:tcPr>
           <w:p>
@@ -21290,12 +18984,6 @@
               <w:right w:val="single" w:sz="6" w:space="0" w:color="1F3864"/>
             </w:tcBorders>
             <w:shd w:val="clear" w:color="auto" w:fill="D9E2F3"/>
-            <w:tcMar>
-              <w:top w:w="50" w:type="dxa"/>
-              <w:left w:w="90" w:type="dxa"/>
-              <w:bottom w:w="50" w:type="dxa"/>
-              <w:right w:w="90" w:type="dxa"/>
-            </w:tcMar>
             <w:vAlign w:val="center"/>
           </w:tcPr>
           <w:p>
@@ -21355,12 +19043,6 @@
               <w:right w:val="single" w:sz="6" w:space="0" w:color="1F3864"/>
             </w:tcBorders>
             <w:shd w:val="clear" w:color="auto" w:fill="D9E2F3"/>
-            <w:tcMar>
-              <w:top w:w="50" w:type="dxa"/>
-              <w:left w:w="90" w:type="dxa"/>
-              <w:bottom w:w="50" w:type="dxa"/>
-              <w:right w:w="90" w:type="dxa"/>
-            </w:tcMar>
             <w:vAlign w:val="center"/>
           </w:tcPr>
           <w:p>
@@ -21405,12 +19087,6 @@
               <w:right w:val="single" w:sz="6" w:space="0" w:color="1F3864"/>
             </w:tcBorders>
             <w:shd w:val="clear" w:color="auto" w:fill="4472C4"/>
-            <w:tcMar>
-              <w:top w:w="50" w:type="dxa"/>
-              <w:left w:w="90" w:type="dxa"/>
-              <w:bottom w:w="50" w:type="dxa"/>
-              <w:right w:w="90" w:type="dxa"/>
-            </w:tcMar>
             <w:vAlign w:val="center"/>
           </w:tcPr>
           <w:p>
@@ -21477,12 +19153,6 @@
               <w:right w:val="single" w:sz="6" w:space="0" w:color="1F3864"/>
             </w:tcBorders>
             <w:shd w:val="clear" w:color="auto" w:fill="4472C4"/>
-            <w:tcMar>
-              <w:top w:w="50" w:type="dxa"/>
-              <w:left w:w="90" w:type="dxa"/>
-              <w:bottom w:w="50" w:type="dxa"/>
-              <w:right w:w="90" w:type="dxa"/>
-            </w:tcMar>
             <w:vAlign w:val="center"/>
           </w:tcPr>
           <w:p>
@@ -21522,12 +19192,6 @@
               <w:right w:val="single" w:sz="6" w:space="0" w:color="1F3864"/>
             </w:tcBorders>
             <w:shd w:val="clear" w:color="auto" w:fill="4472C4"/>
-            <w:tcMar>
-              <w:top w:w="50" w:type="dxa"/>
-              <w:left w:w="90" w:type="dxa"/>
-              <w:bottom w:w="50" w:type="dxa"/>
-              <w:right w:w="90" w:type="dxa"/>
-            </w:tcMar>
             <w:vAlign w:val="center"/>
           </w:tcPr>
           <w:p>
@@ -21567,12 +19231,6 @@
               <w:right w:val="single" w:sz="6" w:space="0" w:color="1F3864"/>
             </w:tcBorders>
             <w:shd w:val="clear" w:color="auto" w:fill="4472C4"/>
-            <w:tcMar>
-              <w:top w:w="50" w:type="dxa"/>
-              <w:left w:w="90" w:type="dxa"/>
-              <w:bottom w:w="50" w:type="dxa"/>
-              <w:right w:w="90" w:type="dxa"/>
-            </w:tcMar>
             <w:vAlign w:val="center"/>
           </w:tcPr>
           <w:p>
@@ -21612,12 +19270,6 @@
               <w:right w:val="single" w:sz="6" w:space="0" w:color="1F3864"/>
             </w:tcBorders>
             <w:shd w:val="clear" w:color="auto" w:fill="4472C4"/>
-            <w:tcMar>
-              <w:top w:w="50" w:type="dxa"/>
-              <w:left w:w="90" w:type="dxa"/>
-              <w:bottom w:w="50" w:type="dxa"/>
-              <w:right w:w="90" w:type="dxa"/>
-            </w:tcMar>
             <w:vAlign w:val="center"/>
           </w:tcPr>
           <w:p>
@@ -21684,12 +19336,6 @@
               <w:right w:val="single" w:sz="6" w:space="0" w:color="1F3864"/>
             </w:tcBorders>
             <w:shd w:val="clear" w:color="auto" w:fill="D9E2F3"/>
-            <w:tcMar>
-              <w:top w:w="50" w:type="dxa"/>
-              <w:left w:w="90" w:type="dxa"/>
-              <w:bottom w:w="50" w:type="dxa"/>
-              <w:right w:w="90" w:type="dxa"/>
-            </w:tcMar>
             <w:vAlign w:val="center"/>
           </w:tcPr>
           <w:p>
@@ -21722,12 +19368,6 @@
               <w:right w:val="single" w:sz="6" w:space="0" w:color="1F3864"/>
             </w:tcBorders>
             <w:shd w:val="clear" w:color="auto" w:fill="D9E2F3"/>
-            <w:tcMar>
-              <w:top w:w="50" w:type="dxa"/>
-              <w:left w:w="90" w:type="dxa"/>
-              <w:bottom w:w="50" w:type="dxa"/>
-              <w:right w:w="90" w:type="dxa"/>
-            </w:tcMar>
             <w:vAlign w:val="center"/>
           </w:tcPr>
           <w:p>
@@ -21760,12 +19400,6 @@
               <w:right w:val="single" w:sz="6" w:space="0" w:color="1F3864"/>
             </w:tcBorders>
             <w:shd w:val="clear" w:color="auto" w:fill="D9E2F3"/>
-            <w:tcMar>
-              <w:top w:w="50" w:type="dxa"/>
-              <w:left w:w="90" w:type="dxa"/>
-              <w:bottom w:w="50" w:type="dxa"/>
-              <w:right w:w="90" w:type="dxa"/>
-            </w:tcMar>
             <w:vAlign w:val="center"/>
           </w:tcPr>
           <w:p>
@@ -21798,12 +19432,6 @@
               <w:right w:val="single" w:sz="6" w:space="0" w:color="1F3864"/>
             </w:tcBorders>
             <w:shd w:val="clear" w:color="auto" w:fill="D9E2F3"/>
-            <w:tcMar>
-              <w:top w:w="50" w:type="dxa"/>
-              <w:left w:w="90" w:type="dxa"/>
-              <w:bottom w:w="50" w:type="dxa"/>
-              <w:right w:w="90" w:type="dxa"/>
-            </w:tcMar>
             <w:vAlign w:val="center"/>
           </w:tcPr>
           <w:p>
@@ -21863,12 +19491,6 @@
               <w:right w:val="single" w:sz="6" w:space="0" w:color="1F3864"/>
             </w:tcBorders>
             <w:shd w:val="clear" w:color="auto" w:fill="D9E2F3"/>
-            <w:tcMar>
-              <w:top w:w="50" w:type="dxa"/>
-              <w:left w:w="90" w:type="dxa"/>
-              <w:bottom w:w="50" w:type="dxa"/>
-              <w:right w:w="90" w:type="dxa"/>
-            </w:tcMar>
             <w:vAlign w:val="center"/>
           </w:tcPr>
           <w:p>
@@ -21901,12 +19523,6 @@
               <w:right w:val="single" w:sz="6" w:space="0" w:color="1F3864"/>
             </w:tcBorders>
             <w:shd w:val="clear" w:color="auto" w:fill="D9E2F3"/>
-            <w:tcMar>
-              <w:top w:w="50" w:type="dxa"/>
-              <w:left w:w="90" w:type="dxa"/>
-              <w:bottom w:w="50" w:type="dxa"/>
-              <w:right w:w="90" w:type="dxa"/>
-            </w:tcMar>
             <w:vAlign w:val="center"/>
           </w:tcPr>
           <w:p>
@@ -21939,12 +19555,6 @@
               <w:right w:val="single" w:sz="6" w:space="0" w:color="1F3864"/>
             </w:tcBorders>
             <w:shd w:val="clear" w:color="auto" w:fill="D9E2F3"/>
-            <w:tcMar>
-              <w:top w:w="50" w:type="dxa"/>
-              <w:left w:w="90" w:type="dxa"/>
-              <w:bottom w:w="50" w:type="dxa"/>
-              <w:right w:w="90" w:type="dxa"/>
-            </w:tcMar>
             <w:vAlign w:val="center"/>
           </w:tcPr>
           <w:p>
@@ -21977,12 +19587,6 @@
               <w:right w:val="single" w:sz="6" w:space="0" w:color="1F3864"/>
             </w:tcBorders>
             <w:shd w:val="clear" w:color="auto" w:fill="D9E2F3"/>
-            <w:tcMar>
-              <w:top w:w="50" w:type="dxa"/>
-              <w:left w:w="90" w:type="dxa"/>
-              <w:bottom w:w="50" w:type="dxa"/>
-              <w:right w:w="90" w:type="dxa"/>
-            </w:tcMar>
             <w:vAlign w:val="center"/>
           </w:tcPr>
           <w:p>
@@ -22042,12 +19646,6 @@
               <w:right w:val="single" w:sz="6" w:space="0" w:color="1F3864"/>
             </w:tcBorders>
             <w:shd w:val="clear" w:color="auto" w:fill="D9E2F3"/>
-            <w:tcMar>
-              <w:top w:w="50" w:type="dxa"/>
-              <w:left w:w="90" w:type="dxa"/>
-              <w:bottom w:w="50" w:type="dxa"/>
-              <w:right w:w="90" w:type="dxa"/>
-            </w:tcMar>
             <w:vAlign w:val="center"/>
           </w:tcPr>
           <w:p>
@@ -22080,12 +19678,6 @@
               <w:right w:val="single" w:sz="6" w:space="0" w:color="1F3864"/>
             </w:tcBorders>
             <w:shd w:val="clear" w:color="auto" w:fill="D9E2F3"/>
-            <w:tcMar>
-              <w:top w:w="50" w:type="dxa"/>
-              <w:left w:w="90" w:type="dxa"/>
-              <w:bottom w:w="50" w:type="dxa"/>
-              <w:right w:w="90" w:type="dxa"/>
-            </w:tcMar>
             <w:vAlign w:val="center"/>
           </w:tcPr>
           <w:p>
@@ -22118,12 +19710,6 @@
               <w:right w:val="single" w:sz="6" w:space="0" w:color="1F3864"/>
             </w:tcBorders>
             <w:shd w:val="clear" w:color="auto" w:fill="D9E2F3"/>
-            <w:tcMar>
-              <w:top w:w="50" w:type="dxa"/>
-              <w:left w:w="90" w:type="dxa"/>
-              <w:bottom w:w="50" w:type="dxa"/>
-              <w:right w:w="90" w:type="dxa"/>
-            </w:tcMar>
             <w:vAlign w:val="center"/>
           </w:tcPr>
           <w:p>
@@ -22156,12 +19742,6 @@
               <w:right w:val="single" w:sz="6" w:space="0" w:color="1F3864"/>
             </w:tcBorders>
             <w:shd w:val="clear" w:color="auto" w:fill="D9E2F3"/>
-            <w:tcMar>
-              <w:top w:w="50" w:type="dxa"/>
-              <w:left w:w="90" w:type="dxa"/>
-              <w:bottom w:w="50" w:type="dxa"/>
-              <w:right w:w="90" w:type="dxa"/>
-            </w:tcMar>
             <w:vAlign w:val="center"/>
           </w:tcPr>
           <w:p>
@@ -22221,12 +19801,6 @@
               <w:right w:val="single" w:sz="6" w:space="0" w:color="1F3864"/>
             </w:tcBorders>
             <w:shd w:val="clear" w:color="auto" w:fill="D9E2F3"/>
-            <w:tcMar>
-              <w:top w:w="50" w:type="dxa"/>
-              <w:left w:w="90" w:type="dxa"/>
-              <w:bottom w:w="50" w:type="dxa"/>
-              <w:right w:w="90" w:type="dxa"/>
-            </w:tcMar>
             <w:vAlign w:val="center"/>
           </w:tcPr>
           <w:p>
@@ -22271,12 +19845,6 @@
               <w:right w:val="single" w:sz="6" w:space="0" w:color="1F3864"/>
             </w:tcBorders>
             <w:shd w:val="clear" w:color="auto" w:fill="4472C4"/>
-            <w:tcMar>
-              <w:top w:w="50" w:type="dxa"/>
-              <w:left w:w="90" w:type="dxa"/>
-              <w:bottom w:w="50" w:type="dxa"/>
-              <w:right w:w="90" w:type="dxa"/>
-            </w:tcMar>
             <w:vAlign w:val="center"/>
           </w:tcPr>
           <w:p>
@@ -22343,12 +19911,6 @@
               <w:right w:val="single" w:sz="6" w:space="0" w:color="1F3864"/>
             </w:tcBorders>
             <w:shd w:val="clear" w:color="auto" w:fill="4472C4"/>
-            <w:tcMar>
-              <w:top w:w="50" w:type="dxa"/>
-              <w:left w:w="90" w:type="dxa"/>
-              <w:bottom w:w="50" w:type="dxa"/>
-              <w:right w:w="90" w:type="dxa"/>
-            </w:tcMar>
             <w:vAlign w:val="center"/>
           </w:tcPr>
           <w:p>
@@ -22388,12 +19950,6 @@
               <w:right w:val="single" w:sz="6" w:space="0" w:color="1F3864"/>
             </w:tcBorders>
             <w:shd w:val="clear" w:color="auto" w:fill="4472C4"/>
-            <w:tcMar>
-              <w:top w:w="50" w:type="dxa"/>
-              <w:left w:w="90" w:type="dxa"/>
-              <w:bottom w:w="50" w:type="dxa"/>
-              <w:right w:w="90" w:type="dxa"/>
-            </w:tcMar>
             <w:vAlign w:val="center"/>
           </w:tcPr>
           <w:p>
@@ -22433,12 +19989,6 @@
               <w:right w:val="single" w:sz="6" w:space="0" w:color="1F3864"/>
             </w:tcBorders>
             <w:shd w:val="clear" w:color="auto" w:fill="4472C4"/>
-            <w:tcMar>
-              <w:top w:w="50" w:type="dxa"/>
-              <w:left w:w="90" w:type="dxa"/>
-              <w:bottom w:w="50" w:type="dxa"/>
-              <w:right w:w="90" w:type="dxa"/>
-            </w:tcMar>
             <w:vAlign w:val="center"/>
           </w:tcPr>
           <w:p>
@@ -22478,12 +20028,6 @@
               <w:right w:val="single" w:sz="6" w:space="0" w:color="1F3864"/>
             </w:tcBorders>
             <w:shd w:val="clear" w:color="auto" w:fill="4472C4"/>
-            <w:tcMar>
-              <w:top w:w="50" w:type="dxa"/>
-              <w:left w:w="90" w:type="dxa"/>
-              <w:bottom w:w="50" w:type="dxa"/>
-              <w:right w:w="90" w:type="dxa"/>
-            </w:tcMar>
             <w:vAlign w:val="center"/>
           </w:tcPr>
           <w:p>
@@ -22550,12 +20094,6 @@
               <w:right w:val="single" w:sz="6" w:space="0" w:color="1F3864"/>
             </w:tcBorders>
             <w:shd w:val="clear" w:color="auto" w:fill="D9E2F3"/>
-            <w:tcMar>
-              <w:top w:w="50" w:type="dxa"/>
-              <w:left w:w="90" w:type="dxa"/>
-              <w:bottom w:w="50" w:type="dxa"/>
-              <w:right w:w="90" w:type="dxa"/>
-            </w:tcMar>
             <w:vAlign w:val="center"/>
           </w:tcPr>
           <w:p>
@@ -22588,12 +20126,6 @@
               <w:right w:val="single" w:sz="6" w:space="0" w:color="1F3864"/>
             </w:tcBorders>
             <w:shd w:val="clear" w:color="auto" w:fill="D9E2F3"/>
-            <w:tcMar>
-              <w:top w:w="50" w:type="dxa"/>
-              <w:left w:w="90" w:type="dxa"/>
-              <w:bottom w:w="50" w:type="dxa"/>
-              <w:right w:w="90" w:type="dxa"/>
-            </w:tcMar>
             <w:vAlign w:val="center"/>
           </w:tcPr>
           <w:p>
@@ -22626,12 +20158,6 @@
               <w:right w:val="single" w:sz="6" w:space="0" w:color="1F3864"/>
             </w:tcBorders>
             <w:shd w:val="clear" w:color="auto" w:fill="D9E2F3"/>
-            <w:tcMar>
-              <w:top w:w="50" w:type="dxa"/>
-              <w:left w:w="90" w:type="dxa"/>
-              <w:bottom w:w="50" w:type="dxa"/>
-              <w:right w:w="90" w:type="dxa"/>
-            </w:tcMar>
             <w:vAlign w:val="center"/>
           </w:tcPr>
           <w:p>
@@ -22664,12 +20190,6 @@
               <w:right w:val="single" w:sz="6" w:space="0" w:color="1F3864"/>
             </w:tcBorders>
             <w:shd w:val="clear" w:color="auto" w:fill="D9E2F3"/>
-            <w:tcMar>
-              <w:top w:w="50" w:type="dxa"/>
-              <w:left w:w="90" w:type="dxa"/>
-              <w:bottom w:w="50" w:type="dxa"/>
-              <w:right w:w="90" w:type="dxa"/>
-            </w:tcMar>
             <w:vAlign w:val="center"/>
           </w:tcPr>
           <w:p>
@@ -22729,12 +20249,6 @@
               <w:right w:val="single" w:sz="6" w:space="0" w:color="1F3864"/>
             </w:tcBorders>
             <w:shd w:val="clear" w:color="auto" w:fill="D9E2F3"/>
-            <w:tcMar>
-              <w:top w:w="50" w:type="dxa"/>
-              <w:left w:w="90" w:type="dxa"/>
-              <w:bottom w:w="50" w:type="dxa"/>
-              <w:right w:w="90" w:type="dxa"/>
-            </w:tcMar>
             <w:vAlign w:val="center"/>
           </w:tcPr>
           <w:p>
@@ -22767,12 +20281,6 @@
               <w:right w:val="single" w:sz="6" w:space="0" w:color="1F3864"/>
             </w:tcBorders>
             <w:shd w:val="clear" w:color="auto" w:fill="D9E2F3"/>
-            <w:tcMar>
-              <w:top w:w="50" w:type="dxa"/>
-              <w:left w:w="90" w:type="dxa"/>
-              <w:bottom w:w="50" w:type="dxa"/>
-              <w:right w:w="90" w:type="dxa"/>
-            </w:tcMar>
             <w:vAlign w:val="center"/>
           </w:tcPr>
           <w:p>
@@ -22805,12 +20313,6 @@
               <w:right w:val="single" w:sz="6" w:space="0" w:color="1F3864"/>
             </w:tcBorders>
             <w:shd w:val="clear" w:color="auto" w:fill="D9E2F3"/>
-            <w:tcMar>
-              <w:top w:w="50" w:type="dxa"/>
-              <w:left w:w="90" w:type="dxa"/>
-              <w:bottom w:w="50" w:type="dxa"/>
-              <w:right w:w="90" w:type="dxa"/>
-            </w:tcMar>
             <w:vAlign w:val="center"/>
           </w:tcPr>
           <w:p>
@@ -22843,12 +20345,6 @@
               <w:right w:val="single" w:sz="6" w:space="0" w:color="1F3864"/>
             </w:tcBorders>
             <w:shd w:val="clear" w:color="auto" w:fill="D9E2F3"/>
-            <w:tcMar>
-              <w:top w:w="50" w:type="dxa"/>
-              <w:left w:w="90" w:type="dxa"/>
-              <w:bottom w:w="50" w:type="dxa"/>
-              <w:right w:w="90" w:type="dxa"/>
-            </w:tcMar>
             <w:vAlign w:val="center"/>
           </w:tcPr>
           <w:p>
@@ -22908,12 +20404,6 @@
               <w:right w:val="single" w:sz="6" w:space="0" w:color="1F3864"/>
             </w:tcBorders>
             <w:shd w:val="clear" w:color="auto" w:fill="D9E2F3"/>
-            <w:tcMar>
-              <w:top w:w="50" w:type="dxa"/>
-              <w:left w:w="90" w:type="dxa"/>
-              <w:bottom w:w="50" w:type="dxa"/>
-              <w:right w:w="90" w:type="dxa"/>
-            </w:tcMar>
             <w:vAlign w:val="center"/>
           </w:tcPr>
           <w:p>
@@ -22946,12 +20436,6 @@
               <w:right w:val="single" w:sz="6" w:space="0" w:color="1F3864"/>
             </w:tcBorders>
             <w:shd w:val="clear" w:color="auto" w:fill="D9E2F3"/>
-            <w:tcMar>
-              <w:top w:w="50" w:type="dxa"/>
-              <w:left w:w="90" w:type="dxa"/>
-              <w:bottom w:w="50" w:type="dxa"/>
-              <w:right w:w="90" w:type="dxa"/>
-            </w:tcMar>
             <w:vAlign w:val="center"/>
           </w:tcPr>
           <w:p>
@@ -22984,12 +20468,6 @@
               <w:right w:val="single" w:sz="6" w:space="0" w:color="1F3864"/>
             </w:tcBorders>
             <w:shd w:val="clear" w:color="auto" w:fill="D9E2F3"/>
-            <w:tcMar>
-              <w:top w:w="50" w:type="dxa"/>
-              <w:left w:w="90" w:type="dxa"/>
-              <w:bottom w:w="50" w:type="dxa"/>
-              <w:right w:w="90" w:type="dxa"/>
-            </w:tcMar>
             <w:vAlign w:val="center"/>
           </w:tcPr>
           <w:p>
@@ -23022,12 +20500,6 @@
               <w:right w:val="single" w:sz="6" w:space="0" w:color="1F3864"/>
             </w:tcBorders>
             <w:shd w:val="clear" w:color="auto" w:fill="D9E2F3"/>
-            <w:tcMar>
-              <w:top w:w="50" w:type="dxa"/>
-              <w:left w:w="90" w:type="dxa"/>
-              <w:bottom w:w="50" w:type="dxa"/>
-              <w:right w:w="90" w:type="dxa"/>
-            </w:tcMar>
             <w:vAlign w:val="center"/>
           </w:tcPr>
           <w:p>
@@ -23087,12 +20559,6 @@
               <w:right w:val="single" w:sz="6" w:space="0" w:color="1F3864"/>
             </w:tcBorders>
             <w:shd w:val="clear" w:color="auto" w:fill="D9E2F3"/>
-            <w:tcMar>
-              <w:top w:w="50" w:type="dxa"/>
-              <w:left w:w="90" w:type="dxa"/>
-              <w:bottom w:w="50" w:type="dxa"/>
-              <w:right w:w="90" w:type="dxa"/>
-            </w:tcMar>
             <w:vAlign w:val="center"/>
           </w:tcPr>
           <w:p>
@@ -23137,12 +20603,6 @@
               <w:right w:val="single" w:sz="6" w:space="0" w:color="1F3864"/>
             </w:tcBorders>
             <w:shd w:val="clear" w:color="auto" w:fill="4472C4"/>
-            <w:tcMar>
-              <w:top w:w="50" w:type="dxa"/>
-              <w:left w:w="90" w:type="dxa"/>
-              <w:bottom w:w="50" w:type="dxa"/>
-              <w:right w:w="90" w:type="dxa"/>
-            </w:tcMar>
             <w:vAlign w:val="center"/>
           </w:tcPr>
           <w:p>
@@ -23209,12 +20669,6 @@
               <w:right w:val="single" w:sz="6" w:space="0" w:color="1F3864"/>
             </w:tcBorders>
             <w:shd w:val="clear" w:color="auto" w:fill="4472C4"/>
-            <w:tcMar>
-              <w:top w:w="50" w:type="dxa"/>
-              <w:left w:w="90" w:type="dxa"/>
-              <w:bottom w:w="50" w:type="dxa"/>
-              <w:right w:w="90" w:type="dxa"/>
-            </w:tcMar>
             <w:vAlign w:val="center"/>
           </w:tcPr>
           <w:p>
@@ -23254,12 +20708,6 @@
               <w:right w:val="single" w:sz="6" w:space="0" w:color="1F3864"/>
             </w:tcBorders>
             <w:shd w:val="clear" w:color="auto" w:fill="4472C4"/>
-            <w:tcMar>
-              <w:top w:w="50" w:type="dxa"/>
-              <w:left w:w="90" w:type="dxa"/>
-              <w:bottom w:w="50" w:type="dxa"/>
-              <w:right w:w="90" w:type="dxa"/>
-            </w:tcMar>
             <w:vAlign w:val="center"/>
           </w:tcPr>
           <w:p>
@@ -23299,12 +20747,6 @@
               <w:right w:val="single" w:sz="6" w:space="0" w:color="1F3864"/>
             </w:tcBorders>
             <w:shd w:val="clear" w:color="auto" w:fill="4472C4"/>
-            <w:tcMar>
-              <w:top w:w="50" w:type="dxa"/>
-              <w:left w:w="90" w:type="dxa"/>
-              <w:bottom w:w="50" w:type="dxa"/>
-              <w:right w:w="90" w:type="dxa"/>
-            </w:tcMar>
             <w:vAlign w:val="center"/>
           </w:tcPr>
           <w:p>
@@ -23344,12 +20786,6 @@
               <w:right w:val="single" w:sz="6" w:space="0" w:color="1F3864"/>
             </w:tcBorders>
             <w:shd w:val="clear" w:color="auto" w:fill="4472C4"/>
-            <w:tcMar>
-              <w:top w:w="50" w:type="dxa"/>
-              <w:left w:w="90" w:type="dxa"/>
-              <w:bottom w:w="50" w:type="dxa"/>
-              <w:right w:w="90" w:type="dxa"/>
-            </w:tcMar>
             <w:vAlign w:val="center"/>
           </w:tcPr>
           <w:p>
@@ -23416,12 +20852,6 @@
               <w:right w:val="single" w:sz="6" w:space="0" w:color="1F3864"/>
             </w:tcBorders>
             <w:shd w:val="clear" w:color="auto" w:fill="D9E2F3"/>
-            <w:tcMar>
-              <w:top w:w="50" w:type="dxa"/>
-              <w:left w:w="90" w:type="dxa"/>
-              <w:bottom w:w="50" w:type="dxa"/>
-              <w:right w:w="90" w:type="dxa"/>
-            </w:tcMar>
             <w:vAlign w:val="center"/>
           </w:tcPr>
           <w:p>
@@ -23454,12 +20884,6 @@
               <w:right w:val="single" w:sz="6" w:space="0" w:color="1F3864"/>
             </w:tcBorders>
             <w:shd w:val="clear" w:color="auto" w:fill="D9E2F3"/>
-            <w:tcMar>
-              <w:top w:w="50" w:type="dxa"/>
-              <w:left w:w="90" w:type="dxa"/>
-              <w:bottom w:w="50" w:type="dxa"/>
-              <w:right w:w="90" w:type="dxa"/>
-            </w:tcMar>
             <w:vAlign w:val="center"/>
           </w:tcPr>
           <w:p>
@@ -23492,12 +20916,6 @@
               <w:right w:val="single" w:sz="6" w:space="0" w:color="1F3864"/>
             </w:tcBorders>
             <w:shd w:val="clear" w:color="auto" w:fill="D9E2F3"/>
-            <w:tcMar>
-              <w:top w:w="50" w:type="dxa"/>
-              <w:left w:w="90" w:type="dxa"/>
-              <w:bottom w:w="50" w:type="dxa"/>
-              <w:right w:w="90" w:type="dxa"/>
-            </w:tcMar>
             <w:vAlign w:val="center"/>
           </w:tcPr>
           <w:p>
@@ -23530,12 +20948,6 @@
               <w:right w:val="single" w:sz="6" w:space="0" w:color="1F3864"/>
             </w:tcBorders>
             <w:shd w:val="clear" w:color="auto" w:fill="D9E2F3"/>
-            <w:tcMar>
-              <w:top w:w="50" w:type="dxa"/>
-              <w:left w:w="90" w:type="dxa"/>
-              <w:bottom w:w="50" w:type="dxa"/>
-              <w:right w:w="90" w:type="dxa"/>
-            </w:tcMar>
             <w:vAlign w:val="center"/>
           </w:tcPr>
           <w:p>
@@ -23595,12 +21007,6 @@
               <w:right w:val="single" w:sz="6" w:space="0" w:color="1F3864"/>
             </w:tcBorders>
             <w:shd w:val="clear" w:color="auto" w:fill="D9E2F3"/>
-            <w:tcMar>
-              <w:top w:w="50" w:type="dxa"/>
-              <w:left w:w="90" w:type="dxa"/>
-              <w:bottom w:w="50" w:type="dxa"/>
-              <w:right w:w="90" w:type="dxa"/>
-            </w:tcMar>
             <w:vAlign w:val="center"/>
           </w:tcPr>
           <w:p>
@@ -23633,12 +21039,6 @@
               <w:right w:val="single" w:sz="6" w:space="0" w:color="1F3864"/>
             </w:tcBorders>
             <w:shd w:val="clear" w:color="auto" w:fill="D9E2F3"/>
-            <w:tcMar>
-              <w:top w:w="50" w:type="dxa"/>
-              <w:left w:w="90" w:type="dxa"/>
-              <w:bottom w:w="50" w:type="dxa"/>
-              <w:right w:w="90" w:type="dxa"/>
-            </w:tcMar>
             <w:vAlign w:val="center"/>
           </w:tcPr>
           <w:p>
@@ -23671,12 +21071,6 @@
               <w:right w:val="single" w:sz="6" w:space="0" w:color="1F3864"/>
             </w:tcBorders>
             <w:shd w:val="clear" w:color="auto" w:fill="D9E2F3"/>
-            <w:tcMar>
-              <w:top w:w="50" w:type="dxa"/>
-              <w:left w:w="90" w:type="dxa"/>
-              <w:bottom w:w="50" w:type="dxa"/>
-              <w:right w:w="90" w:type="dxa"/>
-            </w:tcMar>
             <w:vAlign w:val="center"/>
           </w:tcPr>
           <w:p>
@@ -23709,12 +21103,6 @@
               <w:right w:val="single" w:sz="6" w:space="0" w:color="1F3864"/>
             </w:tcBorders>
             <w:shd w:val="clear" w:color="auto" w:fill="D9E2F3"/>
-            <w:tcMar>
-              <w:top w:w="50" w:type="dxa"/>
-              <w:left w:w="90" w:type="dxa"/>
-              <w:bottom w:w="50" w:type="dxa"/>
-              <w:right w:w="90" w:type="dxa"/>
-            </w:tcMar>
             <w:vAlign w:val="center"/>
           </w:tcPr>
           <w:p>
@@ -23774,12 +21162,6 @@
               <w:right w:val="single" w:sz="6" w:space="0" w:color="1F3864"/>
             </w:tcBorders>
             <w:shd w:val="clear" w:color="auto" w:fill="D9E2F3"/>
-            <w:tcMar>
-              <w:top w:w="50" w:type="dxa"/>
-              <w:left w:w="90" w:type="dxa"/>
-              <w:bottom w:w="50" w:type="dxa"/>
-              <w:right w:w="90" w:type="dxa"/>
-            </w:tcMar>
             <w:vAlign w:val="center"/>
           </w:tcPr>
           <w:p>
@@ -23812,12 +21194,6 @@
               <w:right w:val="single" w:sz="6" w:space="0" w:color="1F3864"/>
             </w:tcBorders>
             <w:shd w:val="clear" w:color="auto" w:fill="D9E2F3"/>
-            <w:tcMar>
-              <w:top w:w="50" w:type="dxa"/>
-              <w:left w:w="90" w:type="dxa"/>
-              <w:bottom w:w="50" w:type="dxa"/>
-              <w:right w:w="90" w:type="dxa"/>
-            </w:tcMar>
             <w:vAlign w:val="center"/>
           </w:tcPr>
           <w:p>
@@ -23850,12 +21226,6 @@
               <w:right w:val="single" w:sz="6" w:space="0" w:color="1F3864"/>
             </w:tcBorders>
             <w:shd w:val="clear" w:color="auto" w:fill="D9E2F3"/>
-            <w:tcMar>
-              <w:top w:w="50" w:type="dxa"/>
-              <w:left w:w="90" w:type="dxa"/>
-              <w:bottom w:w="50" w:type="dxa"/>
-              <w:right w:w="90" w:type="dxa"/>
-            </w:tcMar>
             <w:vAlign w:val="center"/>
           </w:tcPr>
           <w:p>
@@ -23888,12 +21258,6 @@
               <w:right w:val="single" w:sz="6" w:space="0" w:color="1F3864"/>
             </w:tcBorders>
             <w:shd w:val="clear" w:color="auto" w:fill="D9E2F3"/>
-            <w:tcMar>
-              <w:top w:w="50" w:type="dxa"/>
-              <w:left w:w="90" w:type="dxa"/>
-              <w:bottom w:w="50" w:type="dxa"/>
-              <w:right w:w="90" w:type="dxa"/>
-            </w:tcMar>
             <w:vAlign w:val="center"/>
           </w:tcPr>
           <w:p>
@@ -23953,12 +21317,6 @@
               <w:right w:val="single" w:sz="6" w:space="0" w:color="1F3864"/>
             </w:tcBorders>
             <w:shd w:val="clear" w:color="auto" w:fill="D9E2F3"/>
-            <w:tcMar>
-              <w:top w:w="50" w:type="dxa"/>
-              <w:left w:w="90" w:type="dxa"/>
-              <w:bottom w:w="50" w:type="dxa"/>
-              <w:right w:w="90" w:type="dxa"/>
-            </w:tcMar>
             <w:vAlign w:val="center"/>
           </w:tcPr>
           <w:p>
@@ -24003,12 +21361,6 @@
               <w:right w:val="single" w:sz="6" w:space="0" w:color="1F3864"/>
             </w:tcBorders>
             <w:shd w:val="clear" w:color="auto" w:fill="4472C4"/>
-            <w:tcMar>
-              <w:top w:w="50" w:type="dxa"/>
-              <w:left w:w="90" w:type="dxa"/>
-              <w:bottom w:w="50" w:type="dxa"/>
-              <w:right w:w="90" w:type="dxa"/>
-            </w:tcMar>
             <w:vAlign w:val="center"/>
           </w:tcPr>
           <w:p>
@@ -24075,12 +21427,6 @@
               <w:right w:val="single" w:sz="6" w:space="0" w:color="1F3864"/>
             </w:tcBorders>
             <w:shd w:val="clear" w:color="auto" w:fill="4472C4"/>
-            <w:tcMar>
-              <w:top w:w="50" w:type="dxa"/>
-              <w:left w:w="90" w:type="dxa"/>
-              <w:bottom w:w="50" w:type="dxa"/>
-              <w:right w:w="90" w:type="dxa"/>
-            </w:tcMar>
             <w:vAlign w:val="center"/>
           </w:tcPr>
           <w:p>
@@ -24120,12 +21466,6 @@
               <w:right w:val="single" w:sz="6" w:space="0" w:color="1F3864"/>
             </w:tcBorders>
             <w:shd w:val="clear" w:color="auto" w:fill="4472C4"/>
-            <w:tcMar>
-              <w:top w:w="50" w:type="dxa"/>
-              <w:left w:w="90" w:type="dxa"/>
-              <w:bottom w:w="50" w:type="dxa"/>
-              <w:right w:w="90" w:type="dxa"/>
-            </w:tcMar>
             <w:vAlign w:val="center"/>
           </w:tcPr>
           <w:p>
@@ -24165,12 +21505,6 @@
               <w:right w:val="single" w:sz="6" w:space="0" w:color="1F3864"/>
             </w:tcBorders>
             <w:shd w:val="clear" w:color="auto" w:fill="4472C4"/>
-            <w:tcMar>
-              <w:top w:w="50" w:type="dxa"/>
-              <w:left w:w="90" w:type="dxa"/>
-              <w:bottom w:w="50" w:type="dxa"/>
-              <w:right w:w="90" w:type="dxa"/>
-            </w:tcMar>
             <w:vAlign w:val="center"/>
           </w:tcPr>
           <w:p>
@@ -24210,12 +21544,6 @@
               <w:right w:val="single" w:sz="6" w:space="0" w:color="1F3864"/>
             </w:tcBorders>
             <w:shd w:val="clear" w:color="auto" w:fill="4472C4"/>
-            <w:tcMar>
-              <w:top w:w="50" w:type="dxa"/>
-              <w:left w:w="90" w:type="dxa"/>
-              <w:bottom w:w="50" w:type="dxa"/>
-              <w:right w:w="90" w:type="dxa"/>
-            </w:tcMar>
             <w:vAlign w:val="center"/>
           </w:tcPr>
           <w:p>
@@ -24282,12 +21610,6 @@
               <w:right w:val="single" w:sz="6" w:space="0" w:color="1F3864"/>
             </w:tcBorders>
             <w:shd w:val="clear" w:color="auto" w:fill="D9E2F3"/>
-            <w:tcMar>
-              <w:top w:w="50" w:type="dxa"/>
-              <w:left w:w="90" w:type="dxa"/>
-              <w:bottom w:w="50" w:type="dxa"/>
-              <w:right w:w="90" w:type="dxa"/>
-            </w:tcMar>
             <w:vAlign w:val="center"/>
           </w:tcPr>
           <w:p>
@@ -24320,12 +21642,6 @@
               <w:right w:val="single" w:sz="6" w:space="0" w:color="1F3864"/>
             </w:tcBorders>
             <w:shd w:val="clear" w:color="auto" w:fill="D9E2F3"/>
-            <w:tcMar>
-              <w:top w:w="50" w:type="dxa"/>
-              <w:left w:w="90" w:type="dxa"/>
-              <w:bottom w:w="50" w:type="dxa"/>
-              <w:right w:w="90" w:type="dxa"/>
-            </w:tcMar>
             <w:vAlign w:val="center"/>
           </w:tcPr>
           <w:p>
@@ -24358,12 +21674,6 @@
               <w:right w:val="single" w:sz="6" w:space="0" w:color="1F3864"/>
             </w:tcBorders>
             <w:shd w:val="clear" w:color="auto" w:fill="D9E2F3"/>
-            <w:tcMar>
-              <w:top w:w="50" w:type="dxa"/>
-              <w:left w:w="90" w:type="dxa"/>
-              <w:bottom w:w="50" w:type="dxa"/>
-              <w:right w:w="90" w:type="dxa"/>
-            </w:tcMar>
             <w:vAlign w:val="center"/>
           </w:tcPr>
           <w:p>
@@ -24396,12 +21706,6 @@
               <w:right w:val="single" w:sz="6" w:space="0" w:color="1F3864"/>
             </w:tcBorders>
             <w:shd w:val="clear" w:color="auto" w:fill="D9E2F3"/>
-            <w:tcMar>
-              <w:top w:w="50" w:type="dxa"/>
-              <w:left w:w="90" w:type="dxa"/>
-              <w:bottom w:w="50" w:type="dxa"/>
-              <w:right w:w="90" w:type="dxa"/>
-            </w:tcMar>
             <w:vAlign w:val="center"/>
           </w:tcPr>
           <w:p>
@@ -24461,12 +21765,6 @@
               <w:right w:val="single" w:sz="6" w:space="0" w:color="1F3864"/>
             </w:tcBorders>
             <w:shd w:val="clear" w:color="auto" w:fill="D9E2F3"/>
-            <w:tcMar>
-              <w:top w:w="50" w:type="dxa"/>
-              <w:left w:w="90" w:type="dxa"/>
-              <w:bottom w:w="50" w:type="dxa"/>
-              <w:right w:w="90" w:type="dxa"/>
-            </w:tcMar>
             <w:vAlign w:val="center"/>
           </w:tcPr>
           <w:p>
@@ -24499,12 +21797,6 @@
               <w:right w:val="single" w:sz="6" w:space="0" w:color="1F3864"/>
             </w:tcBorders>
             <w:shd w:val="clear" w:color="auto" w:fill="D9E2F3"/>
-            <w:tcMar>
-              <w:top w:w="50" w:type="dxa"/>
-              <w:left w:w="90" w:type="dxa"/>
-              <w:bottom w:w="50" w:type="dxa"/>
-              <w:right w:w="90" w:type="dxa"/>
-            </w:tcMar>
             <w:vAlign w:val="center"/>
           </w:tcPr>
           <w:p>
@@ -24537,12 +21829,6 @@
               <w:right w:val="single" w:sz="6" w:space="0" w:color="1F3864"/>
             </w:tcBorders>
             <w:shd w:val="clear" w:color="auto" w:fill="D9E2F3"/>
-            <w:tcMar>
-              <w:top w:w="50" w:type="dxa"/>
-              <w:left w:w="90" w:type="dxa"/>
-              <w:bottom w:w="50" w:type="dxa"/>
-              <w:right w:w="90" w:type="dxa"/>
-            </w:tcMar>
             <w:vAlign w:val="center"/>
           </w:tcPr>
           <w:p>
@@ -24575,12 +21861,6 @@
               <w:right w:val="single" w:sz="6" w:space="0" w:color="1F3864"/>
             </w:tcBorders>
             <w:shd w:val="clear" w:color="auto" w:fill="D9E2F3"/>
-            <w:tcMar>
-              <w:top w:w="50" w:type="dxa"/>
-              <w:left w:w="90" w:type="dxa"/>
-              <w:bottom w:w="50" w:type="dxa"/>
-              <w:right w:w="90" w:type="dxa"/>
-            </w:tcMar>
             <w:vAlign w:val="center"/>
           </w:tcPr>
           <w:p>
@@ -24640,12 +21920,6 @@
               <w:right w:val="single" w:sz="6" w:space="0" w:color="1F3864"/>
             </w:tcBorders>
             <w:shd w:val="clear" w:color="auto" w:fill="D9E2F3"/>
-            <w:tcMar>
-              <w:top w:w="50" w:type="dxa"/>
-              <w:left w:w="90" w:type="dxa"/>
-              <w:bottom w:w="50" w:type="dxa"/>
-              <w:right w:w="90" w:type="dxa"/>
-            </w:tcMar>
             <w:vAlign w:val="center"/>
           </w:tcPr>
           <w:p>
@@ -24678,12 +21952,6 @@
               <w:right w:val="single" w:sz="6" w:space="0" w:color="1F3864"/>
             </w:tcBorders>
             <w:shd w:val="clear" w:color="auto" w:fill="D9E2F3"/>
-            <w:tcMar>
-              <w:top w:w="50" w:type="dxa"/>
-              <w:left w:w="90" w:type="dxa"/>
-              <w:bottom w:w="50" w:type="dxa"/>
-              <w:right w:w="90" w:type="dxa"/>
-            </w:tcMar>
             <w:vAlign w:val="center"/>
           </w:tcPr>
           <w:p>
@@ -24716,12 +21984,6 @@
               <w:right w:val="single" w:sz="6" w:space="0" w:color="1F3864"/>
             </w:tcBorders>
             <w:shd w:val="clear" w:color="auto" w:fill="D9E2F3"/>
-            <w:tcMar>
-              <w:top w:w="50" w:type="dxa"/>
-              <w:left w:w="90" w:type="dxa"/>
-              <w:bottom w:w="50" w:type="dxa"/>
-              <w:right w:w="90" w:type="dxa"/>
-            </w:tcMar>
             <w:vAlign w:val="center"/>
           </w:tcPr>
           <w:p>
@@ -24754,12 +22016,6 @@
               <w:right w:val="single" w:sz="6" w:space="0" w:color="1F3864"/>
             </w:tcBorders>
             <w:shd w:val="clear" w:color="auto" w:fill="D9E2F3"/>
-            <w:tcMar>
-              <w:top w:w="50" w:type="dxa"/>
-              <w:left w:w="90" w:type="dxa"/>
-              <w:bottom w:w="50" w:type="dxa"/>
-              <w:right w:w="90" w:type="dxa"/>
-            </w:tcMar>
             <w:vAlign w:val="center"/>
           </w:tcPr>
           <w:p>
@@ -24819,12 +22075,6 @@
               <w:right w:val="single" w:sz="6" w:space="0" w:color="1F3864"/>
             </w:tcBorders>
             <w:shd w:val="clear" w:color="auto" w:fill="D9E2F3"/>
-            <w:tcMar>
-              <w:top w:w="50" w:type="dxa"/>
-              <w:left w:w="90" w:type="dxa"/>
-              <w:bottom w:w="50" w:type="dxa"/>
-              <w:right w:w="90" w:type="dxa"/>
-            </w:tcMar>
             <w:vAlign w:val="center"/>
           </w:tcPr>
           <w:p>
@@ -24869,12 +22119,6 @@
               <w:right w:val="single" w:sz="6" w:space="0" w:color="1F3864"/>
             </w:tcBorders>
             <w:shd w:val="clear" w:color="auto" w:fill="4472C4"/>
-            <w:tcMar>
-              <w:top w:w="50" w:type="dxa"/>
-              <w:left w:w="90" w:type="dxa"/>
-              <w:bottom w:w="50" w:type="dxa"/>
-              <w:right w:w="90" w:type="dxa"/>
-            </w:tcMar>
             <w:vAlign w:val="center"/>
           </w:tcPr>
           <w:p>
@@ -24941,12 +22185,6 @@
               <w:right w:val="single" w:sz="6" w:space="0" w:color="1F3864"/>
             </w:tcBorders>
             <w:shd w:val="clear" w:color="auto" w:fill="4472C4"/>
-            <w:tcMar>
-              <w:top w:w="50" w:type="dxa"/>
-              <w:left w:w="90" w:type="dxa"/>
-              <w:bottom w:w="50" w:type="dxa"/>
-              <w:right w:w="90" w:type="dxa"/>
-            </w:tcMar>
             <w:vAlign w:val="center"/>
           </w:tcPr>
           <w:p>
@@ -24986,12 +22224,6 @@
               <w:right w:val="single" w:sz="6" w:space="0" w:color="1F3864"/>
             </w:tcBorders>
             <w:shd w:val="clear" w:color="auto" w:fill="4472C4"/>
-            <w:tcMar>
-              <w:top w:w="50" w:type="dxa"/>
-              <w:left w:w="90" w:type="dxa"/>
-              <w:bottom w:w="50" w:type="dxa"/>
-              <w:right w:w="90" w:type="dxa"/>
-            </w:tcMar>
             <w:vAlign w:val="center"/>
           </w:tcPr>
           <w:p>
@@ -25031,12 +22263,6 @@
               <w:right w:val="single" w:sz="6" w:space="0" w:color="1F3864"/>
             </w:tcBorders>
             <w:shd w:val="clear" w:color="auto" w:fill="4472C4"/>
-            <w:tcMar>
-              <w:top w:w="50" w:type="dxa"/>
-              <w:left w:w="90" w:type="dxa"/>
-              <w:bottom w:w="50" w:type="dxa"/>
-              <w:right w:w="90" w:type="dxa"/>
-            </w:tcMar>
             <w:vAlign w:val="center"/>
           </w:tcPr>
           <w:p>
@@ -25076,12 +22302,6 @@
               <w:right w:val="single" w:sz="6" w:space="0" w:color="1F3864"/>
             </w:tcBorders>
             <w:shd w:val="clear" w:color="auto" w:fill="4472C4"/>
-            <w:tcMar>
-              <w:top w:w="50" w:type="dxa"/>
-              <w:left w:w="90" w:type="dxa"/>
-              <w:bottom w:w="50" w:type="dxa"/>
-              <w:right w:w="90" w:type="dxa"/>
-            </w:tcMar>
             <w:vAlign w:val="center"/>
           </w:tcPr>
           <w:p>
@@ -25148,12 +22368,6 @@
               <w:right w:val="single" w:sz="6" w:space="0" w:color="1F3864"/>
             </w:tcBorders>
             <w:shd w:val="clear" w:color="auto" w:fill="D9E2F3"/>
-            <w:tcMar>
-              <w:top w:w="50" w:type="dxa"/>
-              <w:left w:w="90" w:type="dxa"/>
-              <w:bottom w:w="50" w:type="dxa"/>
-              <w:right w:w="90" w:type="dxa"/>
-            </w:tcMar>
             <w:vAlign w:val="center"/>
           </w:tcPr>
           <w:p>
@@ -25186,12 +22400,6 @@
               <w:right w:val="single" w:sz="6" w:space="0" w:color="1F3864"/>
             </w:tcBorders>
             <w:shd w:val="clear" w:color="auto" w:fill="D9E2F3"/>
-            <w:tcMar>
-              <w:top w:w="50" w:type="dxa"/>
-              <w:left w:w="90" w:type="dxa"/>
-              <w:bottom w:w="50" w:type="dxa"/>
-              <w:right w:w="90" w:type="dxa"/>
-            </w:tcMar>
             <w:vAlign w:val="center"/>
           </w:tcPr>
           <w:p>
@@ -25224,12 +22432,6 @@
               <w:right w:val="single" w:sz="6" w:space="0" w:color="1F3864"/>
             </w:tcBorders>
             <w:shd w:val="clear" w:color="auto" w:fill="D9E2F3"/>
-            <w:tcMar>
-              <w:top w:w="50" w:type="dxa"/>
-              <w:left w:w="90" w:type="dxa"/>
-              <w:bottom w:w="50" w:type="dxa"/>
-              <w:right w:w="90" w:type="dxa"/>
-            </w:tcMar>
             <w:vAlign w:val="center"/>
           </w:tcPr>
           <w:p>
@@ -25262,12 +22464,6 @@
               <w:right w:val="single" w:sz="6" w:space="0" w:color="1F3864"/>
             </w:tcBorders>
             <w:shd w:val="clear" w:color="auto" w:fill="D9E2F3"/>
-            <w:tcMar>
-              <w:top w:w="50" w:type="dxa"/>
-              <w:left w:w="90" w:type="dxa"/>
-              <w:bottom w:w="50" w:type="dxa"/>
-              <w:right w:w="90" w:type="dxa"/>
-            </w:tcMar>
             <w:vAlign w:val="center"/>
           </w:tcPr>
           <w:p>
@@ -25327,12 +22523,6 @@
               <w:right w:val="single" w:sz="6" w:space="0" w:color="1F3864"/>
             </w:tcBorders>
             <w:shd w:val="clear" w:color="auto" w:fill="D9E2F3"/>
-            <w:tcMar>
-              <w:top w:w="50" w:type="dxa"/>
-              <w:left w:w="90" w:type="dxa"/>
-              <w:bottom w:w="50" w:type="dxa"/>
-              <w:right w:w="90" w:type="dxa"/>
-            </w:tcMar>
             <w:vAlign w:val="center"/>
           </w:tcPr>
           <w:p>
@@ -25365,12 +22555,6 @@
               <w:right w:val="single" w:sz="6" w:space="0" w:color="1F3864"/>
             </w:tcBorders>
             <w:shd w:val="clear" w:color="auto" w:fill="D9E2F3"/>
-            <w:tcMar>
-              <w:top w:w="50" w:type="dxa"/>
-              <w:left w:w="90" w:type="dxa"/>
-              <w:bottom w:w="50" w:type="dxa"/>
-              <w:right w:w="90" w:type="dxa"/>
-            </w:tcMar>
             <w:vAlign w:val="center"/>
           </w:tcPr>
           <w:p>
@@ -25403,12 +22587,6 @@
               <w:right w:val="single" w:sz="6" w:space="0" w:color="1F3864"/>
             </w:tcBorders>
             <w:shd w:val="clear" w:color="auto" w:fill="D9E2F3"/>
-            <w:tcMar>
-              <w:top w:w="50" w:type="dxa"/>
-              <w:left w:w="90" w:type="dxa"/>
-              <w:bottom w:w="50" w:type="dxa"/>
-              <w:right w:w="90" w:type="dxa"/>
-            </w:tcMar>
             <w:vAlign w:val="center"/>
           </w:tcPr>
           <w:p>
@@ -25441,12 +22619,6 @@
               <w:right w:val="single" w:sz="6" w:space="0" w:color="1F3864"/>
             </w:tcBorders>
             <w:shd w:val="clear" w:color="auto" w:fill="D9E2F3"/>
-            <w:tcMar>
-              <w:top w:w="50" w:type="dxa"/>
-              <w:left w:w="90" w:type="dxa"/>
-              <w:bottom w:w="50" w:type="dxa"/>
-              <w:right w:w="90" w:type="dxa"/>
-            </w:tcMar>
             <w:vAlign w:val="center"/>
           </w:tcPr>
           <w:p>
@@ -25506,12 +22678,6 @@
               <w:right w:val="single" w:sz="6" w:space="0" w:color="1F3864"/>
             </w:tcBorders>
             <w:shd w:val="clear" w:color="auto" w:fill="D9E2F3"/>
-            <w:tcMar>
-              <w:top w:w="50" w:type="dxa"/>
-              <w:left w:w="90" w:type="dxa"/>
-              <w:bottom w:w="50" w:type="dxa"/>
-              <w:right w:w="90" w:type="dxa"/>
-            </w:tcMar>
             <w:vAlign w:val="center"/>
           </w:tcPr>
           <w:p>
@@ -25544,12 +22710,6 @@
               <w:right w:val="single" w:sz="6" w:space="0" w:color="1F3864"/>
             </w:tcBorders>
             <w:shd w:val="clear" w:color="auto" w:fill="D9E2F3"/>
-            <w:tcMar>
-              <w:top w:w="50" w:type="dxa"/>
-              <w:left w:w="90" w:type="dxa"/>
-              <w:bottom w:w="50" w:type="dxa"/>
-              <w:right w:w="90" w:type="dxa"/>
-            </w:tcMar>
             <w:vAlign w:val="center"/>
           </w:tcPr>
           <w:p>
@@ -25582,12 +22742,6 @@
               <w:right w:val="single" w:sz="6" w:space="0" w:color="1F3864"/>
             </w:tcBorders>
             <w:shd w:val="clear" w:color="auto" w:fill="D9E2F3"/>
-            <w:tcMar>
-              <w:top w:w="50" w:type="dxa"/>
-              <w:left w:w="90" w:type="dxa"/>
-              <w:bottom w:w="50" w:type="dxa"/>
-              <w:right w:w="90" w:type="dxa"/>
-            </w:tcMar>
             <w:vAlign w:val="center"/>
           </w:tcPr>
           <w:p>
@@ -25620,12 +22774,6 @@
               <w:right w:val="single" w:sz="6" w:space="0" w:color="1F3864"/>
             </w:tcBorders>
             <w:shd w:val="clear" w:color="auto" w:fill="D9E2F3"/>
-            <w:tcMar>
-              <w:top w:w="50" w:type="dxa"/>
-              <w:left w:w="90" w:type="dxa"/>
-              <w:bottom w:w="50" w:type="dxa"/>
-              <w:right w:w="90" w:type="dxa"/>
-            </w:tcMar>
             <w:vAlign w:val="center"/>
           </w:tcPr>
           <w:p>
@@ -25685,12 +22833,6 @@
               <w:right w:val="single" w:sz="6" w:space="0" w:color="1F3864"/>
             </w:tcBorders>
             <w:shd w:val="clear" w:color="auto" w:fill="D9E2F3"/>
-            <w:tcMar>
-              <w:top w:w="50" w:type="dxa"/>
-              <w:left w:w="90" w:type="dxa"/>
-              <w:bottom w:w="50" w:type="dxa"/>
-              <w:right w:w="90" w:type="dxa"/>
-            </w:tcMar>
             <w:vAlign w:val="center"/>
           </w:tcPr>
           <w:p>
@@ -25735,12 +22877,6 @@
               <w:right w:val="single" w:sz="6" w:space="0" w:color="1F3864"/>
             </w:tcBorders>
             <w:shd w:val="clear" w:color="auto" w:fill="4472C4"/>
-            <w:tcMar>
-              <w:top w:w="50" w:type="dxa"/>
-              <w:left w:w="90" w:type="dxa"/>
-              <w:bottom w:w="50" w:type="dxa"/>
-              <w:right w:w="90" w:type="dxa"/>
-            </w:tcMar>
             <w:vAlign w:val="center"/>
           </w:tcPr>
           <w:p>
@@ -25807,12 +22943,6 @@
               <w:right w:val="single" w:sz="6" w:space="0" w:color="1F3864"/>
             </w:tcBorders>
             <w:shd w:val="clear" w:color="auto" w:fill="4472C4"/>
-            <w:tcMar>
-              <w:top w:w="50" w:type="dxa"/>
-              <w:left w:w="90" w:type="dxa"/>
-              <w:bottom w:w="50" w:type="dxa"/>
-              <w:right w:w="90" w:type="dxa"/>
-            </w:tcMar>
             <w:vAlign w:val="center"/>
           </w:tcPr>
           <w:p>
@@ -25852,12 +22982,6 @@
               <w:right w:val="single" w:sz="6" w:space="0" w:color="1F3864"/>
             </w:tcBorders>
             <w:shd w:val="clear" w:color="auto" w:fill="4472C4"/>
-            <w:tcMar>
-              <w:top w:w="50" w:type="dxa"/>
-              <w:left w:w="90" w:type="dxa"/>
-              <w:bottom w:w="50" w:type="dxa"/>
-              <w:right w:w="90" w:type="dxa"/>
-            </w:tcMar>
             <w:vAlign w:val="center"/>
           </w:tcPr>
           <w:p>
@@ -25897,12 +23021,6 @@
               <w:right w:val="single" w:sz="6" w:space="0" w:color="1F3864"/>
             </w:tcBorders>
             <w:shd w:val="clear" w:color="auto" w:fill="4472C4"/>
-            <w:tcMar>
-              <w:top w:w="50" w:type="dxa"/>
-              <w:left w:w="90" w:type="dxa"/>
-              <w:bottom w:w="50" w:type="dxa"/>
-              <w:right w:w="90" w:type="dxa"/>
-            </w:tcMar>
             <w:vAlign w:val="center"/>
           </w:tcPr>
           <w:p>
@@ -25942,12 +23060,6 @@
               <w:right w:val="single" w:sz="6" w:space="0" w:color="1F3864"/>
             </w:tcBorders>
             <w:shd w:val="clear" w:color="auto" w:fill="4472C4"/>
-            <w:tcMar>
-              <w:top w:w="50" w:type="dxa"/>
-              <w:left w:w="90" w:type="dxa"/>
-              <w:bottom w:w="50" w:type="dxa"/>
-              <w:right w:w="90" w:type="dxa"/>
-            </w:tcMar>
             <w:vAlign w:val="center"/>
           </w:tcPr>
           <w:p>
@@ -26014,12 +23126,6 @@
               <w:right w:val="single" w:sz="6" w:space="0" w:color="1F3864"/>
             </w:tcBorders>
             <w:shd w:val="clear" w:color="auto" w:fill="D9E2F3"/>
-            <w:tcMar>
-              <w:top w:w="50" w:type="dxa"/>
-              <w:left w:w="90" w:type="dxa"/>
-              <w:bottom w:w="50" w:type="dxa"/>
-              <w:right w:w="90" w:type="dxa"/>
-            </w:tcMar>
             <w:vAlign w:val="center"/>
           </w:tcPr>
           <w:p>
@@ -26052,12 +23158,6 @@
               <w:right w:val="single" w:sz="6" w:space="0" w:color="1F3864"/>
             </w:tcBorders>
             <w:shd w:val="clear" w:color="auto" w:fill="D9E2F3"/>
-            <w:tcMar>
-              <w:top w:w="50" w:type="dxa"/>
-              <w:left w:w="90" w:type="dxa"/>
-              <w:bottom w:w="50" w:type="dxa"/>
-              <w:right w:w="90" w:type="dxa"/>
-            </w:tcMar>
             <w:vAlign w:val="center"/>
           </w:tcPr>
           <w:p>
@@ -26090,12 +23190,6 @@
               <w:right w:val="single" w:sz="6" w:space="0" w:color="1F3864"/>
             </w:tcBorders>
             <w:shd w:val="clear" w:color="auto" w:fill="D9E2F3"/>
-            <w:tcMar>
-              <w:top w:w="50" w:type="dxa"/>
-              <w:left w:w="90" w:type="dxa"/>
-              <w:bottom w:w="50" w:type="dxa"/>
-              <w:right w:w="90" w:type="dxa"/>
-            </w:tcMar>
             <w:vAlign w:val="center"/>
           </w:tcPr>
           <w:p>
@@ -26128,12 +23222,6 @@
               <w:right w:val="single" w:sz="6" w:space="0" w:color="1F3864"/>
             </w:tcBorders>
             <w:shd w:val="clear" w:color="auto" w:fill="D9E2F3"/>
-            <w:tcMar>
-              <w:top w:w="50" w:type="dxa"/>
-              <w:left w:w="90" w:type="dxa"/>
-              <w:bottom w:w="50" w:type="dxa"/>
-              <w:right w:w="90" w:type="dxa"/>
-            </w:tcMar>
             <w:vAlign w:val="center"/>
           </w:tcPr>
           <w:p>
@@ -26193,12 +23281,6 @@
               <w:right w:val="single" w:sz="6" w:space="0" w:color="1F3864"/>
             </w:tcBorders>
             <w:shd w:val="clear" w:color="auto" w:fill="D9E2F3"/>
-            <w:tcMar>
-              <w:top w:w="50" w:type="dxa"/>
-              <w:left w:w="90" w:type="dxa"/>
-              <w:bottom w:w="50" w:type="dxa"/>
-              <w:right w:w="90" w:type="dxa"/>
-            </w:tcMar>
             <w:vAlign w:val="center"/>
           </w:tcPr>
           <w:p>
@@ -26231,12 +23313,6 @@
               <w:right w:val="single" w:sz="6" w:space="0" w:color="1F3864"/>
             </w:tcBorders>
             <w:shd w:val="clear" w:color="auto" w:fill="D9E2F3"/>
-            <w:tcMar>
-              <w:top w:w="50" w:type="dxa"/>
-              <w:left w:w="90" w:type="dxa"/>
-              <w:bottom w:w="50" w:type="dxa"/>
-              <w:right w:w="90" w:type="dxa"/>
-            </w:tcMar>
             <w:vAlign w:val="center"/>
           </w:tcPr>
           <w:p>
@@ -26269,12 +23345,6 @@
               <w:right w:val="single" w:sz="6" w:space="0" w:color="1F3864"/>
             </w:tcBorders>
             <w:shd w:val="clear" w:color="auto" w:fill="D9E2F3"/>
-            <w:tcMar>
-              <w:top w:w="50" w:type="dxa"/>
-              <w:left w:w="90" w:type="dxa"/>
-              <w:bottom w:w="50" w:type="dxa"/>
-              <w:right w:w="90" w:type="dxa"/>
-            </w:tcMar>
             <w:vAlign w:val="center"/>
           </w:tcPr>
           <w:p>
@@ -26307,12 +23377,6 @@
               <w:right w:val="single" w:sz="6" w:space="0" w:color="1F3864"/>
             </w:tcBorders>
             <w:shd w:val="clear" w:color="auto" w:fill="D9E2F3"/>
-            <w:tcMar>
-              <w:top w:w="50" w:type="dxa"/>
-              <w:left w:w="90" w:type="dxa"/>
-              <w:bottom w:w="50" w:type="dxa"/>
-              <w:right w:w="90" w:type="dxa"/>
-            </w:tcMar>
             <w:vAlign w:val="center"/>
           </w:tcPr>
           <w:p>
@@ -26372,12 +23436,6 @@
               <w:right w:val="single" w:sz="6" w:space="0" w:color="1F3864"/>
             </w:tcBorders>
             <w:shd w:val="clear" w:color="auto" w:fill="D9E2F3"/>
-            <w:tcMar>
-              <w:top w:w="50" w:type="dxa"/>
-              <w:left w:w="90" w:type="dxa"/>
-              <w:bottom w:w="50" w:type="dxa"/>
-              <w:right w:w="90" w:type="dxa"/>
-            </w:tcMar>
             <w:vAlign w:val="center"/>
           </w:tcPr>
           <w:p>
@@ -26410,12 +23468,6 @@
               <w:right w:val="single" w:sz="6" w:space="0" w:color="1F3864"/>
             </w:tcBorders>
             <w:shd w:val="clear" w:color="auto" w:fill="D9E2F3"/>
-            <w:tcMar>
-              <w:top w:w="50" w:type="dxa"/>
-              <w:left w:w="90" w:type="dxa"/>
-              <w:bottom w:w="50" w:type="dxa"/>
-              <w:right w:w="90" w:type="dxa"/>
-            </w:tcMar>
             <w:vAlign w:val="center"/>
           </w:tcPr>
           <w:p>
@@ -26448,12 +23500,6 @@
               <w:right w:val="single" w:sz="6" w:space="0" w:color="1F3864"/>
             </w:tcBorders>
             <w:shd w:val="clear" w:color="auto" w:fill="D9E2F3"/>
-            <w:tcMar>
-              <w:top w:w="50" w:type="dxa"/>
-              <w:left w:w="90" w:type="dxa"/>
-              <w:bottom w:w="50" w:type="dxa"/>
-              <w:right w:w="90" w:type="dxa"/>
-            </w:tcMar>
             <w:vAlign w:val="center"/>
           </w:tcPr>
           <w:p>
@@ -26486,12 +23532,6 @@
               <w:right w:val="single" w:sz="6" w:space="0" w:color="1F3864"/>
             </w:tcBorders>
             <w:shd w:val="clear" w:color="auto" w:fill="D9E2F3"/>
-            <w:tcMar>
-              <w:top w:w="50" w:type="dxa"/>
-              <w:left w:w="90" w:type="dxa"/>
-              <w:bottom w:w="50" w:type="dxa"/>
-              <w:right w:w="90" w:type="dxa"/>
-            </w:tcMar>
             <w:vAlign w:val="center"/>
           </w:tcPr>
           <w:p>
@@ -26550,12 +23590,6 @@
               <w:right w:val="single" w:sz="6" w:space="0" w:color="1F3864"/>
             </w:tcBorders>
             <w:shd w:val="clear" w:color="auto" w:fill="4472C4"/>
-            <w:tcMar>
-              <w:top w:w="50" w:type="dxa"/>
-              <w:left w:w="90" w:type="dxa"/>
-              <w:bottom w:w="50" w:type="dxa"/>
-              <w:right w:w="90" w:type="dxa"/>
-            </w:tcMar>
             <w:vAlign w:val="center"/>
           </w:tcPr>
           <w:p>
@@ -26594,12 +23628,6 @@
               <w:right w:val="single" w:sz="6" w:space="0" w:color="1F3864"/>
             </w:tcBorders>
             <w:shd w:val="clear" w:color="auto" w:fill="4472C4"/>
-            <w:tcMar>
-              <w:top w:w="50" w:type="dxa"/>
-              <w:left w:w="90" w:type="dxa"/>
-              <w:bottom w:w="50" w:type="dxa"/>
-              <w:right w:w="90" w:type="dxa"/>
-            </w:tcMar>
             <w:vAlign w:val="center"/>
           </w:tcPr>
           <w:p>
@@ -26629,6 +23657,55 @@
           </w:p>
         </w:tc>
       </w:tr>
+    </w:tbl>
+    <w:p>
+      <w:pPr>
+        <w:spacing w:before="0" w:after="0" w:line="240" w:lineRule="auto"/>
+        <w:rPr>
+          <w:sz w:val="18"/>
+          <w:szCs w:val="18"/>
+        </w:rPr>
+      </w:pPr>
+    </w:p>
+    <w:tbl>
+      <w:tblPr>
+        <w:tblW w:w="9405" w:type="dxa"/>
+        <w:jc w:val="center"/>
+        <w:tblBorders>
+          <w:top w:val="single" w:sz="6" w:space="0" w:color="1F3864"/>
+          <w:left w:val="single" w:sz="6" w:space="0" w:color="1F3864"/>
+          <w:bottom w:val="single" w:sz="6" w:space="0" w:color="1F3864"/>
+          <w:right w:val="single" w:sz="6" w:space="0" w:color="1F3864"/>
+          <w:insideH w:val="single" w:sz="6" w:space="0" w:color="1F3864"/>
+          <w:insideV w:val="single" w:sz="6" w:space="0" w:color="1F3864"/>
+        </w:tblBorders>
+        <w:tblLayout w:type="fixed"/>
+        <w:tblCellMar>
+          <w:top w:w="40" w:type="dxa"/>
+          <w:left w:w="90" w:type="dxa"/>
+          <w:bottom w:w="40" w:type="dxa"/>
+          <w:right w:w="90" w:type="dxa"/>
+        </w:tblCellMar>
+        <w:tblLook w:val="0000" w:firstRow="0" w:lastRow="0" w:firstColumn="0" w:lastColumn="0" w:noHBand="0" w:noVBand="0"/>
+      </w:tblPr>
+      <w:tblGrid>
+        <w:gridCol w:w="1175"/>
+        <w:gridCol w:w="391"/>
+        <w:gridCol w:w="391"/>
+        <w:gridCol w:w="391"/>
+        <w:gridCol w:w="783"/>
+        <w:gridCol w:w="391"/>
+        <w:gridCol w:w="391"/>
+        <w:gridCol w:w="783"/>
+        <w:gridCol w:w="783"/>
+        <w:gridCol w:w="391"/>
+        <w:gridCol w:w="391"/>
+        <w:gridCol w:w="391"/>
+        <w:gridCol w:w="391"/>
+        <w:gridCol w:w="391"/>
+        <w:gridCol w:w="391"/>
+        <w:gridCol w:w="1567"/>
+      </w:tblGrid>
       <w:tr>
         <w:tc>
           <w:tcPr>
@@ -26641,12 +23718,6 @@
               <w:right w:val="single" w:sz="6" w:space="0" w:color="1F3864"/>
             </w:tcBorders>
             <w:shd w:val="clear" w:color="auto" w:fill="D9E2F3"/>
-            <w:tcMar>
-              <w:top w:w="50" w:type="dxa"/>
-              <w:left w:w="90" w:type="dxa"/>
-              <w:bottom w:w="50" w:type="dxa"/>
-              <w:right w:w="90" w:type="dxa"/>
-            </w:tcMar>
           </w:tcPr>
           <w:p>
             <w:pPr>
@@ -27026,12 +24097,6 @@
               <w:right w:val="single" w:sz="6" w:space="0" w:color="1F3864"/>
             </w:tcBorders>
             <w:shd w:val="clear" w:color="auto" w:fill="D9E2F3"/>
-            <w:tcMar>
-              <w:top w:w="50" w:type="dxa"/>
-              <w:left w:w="90" w:type="dxa"/>
-              <w:bottom w:w="50" w:type="dxa"/>
-              <w:right w:w="90" w:type="dxa"/>
-            </w:tcMar>
           </w:tcPr>
           <w:p>
             <w:pPr>
@@ -27462,6 +24527,12 @@
           <w:insideV w:val="single" w:sz="6" w:space="0" w:color="1F3864"/>
         </w:tblBorders>
         <w:tblLayout w:type="fixed"/>
+        <w:tblCellMar>
+          <w:top w:w="40" w:type="dxa"/>
+          <w:left w:w="90" w:type="dxa"/>
+          <w:bottom w:w="40" w:type="dxa"/>
+          <w:right w:w="90" w:type="dxa"/>
+        </w:tblCellMar>
         <w:tblLook w:val="04A0" w:firstRow="1" w:lastRow="0" w:firstColumn="1" w:lastColumn="0" w:noHBand="0" w:noVBand="1"/>
       </w:tblPr>
       <w:tblGrid>
